--- a/backend/templates/docx/AM_AI_SAFE_Awareness_Report_TEMPLATE_v0.9.02_CLEAN.docx
+++ b/backend/templates/docx/AM_AI_SAFE_Awareness_Report_TEMPLATE_v0.9.02_CLEAN.docx
@@ -1,6 +1,5802 @@
 
-<file path=word/document.xml><?xml version="1.0" encoding="UTF-8" standalone="yes"?>
-<w:document xmlns:wpc="http://schemas.microsoft.com/office/word/2010/wordprocessingCanvas" xmlns:cx="http://schemas.microsoft.com/office/drawing/2014/chartex" xmlns:cx1="http://schemas.microsoft.com/office/drawing/2015/9/8/chartex" xmlns:cx2="http://schemas.microsoft.com/office/drawing/2015/10/21/chartex" xmlns:cx3="http://schemas.microsoft.com/office/drawing/2016/5/9/chartex" xmlns:cx4="http://schemas.microsoft.com/office/drawing/2016/5/10/chartex" xmlns:cx5="http://schemas.microsoft.com/office/drawing/2016/5/11/chartex" xmlns:cx6="http://schemas.microsoft.com/office/drawing/2016/5/12/chartex" xmlns:cx7="http://schemas.microsoft.com/office/drawing/2016/5/13/chartex" xmlns:cx8="http://schemas.microsoft.com/office/drawing/2016/5/14/chartex" xmlns:mc="http://schemas.openxmlformats.org/markup-compatibility/2006" xmlns:aink="http://schemas.microsoft.com/office/drawing/2016/ink" xmlns:am3d="http://schemas.microsoft.com/office/drawing/2017/model3d" xmlns:o="urn:schemas-microsoft-com:office:office" xmlns:oel="http://schemas.microsoft.com/office/2019/extlst" xmlns:r="http://schemas.openxmlformats.org/officeDocument/2006/relationships" xmlns:m="http://schemas.openxmlformats.org/officeDocument/2006/math" xmlns:v="urn:schemas-microsoft-com:vml" xmlns:wp14="http://schemas.microsoft.com/office/word/2010/wordprocessingDrawing" xmlns:wp="http://schemas.openxmlformats.org/drawingml/2006/wordprocessingDrawing" xmlns:w10="urn:schemas-microsoft-com:office:word" xmlns:w="http://schemas.openxmlformats.org/wordprocessingml/2006/main" xmlns:w14="http://schemas.microsoft.com/office/word/2010/wordml" xmlns:w15="http://schemas.microsoft.com/office/word/2012/wordml" xmlns:w16cex="http://schemas.microsoft.com/office/word/2018/wordml/cex" xmlns:w16cid="http://schemas.microsoft.com/office/word/2016/wordml/cid" xmlns:w16="http://schemas.microsoft.com/office/word/2018/wordml" xmlns:w16du="http://schemas.microsoft.com/office/word/2023/wordml/word16du" xmlns:w16sdtdh="http://schemas.microsoft.com/office/word/2020/wordml/sdtdatahash" xmlns:w16sdtfl="http://schemas.microsoft.com/office/word/2024/wordml/sdtformatlock" xmlns:w16se="http://schemas.microsoft.com/office/word/2015/wordml/symex" xmlns:wpg="http://schemas.microsoft.com/office/word/2010/wordprocessingGroup" xmlns:wpi="http://schemas.microsoft.com/office/word/2010/wordprocessingInk" xmlns:wne="http://schemas.microsoft.com/office/word/2006/wordml" xmlns:wps="http://schemas.microsoft.com/office/word/2010/wordprocessingShape" mc:Ignorable="w14 w15 w16se w16cid w16 w16cex w16sdtdh w16sdtfl w16du wp14"><w:body><w:p><w:pPr><w:jc w:val="center"/><w:rPr><w:rFonts w:cs="Arial"/><w:b/><w:bCs/><w:sz w:val="72"/><w:szCs w:val="72"/></w:rPr></w:pPr><w:r><w:rPr><w:rFonts w:cs="Arial"/><w:noProof/></w:rPr><w:drawing><wp:anchor distT="0" distB="0" distL="114300" distR="114300" simplePos="0" relativeHeight="251658240" behindDoc="0" locked="0" layoutInCell="1" allowOverlap="1" wp14:anchorId="7E63AF58" wp14:editId="5BEC045D"><wp:simplePos x="0" y="0"/><wp:positionH relativeFrom="column"><wp:posOffset>0</wp:posOffset></wp:positionH><wp:positionV relativeFrom="paragraph"><wp:posOffset>-342900</wp:posOffset></wp:positionV><wp:extent cx="5731510" cy="1311275"/><wp:effectExtent l="0" t="0" r="2540" b="3175"/><wp:wrapNone/><wp:docPr id="1679663533" name="Picture 2"/><wp:cNvGraphicFramePr><a:graphicFrameLocks xmlns:a="http://schemas.openxmlformats.org/drawingml/2006/main" noChangeAspect="1"/></wp:cNvGraphicFramePr><a:graphic xmlns:a="http://schemas.openxmlformats.org/drawingml/2006/main"><a:graphicData uri="http://schemas.openxmlformats.org/drawingml/2006/picture"><pic:pic xmlns:pic="http://schemas.openxmlformats.org/drawingml/2006/picture"><pic:nvPicPr><pic:cNvPr id="1679663533" name="Picture 1679663533"/><pic:cNvPicPr/></pic:nvPicPr><pic:blipFill><a:blip r:embed="rId8"><a:extLst><a:ext uri="{28A0092B-C50C-407E-A947-70E740481C1C}"><a14:useLocalDpi xmlns:a14="http://schemas.microsoft.com/office/drawing/2010/main" val="0"/></a:ext></a:extLst></a:blip><a:stretch><a:fillRect/></a:stretch></pic:blipFill><pic:spPr><a:xfrm><a:off x="0" y="0"/><a:ext cx="5731510" cy="1311275"/></a:xfrm><a:prstGeom prst="rect"><a:avLst/></a:prstGeom></pic:spPr></pic:pic></a:graphicData></a:graphic></wp:anchor></w:drawing></w:r></w:p><w:p><w:pPr><w:jc w:val="center"/><w:rPr><w:rFonts w:cs="Arial"/><w:b/><w:bCs/><w:sz w:val="72"/><w:szCs w:val="72"/></w:rPr></w:pPr></w:p><w:p><w:pPr><w:jc w:val="center"/><w:rPr><w:rFonts w:cs="Arial"/><w:b/><w:bCs/><w:sz w:val="72"/><w:szCs w:val="72"/></w:rPr></w:pPr></w:p><w:p><w:pPr><w:jc w:val="center"/><w:rPr><w:rFonts w:cs="Arial"/><w:b/><w:bCs/><w:sz w:val="72"/><w:szCs w:val="72"/></w:rPr></w:pPr></w:p><w:p><w:pPr><w:jc w:val="center"/><w:rPr><w:rFonts w:cs="Arial"/><w:sz w:val="72"/><w:szCs w:val="72"/></w:rPr></w:pPr><w:r><w:rPr><w:rFonts w:cs="Arial"/><w:b/><w:bCs/><w:sz w:val="72"/><w:szCs w:val="72"/></w:rPr><w:t>A</w:t></w:r><w:r><w:rPr><w:rFonts w:cs="Arial"/><w:b/><w:bCs/><w:sz w:val="72"/><w:szCs w:val="72"/></w:rPr><w:t xml:space="preserve">M AI </w:t></w:r><w:r><w:rPr><w:rFonts w:cs="Arial"/><w:b/><w:bCs/><w:sz w:val="72"/><w:szCs w:val="72"/></w:rPr><w:t>SAFE</w:t></w:r><w:r><w:rPr><w:rFonts w:cs="Arial"/><w:sz w:val="72"/><w:szCs w:val="72"/></w:rPr><w:t xml:space="preserve"> </w:t></w:r></w:p><w:p><w:pPr><w:jc w:val="center"/><w:rPr><w:rFonts w:cs="Arial"/><w:sz w:val="72"/><w:szCs w:val="72"/></w:rPr></w:pPr><w:r><w:rPr><w:rFonts w:cs="Arial"/><w:sz w:val="72"/><w:szCs w:val="72"/></w:rPr><w:t xml:space="preserve">AI </w:t></w:r><w:r><w:rPr><w:rFonts w:cs="Arial"/><w:sz w:val="72"/><w:szCs w:val="72"/></w:rPr><w:t>Awareness &amp; Foundations</w:t></w:r><w:r><w:rPr><w:rFonts w:cs="Arial"/><w:sz w:val="72"/><w:szCs w:val="72"/></w:rPr><w:t xml:space="preserve"> Assessment </w:t></w:r></w:p><w:p><w:pPr><w:jc w:val="center"/><w:rPr><w:rFonts w:cs="Arial"/><w:sz w:val="72"/><w:szCs w:val="72"/></w:rPr></w:pPr><w:r><w:rPr><w:rFonts w:cs="Arial"/><w:sz w:val="72"/><w:szCs w:val="72"/></w:rPr><w:t xml:space="preserve">for </w:t></w:r></w:p><w:p><w:pPr><w:jc w:val="center"/><w:rPr><w:rFonts w:cs="Arial"/><w:b/><w:bCs/><w:sz w:val="72"/><w:szCs w:val="72"/></w:rPr></w:pPr><w:r><w:rPr><w:rFonts w:cs="Arial"/><w:b/><w:bCs/><w:sz w:val="72"/><w:szCs w:val="72"/></w:rPr><w:t>{{org_nameBlackarrowshows{{industry}} sector average</w:t></w:r><w:r><w:rPr><w:rFonts w:eastAsia="Times New Roman" w:cs="Arial"/><w:i/><w:iCs/><w:kern w:val="0"/><w:lang w:val="en-AU" w:eastAsia="en-AU"/><w14:ligatures w14:val="none"/></w:rPr><w:t>;</w:t></w:r><w:r><w:rPr><w:rFonts w:eastAsia="Times New Roman" w:cs="Arial"/><w:i/><w:iCs/><w:kern w:val="0"/><w:lang w:val="en-AU" w:eastAsia="en-AU"/><w14:ligatures w14:val="none"/></w:rPr><w:t xml:space="preserve"> Green</w:t></w:r><w:r><w:rPr><w:rFonts w:eastAsia="Times New Roman" w:cs="Arial"/><w:i/><w:iCs/><w:kern w:val="0"/><w:lang w:val="en-AU" w:eastAsia="en-AU"/><w14:ligatures w14:val="none"/></w:rPr><w:t>/Red</w:t></w:r><w:r><w:rPr><w:rFonts w:eastAsia="Times New Roman" w:cs="Arial"/><w:i/><w:iCs/><w:kern w:val="0"/><w:lang w:val="en-AU" w:eastAsia="en-AU"/><w14:ligatures w14:val="none"/></w:rPr><w:t xml:space="preserve"> arrow</w:t></w:r><w:r><w:rPr><w:rFonts w:eastAsia="Times New Roman" w:cs="Arial"/><w:i/><w:iCs/><w:kern w:val="0"/><w:lang w:val="en-AU" w:eastAsia="en-AU"/><w14:ligatures w14:val="none"/></w:rPr><w:t>s</w:t></w:r><w:r><w:rPr><w:rFonts w:eastAsia="Times New Roman" w:cs="Arial"/><w:i/><w:iCs/><w:kern w:val="0"/><w:lang w:val="en-AU" w:eastAsia="en-AU"/><w14:ligatures w14:val="none"/></w:rPr><w:t xml:space="preserve"> </w:t></w:r><w:proofErr w:type="gramStart"/><w:r><w:rPr><w:rFonts w:eastAsia="Times New Roman" w:cs="Arial"/><w:i/><w:iCs/><w:kern w:val="0"/><w:lang w:val="en-AU" w:eastAsia="en-AU"/><w14:ligatures w14:val="none"/></w:rPr><w:t>shows</w:t></w:r><w:proofErr w:type="gramEnd"/><w:r><w:rPr><w:rFonts w:eastAsia="Times New Roman" w:cs="Arial"/><w:i/><w:iCs/><w:kern w:val="0"/><w:lang w:val="en-AU" w:eastAsia="en-AU"/><w14:ligatures w14:val="none"/></w:rPr><w:t xml:space="preserve"> </w:t></w:r><w:r><w:rPr><w:rFonts w:eastAsia="Times New Roman" w:cs="Arial"/><w:i/><w:iCs/><w:kern w:val="0"/><w:lang w:val="en-AU" w:eastAsia="en-AU"/><w14:ligatures w14:val="none"/></w:rPr><w:t>{{org_name}}</w:t></w:r></w:p></w:tc><w:tc><w:tcPr><w:tcW w:w="2160" w:type="dxa"/></w:tcPr><w:p><w:pPr><w:spacing w:before="100" w:beforeAutospacing="1" w:after="100" w:afterAutospacing="1"/><w:rPr><w:sz w:val="20"/><w:szCs w:val="20"/></w:rPr></w:pPr><w:r><w:rPr><w:sz w:val="20"/><w:szCs w:val="20"/></w:rPr><w:t xml:space="preserve">{{ </w:t></w:r><w:proofErr w:type="spellStart"/><w:r><w:rPr><w:sz w:val="20"/><w:szCs w:val="20"/></w:rPr><w:t>d.tier</w:t></w:r><w:proofErr w:type="spellEnd"/><w:r><w:rPr><w:sz w:val="20"/><w:szCs w:val="20"/></w:rPr><w:t xml:space="preserve"> }}</w:t></w:r></w:p></w:tc><w:tc><w:tcPr><w:tcW w:w="3741" w:type="dxa"/></w:tcPr><w:p><w:pPr><w:spacing w:before="100" w:beforeAutospacing="1" w:after="100" w:afterAutospacing="1"/><w:rPr><w:sz w:val="20"/><w:szCs w:val="20"/></w:rPr></w:pPr><w:r><w:rPr><w:sz w:val="20"/><w:szCs w:val="20"/></w:rPr><w:t xml:space="preserve">{{ </w:t></w:r><w:proofErr w:type="spellStart"/><w:r><w:rPr><w:sz w:val="20"/><w:szCs w:val="20"/></w:rPr><w:t>d.score</w:t></w:r><w:proofErr w:type="spellEnd"/><w:r><w:rPr><w:sz w:val="20"/><w:szCs w:val="20"/></w:rPr><w:t xml:space="preserve"> }}{% endfor %}</w:t></w:r></w:p></w:tc></w:tr></w:tbl><w:p><w:pPr><w:spacing w:before="100" w:beforeAutospacing="1" w:after="100" w:afterAutospacing="1" w:line="240" w:lineRule="auto"/><w:rPr><w:b/><w:bCs/></w:rPr></w:pPr><w:r><w:rPr><w:b/><w:bCs/></w:rPr><w:t>Key Patterns Observed</w:t></w:r></w:p><w:p><w:pPr><w:spacing w:before="100" w:beforeAutospacing="1" w:after="100" w:afterAutospacing="1" w:line="240" w:lineRule="auto"/></w:pPr><w:r><w:t>{{ai.domain_patterns}}</w:t></w:r></w:p></w:tc><w:tc><w:tcPr><w:tcW w:w="2160" w:type="dxa"/></w:tcPr><w:p><w:pPr><w:spacing w:before="100" w:beforeAutospacing="1" w:after="100" w:afterAutospacing="1"/><w:rPr><w:sz w:val="20"/><w:szCs w:val="20"/></w:rPr></w:pPr><w:r><w:rPr><w:sz w:val="20"/><w:szCs w:val="20"/></w:rPr><w:t xml:space="preserve">{{ </w:t></w:r><w:proofErr w:type="spellStart"/><w:r><w:rPr><w:sz w:val="20"/><w:szCs w:val="20"/></w:rPr><w:t>action.domain</w:t></w:r><w:proofErr w:type="spellEnd"/><w:r><w:rPr><w:sz w:val="20"/><w:szCs w:val="20"/></w:rPr><w:t xml:space="preserve"> }}</w:t></w:r></w:p></w:tc><w:tc><w:tcPr><w:tcW w:w="3741" w:type="dxa"/></w:tcPr><w:p><w:pPr><w:spacing w:before="100" w:beforeAutospacing="1" w:after="100" w:afterAutospacing="1"/><w:rPr><w:sz w:val="20"/><w:szCs w:val="20"/></w:rPr></w:pPr><w:r><w:rPr><w:sz w:val="20"/><w:szCs w:val="20"/></w:rPr><w:t xml:space="preserve">{{ </w:t></w:r><w:proofErr w:type="spellStart"/><w:r><w:rPr><w:sz w:val="20"/><w:szCs w:val="20"/></w:rPr><w:t>action.sector_action</w:t></w:r><w:proofErr w:type="spellEnd"/><w:r><w:rPr><w:sz w:val="20"/><w:szCs w:val="20"/></w:rPr><w:t xml:space="preserve"> }}{% endfor %}</w:t></w:r></w:p></w:tc></w:tr></w:tbl><w:p><w:pPr><w:spacing w:before="100" w:beforeAutospacing="1" w:after="100" w:afterAutospacing="1" w:line="240" w:lineRule="auto"/><w:rPr><w:b/><w:bCs/></w:rPr></w:pPr><w:r><w:rPr><w:b/><w:bCs/></w:rPr><w:t>Medium</w:t></w:r><w:r><w:rPr><w:b/><w:bCs/></w:rPr><w:t xml:space="preserve"> Priority Actions (Top 5)</w:t></w:r></w:p><w:p><w:pPr><w:spacing w:after="0" w:line="240" w:lineRule="auto"/></w:pPr><w:r><w:t>{% endfor %}</w:t></w:r></w:p></w:tc></w:tr></w:tbl><w:p><w:pPr><w:spacing w:before="100" w:beforeAutospacing="1" w:after="100" w:afterAutospacing="1" w:line="240" w:lineRule="auto"/><w:rPr><w:b/><w:bCs/></w:rPr></w:pPr><w:r><w:rPr><w:b/><w:bCs/></w:rPr><w:t>Low</w:t></w:r><w:r><w:rPr><w:b/><w:bCs/></w:rPr><w:t xml:space="preserve"> Priority Actions (Top 5)</w:t></w:r></w:p><w:p><w:pPr><w:spacing w:after="0" w:line="240" w:lineRule="auto"/></w:pPr><w:r><w:t>{% endfor %}</w:t></w:r></w:p></w:tc></w:tr></w:tbl><w:p><w:pPr><w:spacing w:before="100" w:beforeAutospacing="1" w:after="100" w:afterAutospacing="1" w:line="240" w:lineRule="auto"/><w:rPr><w:b/><w:bCs/><w:lang w:val="en-AU"/></w:rPr></w:pPr><w:r><w:rPr><w:b/><w:bCs/><w:lang w:val="en-AU"/></w:rPr><w:t xml:space="preserve">Action Narrative </w:t></w:r></w:p><w:p><w:pPr><w:spacing w:before="100" w:beforeAutospacing="1" w:after="100" w:afterAutospacing="1" w:line="240" w:lineRule="auto"/><w:rPr><w:lang w:val="en-AU"/></w:rPr></w:pPr><w:r><w:rPr><w:lang w:val="en-AU"/></w:rPr><w:t>{{ai.action}} – </w:t></w:r><w:r><w:t>{{q.text}}</w:t></w:r></w:p><w:p><w:pPr><w:spacing w:before="100" w:beforeAutospacing="1" w:after="100" w:afterAutospacing="1" w:line="240" w:lineRule="auto"/></w:pPr><w:r><w:t xml:space="preserve">- Your response: </w:t></w:r><w:r><w:t>{{</w:t></w:r><w:proofErr w:type="spellStart"/><w:r><w:t>q.selected_option_label</w:t></w:r><w:proofErr w:type="spellEnd"/><w:r><w:t>}}</w:t></w:r></w:p><w:p><w:pPr><w:spacing w:before="100" w:beforeAutospacing="1" w:after="100" w:afterAutospacing="1" w:line="240" w:lineRule="auto"/></w:pPr><w:r><w:t xml:space="preserve">- Maturity level: </w:t></w:r><w:r><w:t>{{</w:t></w:r><w:proofErr w:type="spellStart"/><w:r><w:t>q.maturity_level</w:t></w:r><w:proofErr w:type="spellEnd"/><w:r><w:t>}}</w:t></w:r></w:p><w:p><w:pPr><w:spacing w:before="100" w:beforeAutospacing="1" w:after="100" w:afterAutospacing="1" w:line="240" w:lineRule="auto"/></w:pPr><w:r><w:t xml:space="preserve">{% if </w:t></w:r><w:proofErr w:type="spellStart"/><w:r><w:t>q.comment</w:t></w:r><w:proofErr w:type="spellEnd"/><w:r><w:t xml:space="preserve"> %}</w:t></w:r></w:p><w:p><w:pPr><w:spacing w:before="100" w:beforeAutospacing="1" w:after="100" w:afterAutospacing="1" w:line="240" w:lineRule="auto"/></w:pPr><w:r><w:t xml:space="preserve">- Comment: </w:t></w:r><w:r><w:t>{{</w:t></w:r><w:proofErr w:type="spellStart"/><w:r><w:t>q.comment</w:t></w:r><w:proofErr w:type="spellEnd"/><w:r><w:t>}}</w:t></w:r></w:p><w:p><w:pPr><w:spacing w:before="100" w:beforeAutospacing="1" w:after="100" w:afterAutospacing="1" w:line="240" w:lineRule="auto"/></w:pPr><w:r><w:lastRenderedPageBreak/><w:t>{% endif %}</w:t></w:r></w:p><w:p><w:pPr><w:spacing w:before="100" w:beforeAutospacing="1" w:after="100" w:afterAutospacing="1" w:line="240" w:lineRule="auto"/></w:pPr><w:r><w:t xml:space="preserve">{% endfor %}</w:t></w:r></w:p><w:p><w:pPr><w:spacing w:before="100" w:beforeAutospacing="1" w:after="100" w:afterAutospacing="1" w:line="240" w:lineRule="auto"/><w:rPr><w:rFonts w:cs="Arial"/></w:rPr></w:pPr><w:r><w:t>{% endif %}</w:t></w:r></w:p><w:sectPr><w:headerReference w:type="default" r:id="rId9"/><w:pgSz w:w="11906" w:h="16838" w:code="9"/><w:pgMar w:top="1440" w:right="1440" w:bottom="1440" w:left="1440" w:header="576" w:footer="720" w:gutter="0"/><w:cols w:space="720"/><w:titlePg/><w:docGrid w:linePitch="360"/></w:sectPr></w:body></w:document>
+<file path=word/document.xml><?xml version="1.0" encoding="utf-8"?>
+<w:document xmlns:wpc="http://schemas.microsoft.com/office/word/2010/wordprocessingCanvas" xmlns:cx="http://schemas.microsoft.com/office/drawing/2014/chartex" xmlns:cx1="http://schemas.microsoft.com/office/drawing/2015/9/8/chartex" xmlns:cx2="http://schemas.microsoft.com/office/drawing/2015/10/21/chartex" xmlns:cx3="http://schemas.microsoft.com/office/drawing/2016/5/9/chartex" xmlns:cx4="http://schemas.microsoft.com/office/drawing/2016/5/10/chartex" xmlns:cx5="http://schemas.microsoft.com/office/drawing/2016/5/11/chartex" xmlns:cx6="http://schemas.microsoft.com/office/drawing/2016/5/12/chartex" xmlns:cx7="http://schemas.microsoft.com/office/drawing/2016/5/13/chartex" xmlns:cx8="http://schemas.microsoft.com/office/drawing/2016/5/14/chartex" xmlns:mc="http://schemas.openxmlformats.org/markup-compatibility/2006" xmlns:aink="http://schemas.microsoft.com/office/drawing/2016/ink" xmlns:am3d="http://schemas.microsoft.com/office/drawing/2017/model3d" xmlns:o="urn:schemas-microsoft-com:office:office" xmlns:oel="http://schemas.microsoft.com/office/2019/extlst" xmlns:r="http://schemas.openxmlformats.org/officeDocument/2006/relationships" xmlns:m="http://schemas.openxmlformats.org/officeDocument/2006/math" xmlns:v="urn:schemas-microsoft-com:vml" xmlns:wp14="http://schemas.microsoft.com/office/word/2010/wordprocessingDrawing" xmlns:wp="http://schemas.openxmlformats.org/drawingml/2006/wordprocessingDrawing" xmlns:w10="urn:schemas-microsoft-com:office:word" xmlns:w="http://schemas.openxmlformats.org/wordprocessingml/2006/main" xmlns:w14="http://schemas.microsoft.com/office/word/2010/wordml" xmlns:w15="http://schemas.microsoft.com/office/word/2012/wordml" xmlns:w16cex="http://schemas.microsoft.com/office/word/2018/wordml/cex" xmlns:w16cid="http://schemas.microsoft.com/office/word/2016/wordml/cid" xmlns:w16="http://schemas.microsoft.com/office/word/2018/wordml" xmlns:w16du="http://schemas.microsoft.com/office/word/2023/wordml/word16du" xmlns:w16sdtdh="http://schemas.microsoft.com/office/word/2020/wordml/sdtdatahash" xmlns:w16sdtfl="http://schemas.microsoft.com/office/word/2024/wordml/sdtformatlock" xmlns:w16se="http://schemas.microsoft.com/office/word/2015/wordml/symex" xmlns:wpg="http://schemas.microsoft.com/office/word/2010/wordprocessingGroup" xmlns:wpi="http://schemas.microsoft.com/office/word/2010/wordprocessingInk" xmlns:wne="http://schemas.microsoft.com/office/word/2006/wordml" xmlns:wps="http://schemas.microsoft.com/office/word/2010/wordprocessingShape" mc:Ignorable="w14 w15 w16se w16cid w16 w16cex w16sdtdh w16sdtfl w16du wp14">
+  <w:body>
+    <w:p>
+      <w:pPr>
+        <w:jc w:val="center"/>
+        <w:rPr>
+          <w:rFonts w:cs="Arial"/>
+          <w:b/>
+          <w:bCs/>
+          <w:sz w:val="72"/>
+          <w:szCs w:val="72"/>
+        </w:rPr>
+      </w:pPr>
+      <w:r>
+        <w:rPr>
+          <w:rFonts w:cs="Arial"/>
+          <w:noProof/>
+        </w:rPr>
+        <w:drawing>
+          <wp:anchor distT="0" distB="0" distL="114300" distR="114300" simplePos="0" relativeHeight="251658240" behindDoc="0" locked="0" layoutInCell="1" allowOverlap="1" wp14:anchorId="7E63AF58" wp14:editId="5BEC045D">
+            <wp:simplePos x="0" y="0"/>
+            <wp:positionH relativeFrom="column">
+              <wp:posOffset>0</wp:posOffset>
+            </wp:positionH>
+            <wp:positionV relativeFrom="paragraph">
+              <wp:posOffset>-342900</wp:posOffset>
+            </wp:positionV>
+            <wp:extent cx="5731510" cy="1311275"/>
+            <wp:effectExtent l="0" t="0" r="2540" b="3175"/>
+            <wp:wrapNone/>
+            <wp:docPr id="1679663533" name="Picture 2"/>
+            <wp:cNvGraphicFramePr>
+              <a:graphicFrameLocks xmlns:a="http://schemas.openxmlformats.org/drawingml/2006/main" noChangeAspect="1"/>
+            </wp:cNvGraphicFramePr>
+            <a:graphic xmlns:a="http://schemas.openxmlformats.org/drawingml/2006/main">
+              <a:graphicData uri="http://schemas.openxmlformats.org/drawingml/2006/picture">
+                <pic:pic xmlns:pic="http://schemas.openxmlformats.org/drawingml/2006/picture">
+                  <pic:nvPicPr>
+                    <pic:cNvPr id="1679663533" name="Picture 1679663533"/>
+                    <pic:cNvPicPr/>
+                  </pic:nvPicPr>
+                  <pic:blipFill>
+                    <a:blip r:embed="rId8">
+                      <a:extLst>
+                        <a:ext uri="{28A0092B-C50C-407E-A947-70E740481C1C}">
+                          <a14:useLocalDpi xmlns:a14="http://schemas.microsoft.com/office/drawing/2010/main" val="0"/>
+                        </a:ext>
+                      </a:extLst>
+                    </a:blip>
+                    <a:stretch>
+                      <a:fillRect/>
+                    </a:stretch>
+                  </pic:blipFill>
+                  <pic:spPr>
+                    <a:xfrm>
+                      <a:off x="0" y="0"/>
+                      <a:ext cx="5731510" cy="1311275"/>
+                    </a:xfrm>
+                    <a:prstGeom prst="rect">
+                      <a:avLst/>
+                    </a:prstGeom>
+                  </pic:spPr>
+                </pic:pic>
+              </a:graphicData>
+            </a:graphic>
+          </wp:anchor>
+        </w:drawing>
+      </w:r>
+    </w:p>
+    <w:p>
+      <w:pPr>
+        <w:jc w:val="center"/>
+        <w:rPr>
+          <w:rFonts w:cs="Arial"/>
+          <w:b/>
+          <w:bCs/>
+          <w:sz w:val="72"/>
+          <w:szCs w:val="72"/>
+        </w:rPr>
+      </w:pPr>
+    </w:p>
+    <w:p>
+      <w:pPr>
+        <w:jc w:val="center"/>
+        <w:rPr>
+          <w:rFonts w:cs="Arial"/>
+          <w:b/>
+          <w:bCs/>
+          <w:sz w:val="72"/>
+          <w:szCs w:val="72"/>
+        </w:rPr>
+      </w:pPr>
+    </w:p>
+    <w:p>
+      <w:pPr>
+        <w:jc w:val="center"/>
+        <w:rPr>
+          <w:rFonts w:cs="Arial"/>
+          <w:b/>
+          <w:bCs/>
+          <w:sz w:val="72"/>
+          <w:szCs w:val="72"/>
+        </w:rPr>
+      </w:pPr>
+    </w:p>
+    <w:p>
+      <w:pPr>
+        <w:jc w:val="center"/>
+        <w:rPr>
+          <w:rFonts w:cs="Arial"/>
+          <w:sz w:val="72"/>
+          <w:szCs w:val="72"/>
+        </w:rPr>
+      </w:pPr>
+      <w:r>
+        <w:rPr>
+          <w:rFonts w:cs="Arial"/>
+          <w:b/>
+          <w:bCs/>
+          <w:sz w:val="72"/>
+          <w:szCs w:val="72"/>
+        </w:rPr>
+        <w:t>A</w:t>
+      </w:r>
+      <w:r>
+        <w:rPr>
+          <w:rFonts w:cs="Arial"/>
+          <w:b/>
+          <w:bCs/>
+          <w:sz w:val="72"/>
+          <w:szCs w:val="72"/>
+        </w:rPr>
+        <w:t xml:space="preserve">M AI </w:t>
+      </w:r>
+      <w:r>
+        <w:rPr>
+          <w:rFonts w:cs="Arial"/>
+          <w:b/>
+          <w:bCs/>
+          <w:sz w:val="72"/>
+          <w:szCs w:val="72"/>
+        </w:rPr>
+        <w:t>SAFE</w:t>
+      </w:r>
+      <w:r>
+        <w:rPr>
+          <w:rFonts w:cs="Arial"/>
+          <w:sz w:val="72"/>
+          <w:szCs w:val="72"/>
+        </w:rPr>
+        <w:t xml:space="preserve"> </w:t>
+      </w:r>
+    </w:p>
+    <w:p>
+      <w:pPr>
+        <w:jc w:val="center"/>
+        <w:rPr>
+          <w:rFonts w:cs="Arial"/>
+          <w:sz w:val="72"/>
+          <w:szCs w:val="72"/>
+        </w:rPr>
+      </w:pPr>
+      <w:r>
+        <w:rPr>
+          <w:rFonts w:cs="Arial"/>
+          <w:sz w:val="72"/>
+          <w:szCs w:val="72"/>
+        </w:rPr>
+        <w:t xml:space="preserve">AI </w:t>
+      </w:r>
+      <w:r>
+        <w:rPr>
+          <w:rFonts w:cs="Arial"/>
+          <w:sz w:val="72"/>
+          <w:szCs w:val="72"/>
+        </w:rPr>
+        <w:t>Awareness &amp; Foundations</w:t>
+      </w:r>
+      <w:r>
+        <w:rPr>
+          <w:rFonts w:cs="Arial"/>
+          <w:sz w:val="72"/>
+          <w:szCs w:val="72"/>
+        </w:rPr>
+        <w:t xml:space="preserve"> Assessment </w:t>
+      </w:r>
+    </w:p>
+    <w:p>
+      <w:pPr>
+        <w:jc w:val="center"/>
+        <w:rPr>
+          <w:rFonts w:cs="Arial"/>
+          <w:sz w:val="72"/>
+          <w:szCs w:val="72"/>
+        </w:rPr>
+      </w:pPr>
+      <w:r>
+        <w:rPr>
+          <w:rFonts w:cs="Arial"/>
+          <w:sz w:val="72"/>
+          <w:szCs w:val="72"/>
+        </w:rPr>
+        <w:t xml:space="preserve">for </w:t>
+      </w:r>
+    </w:p>
+    <w:p>
+      <w:pPr>
+        <w:jc w:val="center"/>
+        <w:rPr>
+          <w:rFonts w:cs="Arial"/>
+          <w:b/>
+          <w:bCs/>
+          <w:sz w:val="72"/>
+          <w:szCs w:val="72"/>
+        </w:rPr>
+      </w:pPr>
+      <w:r>
+        <w:rPr>
+          <w:rFonts w:cs="Arial"/>
+          <w:b/>
+          <w:bCs/>
+          <w:sz w:val="72"/>
+          <w:szCs w:val="72"/>
+        </w:rPr>
+        <w:t xml:space="preserve">{{org_name}}</w:t>
+      </w:r>
+      <w:proofErr w:type="spellStart"/>
+      <w:r>
+        <w:rPr>
+          <w:rFonts w:cs="Arial"/>
+          <w:b/>
+          <w:bCs/>
+          <w:sz w:val="72"/>
+          <w:szCs w:val="72"/>
+        </w:rPr>
+        <w:t/>
+      </w:r>
+      <w:proofErr w:type="spellEnd"/>
+      <w:r>
+        <w:rPr>
+          <w:rFonts w:cs="Arial"/>
+          <w:b/>
+          <w:bCs/>
+          <w:sz w:val="72"/>
+          <w:szCs w:val="72"/>
+        </w:rPr>
+        <w:t/>
+      </w:r>
+    </w:p>
+    <w:p>
+      <w:pPr>
+        <w:jc w:val="center"/>
+        <w:rPr>
+          <w:rFonts w:cs="Arial"/>
+          <w:sz w:val="72"/>
+          <w:szCs w:val="72"/>
+        </w:rPr>
+      </w:pPr>
+    </w:p>
+    <w:p>
+      <w:pPr>
+        <w:jc w:val="center"/>
+        <w:rPr>
+          <w:rFonts w:cs="Arial"/>
+          <w:sz w:val="32"/>
+          <w:szCs w:val="32"/>
+        </w:rPr>
+      </w:pPr>
+      <w:r>
+        <w:t xml:space="preserve">{{assessment.date}}</w:t>
+      </w:r>
+      <w:proofErr w:type="spellStart"/>
+      <w:r>
+        <w:t/>
+      </w:r>
+      <w:proofErr w:type="spellEnd"/>
+      <w:r>
+        <w:t/>
+      </w:r>
+    </w:p>
+    <w:p>
+      <w:pPr>
+        <w:jc w:val="center"/>
+        <w:rPr>
+          <w:rFonts w:cs="Arial"/>
+          <w:sz w:val="32"/>
+          <w:szCs w:val="32"/>
+        </w:rPr>
+      </w:pPr>
+    </w:p>
+    <w:p>
+      <w:pPr>
+        <w:jc w:val="center"/>
+        <w:rPr>
+          <w:rFonts w:cs="Arial"/>
+          <w:b/>
+          <w:bCs/>
+          <w:sz w:val="28"/>
+          <w:szCs w:val="28"/>
+        </w:rPr>
+      </w:pPr>
+      <w:r>
+        <w:rPr>
+          <w:rFonts w:cs="Arial"/>
+          <w:b/>
+          <w:bCs/>
+          <w:sz w:val="28"/>
+          <w:szCs w:val="28"/>
+        </w:rPr>
+        <w:t>Automated</w:t>
+      </w:r>
+      <w:r>
+        <w:rPr>
+          <w:rFonts w:cs="Arial"/>
+          <w:b/>
+          <w:bCs/>
+          <w:sz w:val="28"/>
+          <w:szCs w:val="28"/>
+        </w:rPr>
+        <w:t xml:space="preserve"> Version</w:t>
+      </w:r>
+    </w:p>
+    <w:p>
+      <w:pPr>
+        <w:jc w:val="center"/>
+        <w:rPr>
+          <w:rFonts w:cs="Arial"/>
+          <w:b/>
+          <w:bCs/>
+          <w:sz w:val="28"/>
+          <w:szCs w:val="28"/>
+        </w:rPr>
+      </w:pPr>
+    </w:p>
+    <w:p>
+      <w:pPr>
+        <w:rPr>
+          <w:rFonts w:cs="Arial"/>
+          <w:b/>
+          <w:bCs/>
+          <w:sz w:val="28"/>
+          <w:szCs w:val="28"/>
+        </w:rPr>
+      </w:pPr>
+      <w:r>
+        <w:rPr>
+          <w:rFonts w:cs="Arial"/>
+          <w:b/>
+          <w:bCs/>
+          <w:sz w:val="28"/>
+          <w:szCs w:val="28"/>
+        </w:rPr>
+        <w:br w:type="page"/>
+      </w:r>
+    </w:p>
+    <w:p>
+      <w:pPr>
+        <w:jc w:val="center"/>
+        <w:rPr>
+          <w:rFonts w:cs="Arial"/>
+          <w:b/>
+          <w:bCs/>
+          <w:sz w:val="28"/>
+          <w:szCs w:val="28"/>
+        </w:rPr>
+      </w:pPr>
+      <w:r>
+        <w:rPr>
+          <w:rFonts w:cs="Arial"/>
+          <w:b/>
+          <w:bCs/>
+          <w:sz w:val="28"/>
+          <w:szCs w:val="28"/>
+        </w:rPr>
+        <w:lastRenderedPageBreak/>
+        <w:t>Table of Contents</w:t>
+      </w:r>
+    </w:p>
+    <w:p>
+      <w:pPr>
+        <w:pStyle w:val="TOC1"/>
+        <w:tabs>
+          <w:tab w:val="left" w:pos="480"/>
+          <w:tab w:val="right" w:leader="dot" w:pos="9016"/>
+        </w:tabs>
+        <w:rPr>
+          <w:rFonts w:ascii="Arial" w:hAnsi="Arial" w:cs="Arial"/>
+          <w:noProof/>
+          <w:kern w:val="2"/>
+          <w:sz w:val="24"/>
+          <w:szCs w:val="24"/>
+          <w:lang w:val="en-AU" w:eastAsia="en-AU"/>
+          <w14:ligatures w14:val="standardContextual"/>
+        </w:rPr>
+      </w:pPr>
+      <w:r>
+        <w:rPr>
+          <w:rFonts w:ascii="Arial" w:hAnsi="Arial" w:cs="Arial"/>
+          <w:sz w:val="24"/>
+          <w:szCs w:val="24"/>
+        </w:rPr>
+        <w:fldChar w:fldCharType="begin"/>
+      </w:r>
+      <w:r>
+        <w:rPr>
+          <w:rFonts w:ascii="Arial" w:hAnsi="Arial" w:cs="Arial"/>
+          <w:sz w:val="24"/>
+          <w:szCs w:val="24"/>
+        </w:rPr>
+        <w:instrText xml:space="preserve"> TOC \h \z \t "Heading01,1,Heading02,2,Heading03,3,Caption,4" </w:instrText>
+      </w:r>
+      <w:r>
+        <w:rPr>
+          <w:rFonts w:ascii="Arial" w:hAnsi="Arial" w:cs="Arial"/>
+          <w:sz w:val="24"/>
+          <w:szCs w:val="24"/>
+        </w:rPr>
+        <w:fldChar w:fldCharType="separate"/>
+      </w:r>
+      <w:hyperlink w:anchor="_Toc218935187" w:history="1">
+        <w:r>
+          <w:rPr>
+            <w:rStyle w:val="Hyperlink"/>
+            <w:rFonts w:ascii="Arial" w:hAnsi="Arial" w:cs="Arial"/>
+            <w:noProof/>
+            <w:sz w:val="24"/>
+            <w:szCs w:val="24"/>
+            <w:lang w:val="en-AU" w:eastAsia="en-AU"/>
+          </w:rPr>
+          <w:t>1.</w:t>
+        </w:r>
+        <w:r>
+          <w:rPr>
+            <w:rFonts w:ascii="Arial" w:hAnsi="Arial" w:cs="Arial"/>
+            <w:noProof/>
+            <w:kern w:val="2"/>
+            <w:sz w:val="24"/>
+            <w:szCs w:val="24"/>
+            <w:lang w:val="en-AU" w:eastAsia="en-AU"/>
+            <w14:ligatures w14:val="standardContextual"/>
+          </w:rPr>
+          <w:tab/>
+        </w:r>
+        <w:r>
+          <w:rPr>
+            <w:rStyle w:val="Hyperlink"/>
+            <w:rFonts w:ascii="Arial" w:hAnsi="Arial" w:cs="Arial"/>
+            <w:noProof/>
+            <w:sz w:val="24"/>
+            <w:szCs w:val="24"/>
+            <w:lang w:val="en-AU" w:eastAsia="en-AU"/>
+          </w:rPr>
+          <w:t>Executive Snapshot</w:t>
+        </w:r>
+        <w:r>
+          <w:rPr>
+            <w:rFonts w:ascii="Arial" w:hAnsi="Arial" w:cs="Arial"/>
+            <w:noProof/>
+            <w:webHidden/>
+            <w:sz w:val="24"/>
+            <w:szCs w:val="24"/>
+          </w:rPr>
+          <w:tab/>
+        </w:r>
+        <w:r>
+          <w:rPr>
+            <w:rFonts w:ascii="Arial" w:hAnsi="Arial" w:cs="Arial"/>
+            <w:noProof/>
+            <w:webHidden/>
+            <w:sz w:val="24"/>
+            <w:szCs w:val="24"/>
+          </w:rPr>
+          <w:fldChar w:fldCharType="begin"/>
+        </w:r>
+        <w:r>
+          <w:rPr>
+            <w:rFonts w:ascii="Arial" w:hAnsi="Arial" w:cs="Arial"/>
+            <w:noProof/>
+            <w:webHidden/>
+            <w:sz w:val="24"/>
+            <w:szCs w:val="24"/>
+          </w:rPr>
+          <w:instrText xml:space="preserve"> PAGEREF _Toc218935187 \h </w:instrText>
+        </w:r>
+        <w:r>
+          <w:rPr>
+            <w:rFonts w:ascii="Arial" w:hAnsi="Arial" w:cs="Arial"/>
+            <w:noProof/>
+            <w:webHidden/>
+            <w:sz w:val="24"/>
+            <w:szCs w:val="24"/>
+          </w:rPr>
+        </w:r>
+        <w:r>
+          <w:rPr>
+            <w:rFonts w:ascii="Arial" w:hAnsi="Arial" w:cs="Arial"/>
+            <w:noProof/>
+            <w:webHidden/>
+            <w:sz w:val="24"/>
+            <w:szCs w:val="24"/>
+          </w:rPr>
+          <w:fldChar w:fldCharType="separate"/>
+        </w:r>
+        <w:r>
+          <w:rPr>
+            <w:rFonts w:ascii="Arial" w:hAnsi="Arial" w:cs="Arial"/>
+            <w:noProof/>
+            <w:webHidden/>
+            <w:sz w:val="24"/>
+            <w:szCs w:val="24"/>
+          </w:rPr>
+          <w:t>3</w:t>
+        </w:r>
+        <w:r>
+          <w:rPr>
+            <w:rFonts w:ascii="Arial" w:hAnsi="Arial" w:cs="Arial"/>
+            <w:noProof/>
+            <w:webHidden/>
+            <w:sz w:val="24"/>
+            <w:szCs w:val="24"/>
+          </w:rPr>
+          <w:fldChar w:fldCharType="end"/>
+        </w:r>
+      </w:hyperlink>
+    </w:p>
+    <w:p>
+      <w:pPr>
+        <w:pStyle w:val="TOC1"/>
+        <w:tabs>
+          <w:tab w:val="left" w:pos="480"/>
+          <w:tab w:val="right" w:leader="dot" w:pos="9016"/>
+        </w:tabs>
+        <w:rPr>
+          <w:rFonts w:ascii="Arial" w:hAnsi="Arial" w:cs="Arial"/>
+          <w:noProof/>
+          <w:kern w:val="2"/>
+          <w:sz w:val="24"/>
+          <w:szCs w:val="24"/>
+          <w:lang w:val="en-AU" w:eastAsia="en-AU"/>
+          <w14:ligatures w14:val="standardContextual"/>
+        </w:rPr>
+      </w:pPr>
+      <w:hyperlink w:anchor="_Toc218935188" w:history="1">
+        <w:r>
+          <w:rPr>
+            <w:rStyle w:val="Hyperlink"/>
+            <w:rFonts w:ascii="Arial" w:hAnsi="Arial" w:cs="Arial"/>
+            <w:noProof/>
+            <w:sz w:val="24"/>
+            <w:szCs w:val="24"/>
+            <w:lang w:val="en-AU" w:eastAsia="en-AU"/>
+          </w:rPr>
+          <w:t>2.</w:t>
+        </w:r>
+        <w:r>
+          <w:rPr>
+            <w:rFonts w:ascii="Arial" w:hAnsi="Arial" w:cs="Arial"/>
+            <w:noProof/>
+            <w:kern w:val="2"/>
+            <w:sz w:val="24"/>
+            <w:szCs w:val="24"/>
+            <w:lang w:val="en-AU" w:eastAsia="en-AU"/>
+            <w14:ligatures w14:val="standardContextual"/>
+          </w:rPr>
+          <w:tab/>
+        </w:r>
+        <w:r>
+          <w:rPr>
+            <w:rStyle w:val="Hyperlink"/>
+            <w:rFonts w:ascii="Arial" w:hAnsi="Arial" w:cs="Arial"/>
+            <w:noProof/>
+            <w:sz w:val="24"/>
+            <w:szCs w:val="24"/>
+            <w:lang w:val="en-AU" w:eastAsia="en-AU"/>
+          </w:rPr>
+          <w:t>Organisation &amp; Context Profile</w:t>
+        </w:r>
+        <w:r>
+          <w:rPr>
+            <w:rFonts w:ascii="Arial" w:hAnsi="Arial" w:cs="Arial"/>
+            <w:noProof/>
+            <w:webHidden/>
+            <w:sz w:val="24"/>
+            <w:szCs w:val="24"/>
+          </w:rPr>
+          <w:tab/>
+        </w:r>
+        <w:r>
+          <w:rPr>
+            <w:rFonts w:ascii="Arial" w:hAnsi="Arial" w:cs="Arial"/>
+            <w:noProof/>
+            <w:webHidden/>
+            <w:sz w:val="24"/>
+            <w:szCs w:val="24"/>
+          </w:rPr>
+          <w:fldChar w:fldCharType="begin"/>
+        </w:r>
+        <w:r>
+          <w:rPr>
+            <w:rFonts w:ascii="Arial" w:hAnsi="Arial" w:cs="Arial"/>
+            <w:noProof/>
+            <w:webHidden/>
+            <w:sz w:val="24"/>
+            <w:szCs w:val="24"/>
+          </w:rPr>
+          <w:instrText xml:space="preserve"> PAGEREF _Toc218935188 \h </w:instrText>
+        </w:r>
+        <w:r>
+          <w:rPr>
+            <w:rFonts w:ascii="Arial" w:hAnsi="Arial" w:cs="Arial"/>
+            <w:noProof/>
+            <w:webHidden/>
+            <w:sz w:val="24"/>
+            <w:szCs w:val="24"/>
+          </w:rPr>
+        </w:r>
+        <w:r>
+          <w:rPr>
+            <w:rFonts w:ascii="Arial" w:hAnsi="Arial" w:cs="Arial"/>
+            <w:noProof/>
+            <w:webHidden/>
+            <w:sz w:val="24"/>
+            <w:szCs w:val="24"/>
+          </w:rPr>
+          <w:fldChar w:fldCharType="separate"/>
+        </w:r>
+        <w:r>
+          <w:rPr>
+            <w:rFonts w:ascii="Arial" w:hAnsi="Arial" w:cs="Arial"/>
+            <w:noProof/>
+            <w:webHidden/>
+            <w:sz w:val="24"/>
+            <w:szCs w:val="24"/>
+          </w:rPr>
+          <w:t>3</w:t>
+        </w:r>
+        <w:r>
+          <w:rPr>
+            <w:rFonts w:ascii="Arial" w:hAnsi="Arial" w:cs="Arial"/>
+            <w:noProof/>
+            <w:webHidden/>
+            <w:sz w:val="24"/>
+            <w:szCs w:val="24"/>
+          </w:rPr>
+          <w:fldChar w:fldCharType="end"/>
+        </w:r>
+      </w:hyperlink>
+    </w:p>
+    <w:p>
+      <w:pPr>
+        <w:pStyle w:val="TOC1"/>
+        <w:tabs>
+          <w:tab w:val="left" w:pos="480"/>
+          <w:tab w:val="right" w:leader="dot" w:pos="9016"/>
+        </w:tabs>
+        <w:rPr>
+          <w:rFonts w:ascii="Arial" w:hAnsi="Arial" w:cs="Arial"/>
+          <w:noProof/>
+          <w:kern w:val="2"/>
+          <w:sz w:val="24"/>
+          <w:szCs w:val="24"/>
+          <w:lang w:val="en-AU" w:eastAsia="en-AU"/>
+          <w14:ligatures w14:val="standardContextual"/>
+        </w:rPr>
+      </w:pPr>
+      <w:hyperlink w:anchor="_Toc218935189" w:history="1">
+        <w:r>
+          <w:rPr>
+            <w:rStyle w:val="Hyperlink"/>
+            <w:rFonts w:ascii="Arial" w:hAnsi="Arial" w:cs="Arial"/>
+            <w:noProof/>
+            <w:sz w:val="24"/>
+            <w:szCs w:val="24"/>
+            <w:lang w:val="en-AU" w:eastAsia="en-AU"/>
+          </w:rPr>
+          <w:t>3.</w:t>
+        </w:r>
+        <w:r>
+          <w:rPr>
+            <w:rFonts w:ascii="Arial" w:hAnsi="Arial" w:cs="Arial"/>
+            <w:noProof/>
+            <w:kern w:val="2"/>
+            <w:sz w:val="24"/>
+            <w:szCs w:val="24"/>
+            <w:lang w:val="en-AU" w:eastAsia="en-AU"/>
+            <w14:ligatures w14:val="standardContextual"/>
+          </w:rPr>
+          <w:tab/>
+        </w:r>
+        <w:r>
+          <w:rPr>
+            <w:rStyle w:val="Hyperlink"/>
+            <w:rFonts w:ascii="Arial" w:hAnsi="Arial" w:cs="Arial"/>
+            <w:noProof/>
+            <w:sz w:val="24"/>
+            <w:szCs w:val="24"/>
+            <w:lang w:val="en-AU" w:eastAsia="en-AU"/>
+          </w:rPr>
+          <w:t>Foundational Controls &amp; Readiness Signals</w:t>
+        </w:r>
+        <w:r>
+          <w:rPr>
+            <w:rFonts w:ascii="Arial" w:hAnsi="Arial" w:cs="Arial"/>
+            <w:noProof/>
+            <w:webHidden/>
+            <w:sz w:val="24"/>
+            <w:szCs w:val="24"/>
+          </w:rPr>
+          <w:tab/>
+        </w:r>
+        <w:r>
+          <w:rPr>
+            <w:rFonts w:ascii="Arial" w:hAnsi="Arial" w:cs="Arial"/>
+            <w:noProof/>
+            <w:webHidden/>
+            <w:sz w:val="24"/>
+            <w:szCs w:val="24"/>
+          </w:rPr>
+          <w:fldChar w:fldCharType="begin"/>
+        </w:r>
+        <w:r>
+          <w:rPr>
+            <w:rFonts w:ascii="Arial" w:hAnsi="Arial" w:cs="Arial"/>
+            <w:noProof/>
+            <w:webHidden/>
+            <w:sz w:val="24"/>
+            <w:szCs w:val="24"/>
+          </w:rPr>
+          <w:instrText xml:space="preserve"> PAGEREF _Toc218935189 \h </w:instrText>
+        </w:r>
+        <w:r>
+          <w:rPr>
+            <w:rFonts w:ascii="Arial" w:hAnsi="Arial" w:cs="Arial"/>
+            <w:noProof/>
+            <w:webHidden/>
+            <w:sz w:val="24"/>
+            <w:szCs w:val="24"/>
+          </w:rPr>
+        </w:r>
+        <w:r>
+          <w:rPr>
+            <w:rFonts w:ascii="Arial" w:hAnsi="Arial" w:cs="Arial"/>
+            <w:noProof/>
+            <w:webHidden/>
+            <w:sz w:val="24"/>
+            <w:szCs w:val="24"/>
+          </w:rPr>
+          <w:fldChar w:fldCharType="separate"/>
+        </w:r>
+        <w:r>
+          <w:rPr>
+            <w:rFonts w:ascii="Arial" w:hAnsi="Arial" w:cs="Arial"/>
+            <w:noProof/>
+            <w:webHidden/>
+            <w:sz w:val="24"/>
+            <w:szCs w:val="24"/>
+          </w:rPr>
+          <w:t>5</w:t>
+        </w:r>
+        <w:r>
+          <w:rPr>
+            <w:rFonts w:ascii="Arial" w:hAnsi="Arial" w:cs="Arial"/>
+            <w:noProof/>
+            <w:webHidden/>
+            <w:sz w:val="24"/>
+            <w:szCs w:val="24"/>
+          </w:rPr>
+          <w:fldChar w:fldCharType="end"/>
+        </w:r>
+      </w:hyperlink>
+    </w:p>
+    <w:p>
+      <w:pPr>
+        <w:pStyle w:val="TOC1"/>
+        <w:tabs>
+          <w:tab w:val="left" w:pos="480"/>
+          <w:tab w:val="right" w:leader="dot" w:pos="9016"/>
+        </w:tabs>
+        <w:rPr>
+          <w:rFonts w:ascii="Arial" w:hAnsi="Arial" w:cs="Arial"/>
+          <w:noProof/>
+          <w:kern w:val="2"/>
+          <w:sz w:val="24"/>
+          <w:szCs w:val="24"/>
+          <w:lang w:val="en-AU" w:eastAsia="en-AU"/>
+          <w14:ligatures w14:val="standardContextual"/>
+        </w:rPr>
+      </w:pPr>
+      <w:hyperlink w:anchor="_Toc218935190" w:history="1">
+        <w:r>
+          <w:rPr>
+            <w:rStyle w:val="Hyperlink"/>
+            <w:rFonts w:ascii="Arial" w:hAnsi="Arial" w:cs="Arial"/>
+            <w:noProof/>
+            <w:sz w:val="24"/>
+            <w:szCs w:val="24"/>
+            <w:lang w:val="en-AU" w:eastAsia="en-AU"/>
+          </w:rPr>
+          <w:t>4.</w:t>
+        </w:r>
+        <w:r>
+          <w:rPr>
+            <w:rFonts w:ascii="Arial" w:hAnsi="Arial" w:cs="Arial"/>
+            <w:noProof/>
+            <w:kern w:val="2"/>
+            <w:sz w:val="24"/>
+            <w:szCs w:val="24"/>
+            <w:lang w:val="en-AU" w:eastAsia="en-AU"/>
+            <w14:ligatures w14:val="standardContextual"/>
+          </w:rPr>
+          <w:tab/>
+        </w:r>
+        <w:r>
+          <w:rPr>
+            <w:rStyle w:val="Hyperlink"/>
+            <w:rFonts w:ascii="Arial" w:hAnsi="Arial" w:cs="Arial"/>
+            <w:noProof/>
+            <w:sz w:val="24"/>
+            <w:szCs w:val="24"/>
+            <w:lang w:val="en-AU" w:eastAsia="en-AU"/>
+          </w:rPr>
+          <w:t>Awareness Assessment Results</w:t>
+        </w:r>
+        <w:r>
+          <w:rPr>
+            <w:rFonts w:ascii="Arial" w:hAnsi="Arial" w:cs="Arial"/>
+            <w:noProof/>
+            <w:webHidden/>
+            <w:sz w:val="24"/>
+            <w:szCs w:val="24"/>
+          </w:rPr>
+          <w:tab/>
+        </w:r>
+        <w:r>
+          <w:rPr>
+            <w:rFonts w:ascii="Arial" w:hAnsi="Arial" w:cs="Arial"/>
+            <w:noProof/>
+            <w:webHidden/>
+            <w:sz w:val="24"/>
+            <w:szCs w:val="24"/>
+          </w:rPr>
+          <w:fldChar w:fldCharType="begin"/>
+        </w:r>
+        <w:r>
+          <w:rPr>
+            <w:rFonts w:ascii="Arial" w:hAnsi="Arial" w:cs="Arial"/>
+            <w:noProof/>
+            <w:webHidden/>
+            <w:sz w:val="24"/>
+            <w:szCs w:val="24"/>
+          </w:rPr>
+          <w:instrText xml:space="preserve"> PAGEREF _Toc218935190 \h </w:instrText>
+        </w:r>
+        <w:r>
+          <w:rPr>
+            <w:rFonts w:ascii="Arial" w:hAnsi="Arial" w:cs="Arial"/>
+            <w:noProof/>
+            <w:webHidden/>
+            <w:sz w:val="24"/>
+            <w:szCs w:val="24"/>
+          </w:rPr>
+        </w:r>
+        <w:r>
+          <w:rPr>
+            <w:rFonts w:ascii="Arial" w:hAnsi="Arial" w:cs="Arial"/>
+            <w:noProof/>
+            <w:webHidden/>
+            <w:sz w:val="24"/>
+            <w:szCs w:val="24"/>
+          </w:rPr>
+          <w:fldChar w:fldCharType="separate"/>
+        </w:r>
+        <w:r>
+          <w:rPr>
+            <w:rFonts w:ascii="Arial" w:hAnsi="Arial" w:cs="Arial"/>
+            <w:noProof/>
+            <w:webHidden/>
+            <w:sz w:val="24"/>
+            <w:szCs w:val="24"/>
+          </w:rPr>
+          <w:t>6</w:t>
+        </w:r>
+        <w:r>
+          <w:rPr>
+            <w:rFonts w:ascii="Arial" w:hAnsi="Arial" w:cs="Arial"/>
+            <w:noProof/>
+            <w:webHidden/>
+            <w:sz w:val="24"/>
+            <w:szCs w:val="24"/>
+          </w:rPr>
+          <w:fldChar w:fldCharType="end"/>
+        </w:r>
+      </w:hyperlink>
+    </w:p>
+    <w:p>
+      <w:pPr>
+        <w:pStyle w:val="TOC1"/>
+        <w:tabs>
+          <w:tab w:val="left" w:pos="480"/>
+          <w:tab w:val="right" w:leader="dot" w:pos="9016"/>
+        </w:tabs>
+        <w:rPr>
+          <w:rFonts w:ascii="Arial" w:hAnsi="Arial" w:cs="Arial"/>
+          <w:noProof/>
+          <w:kern w:val="2"/>
+          <w:sz w:val="24"/>
+          <w:szCs w:val="24"/>
+          <w:lang w:val="en-AU" w:eastAsia="en-AU"/>
+          <w14:ligatures w14:val="standardContextual"/>
+        </w:rPr>
+      </w:pPr>
+      <w:hyperlink w:anchor="_Toc218935191" w:history="1">
+        <w:r>
+          <w:rPr>
+            <w:rStyle w:val="Hyperlink"/>
+            <w:rFonts w:ascii="Arial" w:hAnsi="Arial" w:cs="Arial"/>
+            <w:noProof/>
+            <w:sz w:val="24"/>
+            <w:szCs w:val="24"/>
+            <w:lang w:val="en-AU" w:eastAsia="en-AU"/>
+          </w:rPr>
+          <w:t>5.</w:t>
+        </w:r>
+        <w:r>
+          <w:rPr>
+            <w:rFonts w:ascii="Arial" w:hAnsi="Arial" w:cs="Arial"/>
+            <w:noProof/>
+            <w:kern w:val="2"/>
+            <w:sz w:val="24"/>
+            <w:szCs w:val="24"/>
+            <w:lang w:val="en-AU" w:eastAsia="en-AU"/>
+            <w14:ligatures w14:val="standardContextual"/>
+          </w:rPr>
+          <w:tab/>
+        </w:r>
+        <w:r>
+          <w:rPr>
+            <w:rStyle w:val="Hyperlink"/>
+            <w:rFonts w:ascii="Arial" w:hAnsi="Arial" w:cs="Arial"/>
+            <w:noProof/>
+            <w:sz w:val="24"/>
+            <w:szCs w:val="24"/>
+            <w:lang w:val="en-AU" w:eastAsia="en-AU"/>
+          </w:rPr>
+          <w:t>Tailored Learning &amp; Next-Step Recommendations</w:t>
+        </w:r>
+        <w:r>
+          <w:rPr>
+            <w:rFonts w:ascii="Arial" w:hAnsi="Arial" w:cs="Arial"/>
+            <w:noProof/>
+            <w:webHidden/>
+            <w:sz w:val="24"/>
+            <w:szCs w:val="24"/>
+          </w:rPr>
+          <w:tab/>
+        </w:r>
+        <w:r>
+          <w:rPr>
+            <w:rFonts w:ascii="Arial" w:hAnsi="Arial" w:cs="Arial"/>
+            <w:noProof/>
+            <w:webHidden/>
+            <w:sz w:val="24"/>
+            <w:szCs w:val="24"/>
+          </w:rPr>
+          <w:fldChar w:fldCharType="begin"/>
+        </w:r>
+        <w:r>
+          <w:rPr>
+            <w:rFonts w:ascii="Arial" w:hAnsi="Arial" w:cs="Arial"/>
+            <w:noProof/>
+            <w:webHidden/>
+            <w:sz w:val="24"/>
+            <w:szCs w:val="24"/>
+          </w:rPr>
+          <w:instrText xml:space="preserve"> PAGEREF _Toc218935191 \h </w:instrText>
+        </w:r>
+        <w:r>
+          <w:rPr>
+            <w:rFonts w:ascii="Arial" w:hAnsi="Arial" w:cs="Arial"/>
+            <w:noProof/>
+            <w:webHidden/>
+            <w:sz w:val="24"/>
+            <w:szCs w:val="24"/>
+          </w:rPr>
+        </w:r>
+        <w:r>
+          <w:rPr>
+            <w:rFonts w:ascii="Arial" w:hAnsi="Arial" w:cs="Arial"/>
+            <w:noProof/>
+            <w:webHidden/>
+            <w:sz w:val="24"/>
+            <w:szCs w:val="24"/>
+          </w:rPr>
+          <w:fldChar w:fldCharType="separate"/>
+        </w:r>
+        <w:r>
+          <w:rPr>
+            <w:rFonts w:ascii="Arial" w:hAnsi="Arial" w:cs="Arial"/>
+            <w:noProof/>
+            <w:webHidden/>
+            <w:sz w:val="24"/>
+            <w:szCs w:val="24"/>
+          </w:rPr>
+          <w:t>7</w:t>
+        </w:r>
+        <w:r>
+          <w:rPr>
+            <w:rFonts w:ascii="Arial" w:hAnsi="Arial" w:cs="Arial"/>
+            <w:noProof/>
+            <w:webHidden/>
+            <w:sz w:val="24"/>
+            <w:szCs w:val="24"/>
+          </w:rPr>
+          <w:fldChar w:fldCharType="end"/>
+        </w:r>
+      </w:hyperlink>
+    </w:p>
+    <w:p>
+      <w:pPr>
+        <w:pStyle w:val="TOC1"/>
+        <w:tabs>
+          <w:tab w:val="left" w:pos="480"/>
+          <w:tab w:val="right" w:leader="dot" w:pos="9016"/>
+        </w:tabs>
+        <w:rPr>
+          <w:rFonts w:ascii="Arial" w:hAnsi="Arial" w:cs="Arial"/>
+          <w:noProof/>
+          <w:kern w:val="2"/>
+          <w:sz w:val="24"/>
+          <w:szCs w:val="24"/>
+          <w:lang w:val="en-AU" w:eastAsia="en-AU"/>
+          <w14:ligatures w14:val="standardContextual"/>
+        </w:rPr>
+      </w:pPr>
+      <w:hyperlink w:anchor="_Toc218935192" w:history="1">
+        <w:r>
+          <w:rPr>
+            <w:rStyle w:val="Hyperlink"/>
+            <w:rFonts w:ascii="Arial" w:hAnsi="Arial" w:cs="Arial"/>
+            <w:noProof/>
+            <w:sz w:val="24"/>
+            <w:szCs w:val="24"/>
+            <w:lang w:val="en-AU" w:eastAsia="en-AU"/>
+          </w:rPr>
+          <w:t>6.</w:t>
+        </w:r>
+        <w:r>
+          <w:rPr>
+            <w:rFonts w:ascii="Arial" w:hAnsi="Arial" w:cs="Arial"/>
+            <w:noProof/>
+            <w:kern w:val="2"/>
+            <w:sz w:val="24"/>
+            <w:szCs w:val="24"/>
+            <w:lang w:val="en-AU" w:eastAsia="en-AU"/>
+            <w14:ligatures w14:val="standardContextual"/>
+          </w:rPr>
+          <w:tab/>
+        </w:r>
+        <w:r>
+          <w:rPr>
+            <w:rStyle w:val="Hyperlink"/>
+            <w:rFonts w:ascii="Arial" w:hAnsi="Arial" w:cs="Arial"/>
+            <w:noProof/>
+            <w:sz w:val="24"/>
+            <w:szCs w:val="24"/>
+            <w:lang w:val="en-AU" w:eastAsia="en-AU"/>
+          </w:rPr>
+          <w:t>Your Pathway Through the AM AI SAFE Framework</w:t>
+        </w:r>
+        <w:r>
+          <w:rPr>
+            <w:rFonts w:ascii="Arial" w:hAnsi="Arial" w:cs="Arial"/>
+            <w:noProof/>
+            <w:webHidden/>
+            <w:sz w:val="24"/>
+            <w:szCs w:val="24"/>
+          </w:rPr>
+          <w:tab/>
+        </w:r>
+        <w:r>
+          <w:rPr>
+            <w:rFonts w:ascii="Arial" w:hAnsi="Arial" w:cs="Arial"/>
+            <w:noProof/>
+            <w:webHidden/>
+            <w:sz w:val="24"/>
+            <w:szCs w:val="24"/>
+          </w:rPr>
+          <w:fldChar w:fldCharType="begin"/>
+        </w:r>
+        <w:r>
+          <w:rPr>
+            <w:rFonts w:ascii="Arial" w:hAnsi="Arial" w:cs="Arial"/>
+            <w:noProof/>
+            <w:webHidden/>
+            <w:sz w:val="24"/>
+            <w:szCs w:val="24"/>
+          </w:rPr>
+          <w:instrText xml:space="preserve"> PAGEREF _Toc218935192 \h </w:instrText>
+        </w:r>
+        <w:r>
+          <w:rPr>
+            <w:rFonts w:ascii="Arial" w:hAnsi="Arial" w:cs="Arial"/>
+            <w:noProof/>
+            <w:webHidden/>
+            <w:sz w:val="24"/>
+            <w:szCs w:val="24"/>
+          </w:rPr>
+        </w:r>
+        <w:r>
+          <w:rPr>
+            <w:rFonts w:ascii="Arial" w:hAnsi="Arial" w:cs="Arial"/>
+            <w:noProof/>
+            <w:webHidden/>
+            <w:sz w:val="24"/>
+            <w:szCs w:val="24"/>
+          </w:rPr>
+          <w:fldChar w:fldCharType="separate"/>
+        </w:r>
+        <w:r>
+          <w:rPr>
+            <w:rFonts w:ascii="Arial" w:hAnsi="Arial" w:cs="Arial"/>
+            <w:noProof/>
+            <w:webHidden/>
+            <w:sz w:val="24"/>
+            <w:szCs w:val="24"/>
+          </w:rPr>
+          <w:t>8</w:t>
+        </w:r>
+        <w:r>
+          <w:rPr>
+            <w:rFonts w:ascii="Arial" w:hAnsi="Arial" w:cs="Arial"/>
+            <w:noProof/>
+            <w:webHidden/>
+            <w:sz w:val="24"/>
+            <w:szCs w:val="24"/>
+          </w:rPr>
+          <w:fldChar w:fldCharType="end"/>
+        </w:r>
+      </w:hyperlink>
+    </w:p>
+    <w:p>
+      <w:pPr>
+        <w:pStyle w:val="TOC1"/>
+        <w:tabs>
+          <w:tab w:val="left" w:pos="480"/>
+          <w:tab w:val="right" w:leader="dot" w:pos="9016"/>
+        </w:tabs>
+        <w:rPr>
+          <w:rFonts w:ascii="Arial" w:hAnsi="Arial" w:cs="Arial"/>
+          <w:noProof/>
+          <w:kern w:val="2"/>
+          <w:sz w:val="24"/>
+          <w:szCs w:val="24"/>
+          <w:lang w:val="en-AU" w:eastAsia="en-AU"/>
+          <w14:ligatures w14:val="standardContextual"/>
+        </w:rPr>
+      </w:pPr>
+      <w:hyperlink w:anchor="_Toc218935193" w:history="1">
+        <w:r>
+          <w:rPr>
+            <w:rStyle w:val="Hyperlink"/>
+            <w:rFonts w:ascii="Arial" w:hAnsi="Arial" w:cs="Arial"/>
+            <w:noProof/>
+            <w:sz w:val="24"/>
+            <w:szCs w:val="24"/>
+            <w:lang w:val="en-AU" w:eastAsia="en-AU"/>
+          </w:rPr>
+          <w:t>7.</w:t>
+        </w:r>
+        <w:r>
+          <w:rPr>
+            <w:rFonts w:ascii="Arial" w:hAnsi="Arial" w:cs="Arial"/>
+            <w:noProof/>
+            <w:kern w:val="2"/>
+            <w:sz w:val="24"/>
+            <w:szCs w:val="24"/>
+            <w:lang w:val="en-AU" w:eastAsia="en-AU"/>
+            <w14:ligatures w14:val="standardContextual"/>
+          </w:rPr>
+          <w:tab/>
+        </w:r>
+        <w:r>
+          <w:rPr>
+            <w:rStyle w:val="Hyperlink"/>
+            <w:rFonts w:ascii="Arial" w:hAnsi="Arial" w:cs="Arial"/>
+            <w:noProof/>
+            <w:sz w:val="24"/>
+            <w:szCs w:val="24"/>
+            <w:lang w:val="en-AU" w:eastAsia="en-AU"/>
+          </w:rPr>
+          <w:t>Appendix A – Detailed Responses (Optional)</w:t>
+        </w:r>
+        <w:r>
+          <w:rPr>
+            <w:rFonts w:ascii="Arial" w:hAnsi="Arial" w:cs="Arial"/>
+            <w:noProof/>
+            <w:webHidden/>
+            <w:sz w:val="24"/>
+            <w:szCs w:val="24"/>
+          </w:rPr>
+          <w:tab/>
+        </w:r>
+        <w:r>
+          <w:rPr>
+            <w:rFonts w:ascii="Arial" w:hAnsi="Arial" w:cs="Arial"/>
+            <w:noProof/>
+            <w:webHidden/>
+            <w:sz w:val="24"/>
+            <w:szCs w:val="24"/>
+          </w:rPr>
+          <w:fldChar w:fldCharType="begin"/>
+        </w:r>
+        <w:r>
+          <w:rPr>
+            <w:rFonts w:ascii="Arial" w:hAnsi="Arial" w:cs="Arial"/>
+            <w:noProof/>
+            <w:webHidden/>
+            <w:sz w:val="24"/>
+            <w:szCs w:val="24"/>
+          </w:rPr>
+          <w:instrText xml:space="preserve"> PAGEREF _Toc218935193 \h </w:instrText>
+        </w:r>
+        <w:r>
+          <w:rPr>
+            <w:rFonts w:ascii="Arial" w:hAnsi="Arial" w:cs="Arial"/>
+            <w:noProof/>
+            <w:webHidden/>
+            <w:sz w:val="24"/>
+            <w:szCs w:val="24"/>
+          </w:rPr>
+        </w:r>
+        <w:r>
+          <w:rPr>
+            <w:rFonts w:ascii="Arial" w:hAnsi="Arial" w:cs="Arial"/>
+            <w:noProof/>
+            <w:webHidden/>
+            <w:sz w:val="24"/>
+            <w:szCs w:val="24"/>
+          </w:rPr>
+          <w:fldChar w:fldCharType="separate"/>
+        </w:r>
+        <w:r>
+          <w:rPr>
+            <w:rFonts w:ascii="Arial" w:hAnsi="Arial" w:cs="Arial"/>
+            <w:noProof/>
+            <w:webHidden/>
+            <w:sz w:val="24"/>
+            <w:szCs w:val="24"/>
+          </w:rPr>
+          <w:t>10</w:t>
+        </w:r>
+        <w:r>
+          <w:rPr>
+            <w:rFonts w:ascii="Arial" w:hAnsi="Arial" w:cs="Arial"/>
+            <w:noProof/>
+            <w:webHidden/>
+            <w:sz w:val="24"/>
+            <w:szCs w:val="24"/>
+          </w:rPr>
+          <w:fldChar w:fldCharType="end"/>
+        </w:r>
+      </w:hyperlink>
+    </w:p>
+    <w:p>
+      <w:pPr>
+        <w:jc w:val="center"/>
+        <w:rPr>
+          <w:rFonts w:cs="Arial"/>
+          <w:sz w:val="32"/>
+          <w:szCs w:val="32"/>
+        </w:rPr>
+      </w:pPr>
+      <w:r>
+        <w:rPr>
+          <w:rFonts w:eastAsiaTheme="minorEastAsia" w:cs="Arial"/>
+          <w:kern w:val="0"/>
+          <w14:ligatures w14:val="none"/>
+        </w:rPr>
+        <w:fldChar w:fldCharType="end"/>
+      </w:r>
+    </w:p>
+    <w:p>
+      <w:pPr>
+        <w:rPr>
+          <w:rFonts w:eastAsia="Times New Roman" w:cs="Arial"/>
+          <w:b/>
+          <w:bCs/>
+          <w:kern w:val="0"/>
+          <w:sz w:val="27"/>
+          <w:szCs w:val="27"/>
+          <w:lang w:val="en-AU" w:eastAsia="en-AU"/>
+          <w14:ligatures w14:val="none"/>
+        </w:rPr>
+      </w:pPr>
+    </w:p>
+    <w:p>
+      <w:pPr>
+        <w:pStyle w:val="TOC1"/>
+        <w:tabs>
+          <w:tab w:val="left" w:pos="480"/>
+          <w:tab w:val="right" w:leader="dot" w:pos="9016"/>
+        </w:tabs>
+        <w:rPr>
+          <w:rStyle w:val="Hyperlink"/>
+          <w:lang w:val="en-AU" w:eastAsia="en-AU"/>
+        </w:rPr>
+      </w:pPr>
+      <w:r>
+        <w:rPr>
+          <w:rFonts w:eastAsia="Times New Roman" w:cs="Arial"/>
+          <w:b/>
+          <w:bCs/>
+          <w:sz w:val="27"/>
+          <w:szCs w:val="27"/>
+          <w:lang w:val="en-AU" w:eastAsia="en-AU"/>
+        </w:rPr>
+        <w:fldChar w:fldCharType="begin"/>
+      </w:r>
+      <w:r>
+        <w:rPr>
+          <w:rFonts w:eastAsia="Times New Roman" w:cs="Arial"/>
+          <w:b/>
+          <w:bCs/>
+          <w:sz w:val="27"/>
+          <w:szCs w:val="27"/>
+          <w:lang w:val="en-AU" w:eastAsia="en-AU"/>
+        </w:rPr>
+        <w:instrText xml:space="preserve"> TOC \h \z \c "Table" </w:instrText>
+      </w:r>
+      <w:r>
+        <w:rPr>
+          <w:rFonts w:eastAsia="Times New Roman" w:cs="Arial"/>
+          <w:b/>
+          <w:bCs/>
+          <w:sz w:val="27"/>
+          <w:szCs w:val="27"/>
+          <w:lang w:val="en-AU" w:eastAsia="en-AU"/>
+        </w:rPr>
+        <w:fldChar w:fldCharType="separate"/>
+      </w:r>
+    </w:p>
+    <w:p>
+      <w:pPr>
+        <w:pStyle w:val="TOC1"/>
+        <w:tabs>
+          <w:tab w:val="left" w:pos="480"/>
+          <w:tab w:val="right" w:leader="dot" w:pos="9016"/>
+        </w:tabs>
+        <w:rPr>
+          <w:rStyle w:val="Hyperlink"/>
+          <w:lang w:val="en-AU" w:eastAsia="en-AU"/>
+        </w:rPr>
+      </w:pPr>
+    </w:p>
+    <w:p>
+      <w:pPr>
+        <w:rPr>
+          <w:rFonts w:eastAsia="Times New Roman" w:cs="Arial"/>
+          <w:b/>
+          <w:bCs/>
+          <w:kern w:val="0"/>
+          <w:sz w:val="27"/>
+          <w:szCs w:val="27"/>
+          <w:lang w:val="en-AU" w:eastAsia="en-AU"/>
+          <w14:ligatures w14:val="none"/>
+        </w:rPr>
+      </w:pPr>
+      <w:r>
+        <w:rPr>
+          <w:rFonts w:eastAsia="Times New Roman" w:cs="Arial"/>
+          <w:b/>
+          <w:bCs/>
+          <w:kern w:val="0"/>
+          <w:sz w:val="27"/>
+          <w:szCs w:val="27"/>
+          <w:lang w:val="en-AU" w:eastAsia="en-AU"/>
+          <w14:ligatures w14:val="none"/>
+        </w:rPr>
+        <w:fldChar w:fldCharType="end"/>
+      </w:r>
+      <w:r>
+        <w:rPr>
+          <w:rFonts w:eastAsia="Times New Roman" w:cs="Arial"/>
+          <w:b/>
+          <w:bCs/>
+          <w:kern w:val="0"/>
+          <w:sz w:val="27"/>
+          <w:szCs w:val="27"/>
+          <w:lang w:val="en-AU" w:eastAsia="en-AU"/>
+          <w14:ligatures w14:val="none"/>
+        </w:rPr>
+        <w:t xml:space="preserve"> </w:t>
+      </w:r>
+      <w:r>
+        <w:rPr>
+          <w:rFonts w:eastAsia="Times New Roman" w:cs="Arial"/>
+          <w:b/>
+          <w:bCs/>
+          <w:kern w:val="0"/>
+          <w:sz w:val="27"/>
+          <w:szCs w:val="27"/>
+          <w:lang w:val="en-AU" w:eastAsia="en-AU"/>
+          <w14:ligatures w14:val="none"/>
+        </w:rPr>
+        <w:br w:type="page"/>
+      </w:r>
+    </w:p>
+    <w:p>
+      <w:pPr>
+        <w:pStyle w:val="Heading01"/>
+        <w:rPr>
+          <w:lang w:val="en-AU" w:eastAsia="en-AU"/>
+        </w:rPr>
+      </w:pPr>
+      <w:bookmarkStart w:id="0" w:name="_Toc218935187"/>
+      <w:r>
+        <w:rPr>
+          <w:lang w:val="en-AU" w:eastAsia="en-AU"/>
+        </w:rPr>
+        <w:lastRenderedPageBreak/>
+        <w:t>Executive S</w:t>
+      </w:r>
+      <w:r>
+        <w:rPr>
+          <w:lang w:val="en-AU" w:eastAsia="en-AU"/>
+        </w:rPr>
+        <w:t>napshot</w:t>
+      </w:r>
+      <w:bookmarkEnd w:id="0"/>
+    </w:p>
+    <w:p>
+      <w:pPr>
+        <w:spacing w:before="100" w:beforeAutospacing="1" w:after="100" w:afterAutospacing="1" w:line="240" w:lineRule="auto"/>
+        <w:rPr>
+          <w:rFonts w:eastAsia="Times New Roman" w:cs="Arial"/>
+          <w:kern w:val="0"/>
+          <w:lang w:val="en-AU" w:eastAsia="en-AU"/>
+          <w14:ligatures w14:val="none"/>
+        </w:rPr>
+      </w:pPr>
+      <w:r>
+        <w:rPr>
+          <w:rFonts w:eastAsia="Times New Roman" w:cs="Arial"/>
+          <w:kern w:val="0"/>
+          <w:highlight w:val="yellow"/>
+          <w:lang w:eastAsia="en-AU"/>
+          <w14:ligatures w14:val="none"/>
+        </w:rPr>
+        <w:t xml:space="preserve">This section provides a high-level snapshot of {{org_name}}’s current AI awareness and foundational readiness. It is designed for senior leaders and decision-makers who want a clear understanding of where the organisation sits today, what this indicates in practical terms, and how prepared the organisation is to engage with AI-related discussions and decisions. The narrative below is derived directly from your assessment results and highlights the overall awareness level without delving into technical or compliance detail.</w:t>
+      </w:r>
+      <w:r>
+        <w:rPr>
+          <w:rFonts w:eastAsia="Times New Roman" w:cs="Arial"/>
+          <w:b/>
+          <w:bCs/>
+          <w:kern w:val="0"/>
+          <w:highlight w:val="yellow"/>
+          <w:lang w:eastAsia="en-AU"/>
+          <w14:ligatures w14:val="none"/>
+        </w:rPr>
+        <w:t/>
+      </w:r>
+      <w:proofErr w:type="spellStart"/>
+      <w:r>
+        <w:rPr>
+          <w:rFonts w:eastAsia="Times New Roman" w:cs="Arial"/>
+          <w:b/>
+          <w:bCs/>
+          <w:kern w:val="0"/>
+          <w:highlight w:val="yellow"/>
+          <w:lang w:eastAsia="en-AU"/>
+          <w14:ligatures w14:val="none"/>
+        </w:rPr>
+        <w:t/>
+      </w:r>
+      <w:proofErr w:type="spellEnd"/>
+      <w:r>
+        <w:rPr>
+          <w:rFonts w:eastAsia="Times New Roman" w:cs="Arial"/>
+          <w:b/>
+          <w:bCs/>
+          <w:kern w:val="0"/>
+          <w:highlight w:val="yellow"/>
+          <w:lang w:eastAsia="en-AU"/>
+          <w14:ligatures w14:val="none"/>
+        </w:rPr>
+        <w:t/>
+      </w:r>
+      <w:r>
+        <w:rPr>
+          <w:rFonts w:eastAsia="Times New Roman" w:cs="Arial"/>
+          <w:kern w:val="0"/>
+          <w:highlight w:val="yellow"/>
+          <w:lang w:eastAsia="en-AU"/>
+          <w14:ligatures w14:val="none"/>
+        </w:rPr>
+        <w:t xml:space="preserve"/>
+      </w:r>
+      <w:proofErr w:type="spellStart"/>
+      <w:r>
+        <w:rPr>
+          <w:rFonts w:eastAsia="Times New Roman" w:cs="Arial"/>
+          <w:kern w:val="0"/>
+          <w:highlight w:val="yellow"/>
+          <w:lang w:eastAsia="en-AU"/>
+          <w14:ligatures w14:val="none"/>
+        </w:rPr>
+        <w:t/>
+      </w:r>
+      <w:proofErr w:type="spellEnd"/>
+      <w:r>
+        <w:rPr>
+          <w:rFonts w:eastAsia="Times New Roman" w:cs="Arial"/>
+          <w:kern w:val="0"/>
+          <w:highlight w:val="yellow"/>
+          <w:lang w:eastAsia="en-AU"/>
+          <w14:ligatures w14:val="none"/>
+        </w:rPr>
+        <w:t xml:space="preserve"/>
+      </w:r>
+      <w:proofErr w:type="spellStart"/>
+      <w:r>
+        <w:rPr>
+          <w:rFonts w:eastAsia="Times New Roman" w:cs="Arial"/>
+          <w:kern w:val="0"/>
+          <w:highlight w:val="yellow"/>
+          <w:lang w:eastAsia="en-AU"/>
+          <w14:ligatures w14:val="none"/>
+        </w:rPr>
+        <w:t/>
+      </w:r>
+      <w:proofErr w:type="spellEnd"/>
+      <w:r>
+        <w:rPr>
+          <w:rFonts w:eastAsia="Times New Roman" w:cs="Arial"/>
+          <w:kern w:val="0"/>
+          <w:highlight w:val="yellow"/>
+          <w:lang w:eastAsia="en-AU"/>
+          <w14:ligatures w14:val="none"/>
+        </w:rPr>
+        <w:t xml:space="preserve"/>
+      </w:r>
+    </w:p>
+    <w:p>
+      <w:pPr>
+        <w:spacing w:before="100" w:beforeAutospacing="1" w:after="100" w:afterAutospacing="1" w:line="240" w:lineRule="auto"/>
+        <w:rPr>
+          <w:rFonts w:eastAsia="Times New Roman" w:cs="Arial"/>
+          <w:b/>
+          <w:bCs/>
+          <w:kern w:val="0"/>
+          <w:lang w:val="en-AU" w:eastAsia="en-AU"/>
+          <w14:ligatures w14:val="none"/>
+        </w:rPr>
+      </w:pPr>
+      <w:r>
+        <w:rPr>
+          <w:rFonts w:eastAsia="Times New Roman" w:cs="Arial"/>
+          <w:b/>
+          <w:bCs/>
+          <w:kern w:val="0"/>
+          <w:lang w:val="en-AU" w:eastAsia="en-AU"/>
+          <w14:ligatures w14:val="none"/>
+        </w:rPr>
+        <w:t>Overall Awareness Level</w:t>
+      </w:r>
+    </w:p>
+    <w:p>
+      <w:pPr>
+        <w:spacing w:before="100" w:beforeAutospacing="1" w:after="100" w:afterAutospacing="1" w:line="240" w:lineRule="auto"/>
+        <w:rPr>
+          <w:rFonts w:eastAsia="Times New Roman" w:cs="Arial"/>
+          <w:kern w:val="0"/>
+          <w:lang w:val="en-AU" w:eastAsia="en-AU"/>
+          <w14:ligatures w14:val="none"/>
+        </w:rPr>
+      </w:pPr>
+      <w:r>
+        <w:rPr>
+          <w:rFonts w:eastAsia="Times New Roman" w:cs="Arial"/>
+          <w:b/>
+          <w:bCs/>
+          <w:kern w:val="0"/>
+          <w:lang w:val="en-AU" w:eastAsia="en-AU"/>
+          <w14:ligatures w14:val="none"/>
+        </w:rPr>
+        <w:t xml:space="preserve">{{overall.tier}} ({{overall.score}}%)</w:t>
+      </w:r>
+      <w:proofErr w:type="spellStart"/>
+      <w:proofErr w:type="gramStart"/>
+      <w:r>
+        <w:rPr>
+          <w:rFonts w:eastAsia="Times New Roman" w:cs="Arial"/>
+          <w:b/>
+          <w:bCs/>
+          <w:kern w:val="0"/>
+          <w:lang w:val="en-AU" w:eastAsia="en-AU"/>
+          <w14:ligatures w14:val="none"/>
+        </w:rPr>
+        <w:t/>
+      </w:r>
+      <w:proofErr w:type="spellEnd"/>
+      <w:proofErr w:type="gramEnd"/>
+      <w:r>
+        <w:rPr>
+          <w:rFonts w:eastAsia="Times New Roman" w:cs="Arial"/>
+          <w:b/>
+          <w:bCs/>
+          <w:kern w:val="0"/>
+          <w:lang w:val="en-AU" w:eastAsia="en-AU"/>
+          <w14:ligatures w14:val="none"/>
+        </w:rPr>
+        <w:t/>
+      </w:r>
+      <w:proofErr w:type="spellStart"/>
+      <w:proofErr w:type="gramStart"/>
+      <w:r>
+        <w:rPr>
+          <w:rFonts w:eastAsia="Times New Roman" w:cs="Arial"/>
+          <w:b/>
+          <w:bCs/>
+          <w:kern w:val="0"/>
+          <w:lang w:val="en-AU" w:eastAsia="en-AU"/>
+          <w14:ligatures w14:val="none"/>
+        </w:rPr>
+        <w:t/>
+      </w:r>
+      <w:proofErr w:type="spellEnd"/>
+      <w:r>
+        <w:rPr>
+          <w:rFonts w:eastAsia="Times New Roman" w:cs="Arial"/>
+          <w:b/>
+          <w:bCs/>
+          <w:kern w:val="0"/>
+          <w:lang w:val="en-AU" w:eastAsia="en-AU"/>
+          <w14:ligatures w14:val="none"/>
+        </w:rPr>
+        <w:t/>
+      </w:r>
+      <w:proofErr w:type="gramEnd"/>
+      <w:r>
+        <w:rPr>
+          <w:rFonts w:eastAsia="Times New Roman" w:cs="Arial"/>
+          <w:b/>
+          <w:bCs/>
+          <w:kern w:val="0"/>
+          <w:lang w:val="en-AU" w:eastAsia="en-AU"/>
+          <w14:ligatures w14:val="none"/>
+        </w:rPr>
+        <w:t/>
+      </w:r>
+    </w:p>
+    <w:p>
+      <w:pPr>
+        <w:spacing w:before="100" w:beforeAutospacing="1" w:after="100" w:afterAutospacing="1" w:line="240" w:lineRule="auto"/>
+        <w:rPr>
+          <w:rFonts w:eastAsia="Times New Roman" w:cs="Arial"/>
+          <w:b/>
+          <w:bCs/>
+          <w:kern w:val="0"/>
+          <w:lang w:val="en-AU" w:eastAsia="en-AU"/>
+          <w14:ligatures w14:val="none"/>
+        </w:rPr>
+      </w:pPr>
+      <w:r>
+        <w:rPr>
+          <w:rFonts w:eastAsia="Times New Roman" w:cs="Arial"/>
+          <w:b/>
+          <w:bCs/>
+          <w:kern w:val="0"/>
+          <w:lang w:val="en-AU" w:eastAsia="en-AU"/>
+          <w14:ligatures w14:val="none"/>
+        </w:rPr>
+        <w:t>Executive Interpretation</w:t>
+      </w:r>
+    </w:p>
+    <w:p>
+      <w:pPr>
+        <w:spacing w:before="100" w:beforeAutospacing="1" w:after="100" w:afterAutospacing="1" w:line="240" w:lineRule="auto"/>
+        <w:rPr>
+          <w:rFonts w:eastAsia="Times New Roman" w:cs="Arial"/>
+          <w:kern w:val="0"/>
+          <w:lang w:val="en-AU" w:eastAsia="en-AU"/>
+          <w14:ligatures w14:val="none"/>
+        </w:rPr>
+      </w:pPr>
+      <w:r>
+        <w:rPr>
+          <w:rFonts w:eastAsia="Times New Roman" w:cs="Arial"/>
+          <w:kern w:val="0"/>
+          <w:lang w:val="en-AU" w:eastAsia="en-AU"/>
+          <w14:ligatures w14:val="none"/>
+        </w:rPr>
+        <w:t xml:space="preserve">{{ai.executive_snapshot}}</w:t>
+      </w:r>
+      <w:proofErr w:type="spellStart"/>
+      <w:proofErr w:type="gramStart"/>
+      <w:r>
+        <w:rPr>
+          <w:rFonts w:eastAsia="Times New Roman" w:cs="Arial"/>
+          <w:kern w:val="0"/>
+          <w:lang w:val="en-AU" w:eastAsia="en-AU"/>
+          <w14:ligatures w14:val="none"/>
+        </w:rPr>
+        <w:t/>
+      </w:r>
+      <w:proofErr w:type="gramEnd"/>
+      <w:r>
+        <w:rPr>
+          <w:rFonts w:eastAsia="Times New Roman" w:cs="Arial"/>
+          <w:kern w:val="0"/>
+          <w:lang w:val="en-AU" w:eastAsia="en-AU"/>
+          <w14:ligatures w14:val="none"/>
+        </w:rPr>
+        <w:t/>
+      </w:r>
+      <w:proofErr w:type="spellEnd"/>
+      <w:r>
+        <w:rPr>
+          <w:rFonts w:eastAsia="Times New Roman" w:cs="Arial"/>
+          <w:kern w:val="0"/>
+          <w:lang w:val="en-AU" w:eastAsia="en-AU"/>
+          <w14:ligatures w14:val="none"/>
+        </w:rPr>
+        <w:t/>
+      </w:r>
+    </w:p>
+    <w:p>
+      <w:pPr>
+        <w:spacing w:before="100" w:beforeAutospacing="1" w:after="100" w:afterAutospacing="1" w:line="240" w:lineRule="auto"/>
+        <w:rPr>
+          <w:rFonts w:eastAsia="Times New Roman" w:cs="Arial"/>
+          <w:b/>
+          <w:bCs/>
+          <w:kern w:val="0"/>
+          <w:lang w:val="en-AU" w:eastAsia="en-AU"/>
+          <w14:ligatures w14:val="none"/>
+        </w:rPr>
+      </w:pPr>
+      <w:r>
+        <w:rPr>
+          <w:rFonts w:eastAsia="Times New Roman" w:cs="Arial"/>
+          <w:b/>
+          <w:bCs/>
+          <w:kern w:val="0"/>
+          <w:lang w:val="en-AU" w:eastAsia="en-AU"/>
+          <w14:ligatures w14:val="none"/>
+        </w:rPr>
+        <w:t>Key Takeaways</w:t>
+      </w:r>
+    </w:p>
+    <w:p>
+      <w:pPr>
+        <w:numPr>
+          <w:ilvl w:val="0"/>
+          <w:numId w:val="17"/>
+        </w:numPr>
+        <w:spacing w:before="100" w:beforeAutospacing="1" w:after="100" w:afterAutospacing="1" w:line="240" w:lineRule="auto"/>
+        <w:rPr>
+          <w:rFonts w:eastAsia="Times New Roman" w:cs="Arial"/>
+          <w:kern w:val="0"/>
+          <w:lang w:val="en-AU" w:eastAsia="en-AU"/>
+          <w14:ligatures w14:val="none"/>
+        </w:rPr>
+      </w:pPr>
+      <w:r>
+        <w:rPr>
+          <w:rFonts w:eastAsia="Times New Roman" w:cs="Arial"/>
+          <w:b/>
+          <w:bCs/>
+          <w:kern w:val="0"/>
+          <w:lang w:val="en-AU" w:eastAsia="en-AU"/>
+          <w14:ligatures w14:val="none"/>
+        </w:rPr>
+        <w:t xml:space="preserve">Current position: {{overall.tier}}</w:t>
+      </w:r>
+      <w:r>
+        <w:rPr>
+          <w:rFonts w:eastAsia="Times New Roman" w:cs="Arial"/>
+          <w:kern w:val="0"/>
+          <w:lang w:val="en-AU" w:eastAsia="en-AU"/>
+          <w14:ligatures w14:val="none"/>
+        </w:rPr>
+        <w:t xml:space="preserve"/>
+      </w:r>
+      <w:proofErr w:type="spellStart"/>
+      <w:proofErr w:type="gramStart"/>
+      <w:r>
+        <w:rPr>
+          <w:rFonts w:eastAsia="Times New Roman" w:cs="Arial"/>
+          <w:kern w:val="0"/>
+          <w:lang w:val="en-AU" w:eastAsia="en-AU"/>
+          <w14:ligatures w14:val="none"/>
+        </w:rPr>
+        <w:t/>
+      </w:r>
+      <w:proofErr w:type="spellEnd"/>
+      <w:proofErr w:type="gramEnd"/>
+      <w:r>
+        <w:rPr>
+          <w:rFonts w:eastAsia="Times New Roman" w:cs="Arial"/>
+          <w:kern w:val="0"/>
+          <w:lang w:val="en-AU" w:eastAsia="en-AU"/>
+          <w14:ligatures w14:val="none"/>
+        </w:rPr>
+        <w:t/>
+      </w:r>
+    </w:p>
+    <w:p>
+      <w:pPr>
+        <w:numPr>
+          <w:ilvl w:val="0"/>
+          <w:numId w:val="17"/>
+        </w:numPr>
+        <w:spacing w:before="100" w:beforeAutospacing="1" w:after="100" w:afterAutospacing="1" w:line="240" w:lineRule="auto"/>
+        <w:rPr>
+          <w:rFonts w:eastAsia="Times New Roman" w:cs="Arial"/>
+          <w:kern w:val="0"/>
+          <w:lang w:val="en-AU" w:eastAsia="en-AU"/>
+          <w14:ligatures w14:val="none"/>
+        </w:rPr>
+      </w:pPr>
+      <w:r>
+        <w:rPr>
+          <w:rFonts w:eastAsia="Times New Roman" w:cs="Arial"/>
+          <w:b/>
+          <w:bCs/>
+          <w:kern w:val="0"/>
+          <w:lang w:val="en-AU" w:eastAsia="en-AU"/>
+          <w14:ligatures w14:val="none"/>
+        </w:rPr>
+        <w:t xml:space="preserve">What’s working: {{strengths_summary}}</w:t>
+      </w:r>
+      <w:r>
+        <w:rPr>
+          <w:rFonts w:eastAsia="Times New Roman" w:cs="Arial"/>
+          <w:kern w:val="0"/>
+          <w:lang w:val="en-AU" w:eastAsia="en-AU"/>
+          <w14:ligatures w14:val="none"/>
+        </w:rPr>
+        <w:t xml:space="preserve"/>
+      </w:r>
+      <w:proofErr w:type="spellStart"/>
+      <w:r>
+        <w:rPr>
+          <w:rFonts w:eastAsia="Times New Roman" w:cs="Arial"/>
+          <w:kern w:val="0"/>
+          <w:lang w:val="en-AU" w:eastAsia="en-AU"/>
+          <w14:ligatures w14:val="none"/>
+        </w:rPr>
+        <w:t/>
+      </w:r>
+      <w:proofErr w:type="spellEnd"/>
+      <w:r>
+        <w:rPr>
+          <w:rFonts w:eastAsia="Times New Roman" w:cs="Arial"/>
+          <w:kern w:val="0"/>
+          <w:lang w:val="en-AU" w:eastAsia="en-AU"/>
+          <w14:ligatures w14:val="none"/>
+        </w:rPr>
+        <w:t/>
+      </w:r>
+    </w:p>
+    <w:p>
+      <w:pPr>
+        <w:numPr>
+          <w:ilvl w:val="0"/>
+          <w:numId w:val="17"/>
+        </w:numPr>
+        <w:spacing w:before="100" w:beforeAutospacing="1" w:after="100" w:afterAutospacing="1" w:line="240" w:lineRule="auto"/>
+        <w:rPr>
+          <w:rFonts w:eastAsia="Times New Roman" w:cs="Arial"/>
+          <w:kern w:val="0"/>
+          <w:lang w:val="en-AU" w:eastAsia="en-AU"/>
+          <w14:ligatures w14:val="none"/>
+        </w:rPr>
+      </w:pPr>
+      <w:r>
+        <w:rPr>
+          <w:rFonts w:eastAsia="Times New Roman" w:cs="Arial"/>
+          <w:b/>
+          <w:bCs/>
+          <w:kern w:val="0"/>
+          <w:lang w:val="en-AU" w:eastAsia="en-AU"/>
+          <w14:ligatures w14:val="none"/>
+        </w:rPr>
+        <w:t xml:space="preserve">Primary gap: {{gaps_summary}}</w:t>
+      </w:r>
+      <w:r>
+        <w:rPr>
+          <w:rFonts w:eastAsia="Times New Roman" w:cs="Arial"/>
+          <w:kern w:val="0"/>
+          <w:lang w:val="en-AU" w:eastAsia="en-AU"/>
+          <w14:ligatures w14:val="none"/>
+        </w:rPr>
+        <w:t xml:space="preserve"/>
+      </w:r>
+      <w:proofErr w:type="spellStart"/>
+      <w:r>
+        <w:rPr>
+          <w:rFonts w:eastAsia="Times New Roman" w:cs="Arial"/>
+          <w:kern w:val="0"/>
+          <w:lang w:val="en-AU" w:eastAsia="en-AU"/>
+          <w14:ligatures w14:val="none"/>
+        </w:rPr>
+        <w:t/>
+      </w:r>
+      <w:proofErr w:type="spellEnd"/>
+      <w:r>
+        <w:rPr>
+          <w:rFonts w:eastAsia="Times New Roman" w:cs="Arial"/>
+          <w:kern w:val="0"/>
+          <w:lang w:val="en-AU" w:eastAsia="en-AU"/>
+          <w14:ligatures w14:val="none"/>
+        </w:rPr>
+        <w:t/>
+      </w:r>
+    </w:p>
+    <w:p>
+      <w:pPr>
+        <w:numPr>
+          <w:ilvl w:val="0"/>
+          <w:numId w:val="17"/>
+        </w:numPr>
+        <w:spacing w:before="100" w:beforeAutospacing="1" w:after="100" w:afterAutospacing="1" w:line="240" w:lineRule="auto"/>
+        <w:rPr>
+          <w:rFonts w:eastAsia="Times New Roman" w:cs="Arial"/>
+          <w:kern w:val="0"/>
+          <w:lang w:val="en-AU" w:eastAsia="en-AU"/>
+          <w14:ligatures w14:val="none"/>
+        </w:rPr>
+      </w:pPr>
+      <w:r>
+        <w:rPr>
+          <w:rFonts w:eastAsia="Times New Roman" w:cs="Arial"/>
+          <w:b/>
+          <w:bCs/>
+          <w:kern w:val="0"/>
+          <w:lang w:val="en-AU" w:eastAsia="en-AU"/>
+          <w14:ligatures w14:val="none"/>
+        </w:rPr>
+        <w:t xml:space="preserve">Recommended focus (next 90 days): {{next_focus}}</w:t>
+      </w:r>
+      <w:r>
+        <w:rPr>
+          <w:rFonts w:eastAsia="Times New Roman" w:cs="Arial"/>
+          <w:kern w:val="0"/>
+          <w:lang w:val="en-AU" w:eastAsia="en-AU"/>
+          <w14:ligatures w14:val="none"/>
+        </w:rPr>
+        <w:t xml:space="preserve"/>
+      </w:r>
+      <w:proofErr w:type="spellStart"/>
+      <w:r>
+        <w:rPr>
+          <w:rFonts w:eastAsia="Times New Roman" w:cs="Arial"/>
+          <w:kern w:val="0"/>
+          <w:lang w:val="en-AU" w:eastAsia="en-AU"/>
+          <w14:ligatures w14:val="none"/>
+        </w:rPr>
+        <w:t/>
+      </w:r>
+      <w:proofErr w:type="spellEnd"/>
+      <w:r>
+        <w:rPr>
+          <w:rFonts w:eastAsia="Times New Roman" w:cs="Arial"/>
+          <w:kern w:val="0"/>
+          <w:lang w:val="en-AU" w:eastAsia="en-AU"/>
+          <w14:ligatures w14:val="none"/>
+        </w:rPr>
+        <w:t/>
+      </w:r>
+    </w:p>
+    <w:p>
+      <w:pPr>
+        <w:spacing w:before="100" w:beforeAutospacing="1" w:after="100" w:afterAutospacing="1" w:line="240" w:lineRule="auto"/>
+        <w:jc w:val="center"/>
+        <w:rPr>
+          <w:rFonts w:eastAsia="Times New Roman" w:cs="Arial"/>
+          <w:kern w:val="0"/>
+          <w:lang w:val="en-AU" w:eastAsia="en-AU"/>
+          <w14:ligatures w14:val="none"/>
+        </w:rPr>
+      </w:pPr>
+      <w:r>
+        <w:rPr>
+          <w:rFonts w:eastAsia="Times New Roman" w:cs="Arial"/>
+          <w:kern w:val="0"/>
+          <w:lang w:val="en-AU" w:eastAsia="en-AU"/>
+          <w14:ligatures w14:val="none"/>
+        </w:rPr>
+        <w:t xml:space="preserve">{{awareness_bar_image}}</w:t>
+      </w:r>
+      <w:proofErr w:type="spellStart"/>
+      <w:r>
+        <w:rPr>
+          <w:rFonts w:eastAsia="Times New Roman" w:cs="Arial"/>
+          <w:kern w:val="0"/>
+          <w:lang w:val="en-AU" w:eastAsia="en-AU"/>
+          <w14:ligatures w14:val="none"/>
+        </w:rPr>
+        <w:t/>
+      </w:r>
+      <w:proofErr w:type="spellEnd"/>
+      <w:r>
+        <w:rPr>
+          <w:rFonts w:eastAsia="Times New Roman" w:cs="Arial"/>
+          <w:kern w:val="0"/>
+          <w:lang w:val="en-AU" w:eastAsia="en-AU"/>
+          <w14:ligatures w14:val="none"/>
+        </w:rPr>
+        <w:t/>
+      </w:r>
+    </w:p>
+    <w:p>
+      <w:pPr>
+        <w:spacing w:before="100" w:beforeAutospacing="1" w:after="100" w:afterAutospacing="1" w:line="240" w:lineRule="auto"/>
+        <w:jc w:val="center"/>
+        <w:rPr>
+          <w:rFonts w:eastAsia="Times New Roman" w:cs="Arial"/>
+          <w:kern w:val="0"/>
+          <w:lang w:val="en-AU" w:eastAsia="en-AU"/>
+          <w14:ligatures w14:val="none"/>
+        </w:rPr>
+      </w:pPr>
+      <w:r>
+        <w:rPr>
+          <w:rFonts w:eastAsia="Times New Roman" w:cs="Arial"/>
+          <w:i/>
+          <w:iCs/>
+          <w:kern w:val="0"/>
+          <w:lang w:val="en-AU" w:eastAsia="en-AU"/>
+          <w14:ligatures w14:val="none"/>
+        </w:rPr>
+        <w:t xml:space="preserve">Figure 1. Overall AI awareness level. Black arrow shows {{industry}} sector average; Green/Red arrows shows {{org_name}} is Above/Below sector average. </w:t>
+      </w:r>
+      <w:proofErr w:type="gramStart"/>
+      <w:r>
+        <w:rPr>
+          <w:rFonts w:eastAsia="Times New Roman" w:cs="Arial"/>
+          <w:i/>
+          <w:iCs/>
+          <w:kern w:val="0"/>
+          <w:lang w:val="en-AU" w:eastAsia="en-AU"/>
+          <w14:ligatures w14:val="none"/>
+        </w:rPr>
+        <w:t/>
+      </w:r>
+      <w:proofErr w:type="gramEnd"/>
+      <w:r>
+        <w:rPr>
+          <w:rFonts w:eastAsia="Times New Roman" w:cs="Arial"/>
+          <w:i/>
+          <w:iCs/>
+          <w:kern w:val="0"/>
+          <w:lang w:val="en-AU" w:eastAsia="en-AU"/>
+          <w14:ligatures w14:val="none"/>
+        </w:rPr>
+        <w:t xml:space="preserve"/>
+      </w:r>
+      <w:r>
+        <w:rPr>
+          <w:rFonts w:eastAsia="Times New Roman" w:cs="Arial"/>
+          <w:i/>
+          <w:iCs/>
+          <w:kern w:val="0"/>
+          <w:lang w:val="en-AU" w:eastAsia="en-AU"/>
+          <w14:ligatures w14:val="none"/>
+        </w:rPr>
+        <w:t xml:space="preserve"/>
+      </w:r>
+      <w:r>
+        <w:rPr>
+          <w:rFonts w:eastAsia="Times New Roman" w:cs="Arial"/>
+          <w:i/>
+          <w:iCs/>
+          <w:kern w:val="0"/>
+          <w:lang w:val="en-AU" w:eastAsia="en-AU"/>
+          <w14:ligatures w14:val="none"/>
+        </w:rPr>
+        <w:t/>
+      </w:r>
+      <w:r>
+        <w:rPr>
+          <w:rFonts w:eastAsia="Times New Roman" w:cs="Arial"/>
+          <w:i/>
+          <w:iCs/>
+          <w:kern w:val="0"/>
+          <w:lang w:val="en-AU" w:eastAsia="en-AU"/>
+          <w14:ligatures w14:val="none"/>
+        </w:rPr>
+        <w:t xml:space="preserve"/>
+      </w:r>
+      <w:r>
+        <w:rPr>
+          <w:rFonts w:eastAsia="Times New Roman" w:cs="Arial"/>
+          <w:i/>
+          <w:iCs/>
+          <w:kern w:val="0"/>
+          <w:lang w:val="en-AU" w:eastAsia="en-AU"/>
+          <w14:ligatures w14:val="none"/>
+        </w:rPr>
+        <w:t/>
+      </w:r>
+      <w:r>
+        <w:rPr>
+          <w:rFonts w:eastAsia="Times New Roman" w:cs="Arial"/>
+          <w:i/>
+          <w:iCs/>
+          <w:kern w:val="0"/>
+          <w:lang w:val="en-AU" w:eastAsia="en-AU"/>
+          <w14:ligatures w14:val="none"/>
+        </w:rPr>
+        <w:t xml:space="preserve"/>
+      </w:r>
+      <w:r>
+        <w:rPr>
+          <w:rFonts w:eastAsia="Times New Roman" w:cs="Arial"/>
+          <w:i/>
+          <w:iCs/>
+          <w:kern w:val="0"/>
+          <w:lang w:val="en-AU" w:eastAsia="en-AU"/>
+          <w14:ligatures w14:val="none"/>
+        </w:rPr>
+        <w:t/>
+      </w:r>
+      <w:r>
+        <w:rPr>
+          <w:rFonts w:eastAsia="Times New Roman" w:cs="Arial"/>
+          <w:i/>
+          <w:iCs/>
+          <w:kern w:val="0"/>
+          <w:lang w:val="en-AU" w:eastAsia="en-AU"/>
+          <w14:ligatures w14:val="none"/>
+        </w:rPr>
+        <w:t xml:space="preserve"/>
+      </w:r>
+      <w:proofErr w:type="gramStart"/>
+      <w:r>
+        <w:rPr>
+          <w:rFonts w:eastAsia="Times New Roman" w:cs="Arial"/>
+          <w:i/>
+          <w:iCs/>
+          <w:kern w:val="0"/>
+          <w:lang w:val="en-AU" w:eastAsia="en-AU"/>
+          <w14:ligatures w14:val="none"/>
+        </w:rPr>
+        <w:t/>
+      </w:r>
+      <w:proofErr w:type="gramEnd"/>
+      <w:r>
+        <w:rPr>
+          <w:rFonts w:eastAsia="Times New Roman" w:cs="Arial"/>
+          <w:i/>
+          <w:iCs/>
+          <w:kern w:val="0"/>
+          <w:lang w:val="en-AU" w:eastAsia="en-AU"/>
+          <w14:ligatures w14:val="none"/>
+        </w:rPr>
+        <w:t xml:space="preserve"/>
+      </w:r>
+      <w:r>
+        <w:rPr>
+          <w:rFonts w:eastAsia="Times New Roman" w:cs="Arial"/>
+          <w:i/>
+          <w:iCs/>
+          <w:kern w:val="0"/>
+          <w:lang w:val="en-AU" w:eastAsia="en-AU"/>
+          <w14:ligatures w14:val="none"/>
+        </w:rPr>
+        <w:t/>
+      </w:r>
+      <w:proofErr w:type="spellStart"/>
+      <w:r>
+        <w:rPr>
+          <w:rFonts w:eastAsia="Times New Roman" w:cs="Arial"/>
+          <w:i/>
+          <w:iCs/>
+          <w:kern w:val="0"/>
+          <w:lang w:val="en-AU" w:eastAsia="en-AU"/>
+          <w14:ligatures w14:val="none"/>
+        </w:rPr>
+        <w:t/>
+      </w:r>
+      <w:proofErr w:type="spellEnd"/>
+      <w:r>
+        <w:rPr>
+          <w:rFonts w:eastAsia="Times New Roman" w:cs="Arial"/>
+          <w:i/>
+          <w:iCs/>
+          <w:kern w:val="0"/>
+          <w:lang w:val="en-AU" w:eastAsia="en-AU"/>
+          <w14:ligatures w14:val="none"/>
+        </w:rPr>
+        <w:t/>
+      </w:r>
+      <w:r>
+        <w:rPr>
+          <w:rFonts w:eastAsia="Times New Roman" w:cs="Arial"/>
+          <w:i/>
+          <w:iCs/>
+          <w:kern w:val="0"/>
+          <w:lang w:val="en-AU" w:eastAsia="en-AU"/>
+          <w14:ligatures w14:val="none"/>
+        </w:rPr>
+        <w:t/>
+      </w:r>
+      <w:r>
+        <w:rPr>
+          <w:rFonts w:eastAsia="Times New Roman" w:cs="Arial"/>
+          <w:i/>
+          <w:iCs/>
+          <w:kern w:val="0"/>
+          <w:lang w:val="en-AU" w:eastAsia="en-AU"/>
+          <w14:ligatures w14:val="none"/>
+        </w:rPr>
+        <w:t xml:space="preserve"/>
+      </w:r>
+      <w:r>
+        <w:rPr>
+          <w:rFonts w:eastAsia="Times New Roman" w:cs="Arial"/>
+          <w:i/>
+          <w:iCs/>
+          <w:kern w:val="0"/>
+          <w:lang w:val="en-AU" w:eastAsia="en-AU"/>
+          <w14:ligatures w14:val="none"/>
+        </w:rPr>
+        <w:t/>
+      </w:r>
+      <w:r>
+        <w:rPr>
+          <w:rFonts w:eastAsia="Times New Roman" w:cs="Arial"/>
+          <w:i/>
+          <w:iCs/>
+          <w:kern w:val="0"/>
+          <w:lang w:val="en-AU" w:eastAsia="en-AU"/>
+          <w14:ligatures w14:val="none"/>
+        </w:rPr>
+        <w:t xml:space="preserve"/>
+      </w:r>
+    </w:p>
+    <w:p>
+      <w:pPr>
+        <w:spacing w:before="100" w:beforeAutospacing="1" w:after="100" w:afterAutospacing="1" w:line="240" w:lineRule="auto"/>
+        <w:rPr>
+          <w:rFonts w:eastAsia="Times New Roman" w:cs="Arial"/>
+          <w:kern w:val="0"/>
+          <w:lang w:val="en-AU" w:eastAsia="en-AU"/>
+          <w14:ligatures w14:val="none"/>
+        </w:rPr>
+      </w:pPr>
+    </w:p>
+    <w:p>
+      <w:pPr>
+        <w:pStyle w:val="Heading01"/>
+        <w:rPr>
+          <w:lang w:val="en-AU" w:eastAsia="en-AU"/>
+        </w:rPr>
+      </w:pPr>
+      <w:bookmarkStart w:id="1" w:name="_Toc218935188"/>
+      <w:r>
+        <w:rPr>
+          <w:lang w:val="en-AU" w:eastAsia="en-AU"/>
+        </w:rPr>
+        <w:t>Organisation &amp; Context Profile</w:t>
+      </w:r>
+      <w:bookmarkEnd w:id="1"/>
+    </w:p>
+    <w:p>
+      <w:pPr>
+        <w:spacing w:before="100" w:beforeAutospacing="1" w:after="100" w:afterAutospacing="1" w:line="240" w:lineRule="auto"/>
+      </w:pPr>
+      <w:r>
+        <w:rPr>
+          <w:highlight w:val="yellow"/>
+        </w:rPr>
+        <w:t xml:space="preserve">AI awareness does not exist in isolation. This section places your assessment results in the context of {{org_name}}’s operating environment, leadership posture, and digital maturity. By translating your onboarding inputs into a concise narrative, this section helps explain why certain results may have emerged and ensures that subsequent insights are grounded in your organisation’s reality rather than generic assumptions.</w:t>
+      </w:r>
+      <w:r>
+        <w:rPr>
+          <w:highlight w:val="yellow"/>
+        </w:rPr>
+        <w:t/>
+      </w:r>
+      <w:proofErr w:type="spellStart"/>
+      <w:r>
+        <w:rPr>
+          <w:highlight w:val="yellow"/>
+        </w:rPr>
+        <w:t/>
+      </w:r>
+      <w:proofErr w:type="spellEnd"/>
+      <w:r>
+        <w:rPr>
+          <w:highlight w:val="yellow"/>
+        </w:rPr>
+        <w:t/>
+      </w:r>
+      <w:r>
+        <w:rPr>
+          <w:highlight w:val="yellow"/>
+        </w:rPr>
+        <w:t xml:space="preserve"/>
+      </w:r>
+      <w:r>
+        <w:rPr>
+          <w:i/>
+          <w:iCs/>
+          <w:highlight w:val="yellow"/>
+        </w:rPr>
+        <w:t/>
+      </w:r>
+      <w:r>
+        <w:rPr>
+          <w:highlight w:val="yellow"/>
+        </w:rPr>
+        <w:t xml:space="preserve"/>
+      </w:r>
+      <w:proofErr w:type="spellStart"/>
+      <w:r>
+        <w:rPr>
+          <w:highlight w:val="yellow"/>
+        </w:rPr>
+        <w:t/>
+      </w:r>
+      <w:proofErr w:type="spellEnd"/>
+      <w:r>
+        <w:rPr>
+          <w:highlight w:val="yellow"/>
+        </w:rPr>
+        <w:t xml:space="preserve"/>
+      </w:r>
+    </w:p>
+    <w:p>
+      <w:pPr>
+        <w:spacing w:before="120" w:after="120" w:line="240" w:lineRule="auto"/>
+        <w:rPr>
+          <w:b/>
+          <w:bCs/>
+          <w:lang w:val="en-AU"/>
+        </w:rPr>
+      </w:pPr>
+      <w:r>
+        <w:rPr>
+          <w:b/>
+          <w:bCs/>
+          <w:lang w:val="en-AU"/>
+        </w:rPr>
+        <w:t>Organisation Snapshot</w:t>
+      </w:r>
+    </w:p>
+    <w:p>
+      <w:pPr>
+        <w:numPr>
+          <w:ilvl w:val="0"/>
+          <w:numId w:val="18"/>
+        </w:numPr>
+        <w:spacing w:before="120" w:after="120" w:line="240" w:lineRule="auto"/>
+        <w:rPr>
+          <w:lang w:val="en-AU"/>
+        </w:rPr>
+      </w:pPr>
+      <w:r>
+        <w:rPr>
+          <w:b/>
+          <w:bCs/>
+          <w:lang w:val="en-AU"/>
+        </w:rPr>
+        <w:t xml:space="preserve">Sector: {{org.industry}}</w:t>
+      </w:r>
+      <w:r>
+        <w:rPr>
+          <w:lang w:val="en-AU"/>
+        </w:rPr>
+        <w:t xml:space="preserve"/>
+      </w:r>
+      <w:proofErr w:type="spellStart"/>
+      <w:proofErr w:type="gramStart"/>
+      <w:r>
+        <w:rPr>
+          <w:lang w:val="en-AU"/>
+        </w:rPr>
+        <w:t/>
+      </w:r>
+      <w:proofErr w:type="spellEnd"/>
+      <w:proofErr w:type="gramEnd"/>
+      <w:r>
+        <w:rPr>
+          <w:lang w:val="en-AU"/>
+        </w:rPr>
+        <w:t/>
+      </w:r>
+    </w:p>
+    <w:p>
+      <w:pPr>
+        <w:numPr>
+          <w:ilvl w:val="0"/>
+          <w:numId w:val="18"/>
+        </w:numPr>
+        <w:spacing w:before="120" w:after="120" w:line="240" w:lineRule="auto"/>
+        <w:rPr>
+          <w:lang w:val="en-AU"/>
+        </w:rPr>
+      </w:pPr>
+      <w:r>
+        <w:rPr>
+          <w:b/>
+          <w:bCs/>
+          <w:lang w:val="en-AU"/>
+        </w:rPr>
+        <w:t xml:space="preserve">Organisation size: {{org.size}}</w:t>
+      </w:r>
+      <w:r>
+        <w:rPr>
+          <w:lang w:val="en-AU"/>
+        </w:rPr>
+        <w:t xml:space="preserve"/>
+      </w:r>
+      <w:proofErr w:type="spellStart"/>
+      <w:proofErr w:type="gramStart"/>
+      <w:r>
+        <w:rPr>
+          <w:lang w:val="en-AU"/>
+        </w:rPr>
+        <w:t/>
+      </w:r>
+      <w:proofErr w:type="spellEnd"/>
+      <w:proofErr w:type="gramEnd"/>
+      <w:r>
+        <w:rPr>
+          <w:lang w:val="en-AU"/>
+        </w:rPr>
+        <w:t/>
+      </w:r>
+    </w:p>
+    <w:p>
+      <w:pPr>
+        <w:numPr>
+          <w:ilvl w:val="0"/>
+          <w:numId w:val="18"/>
+        </w:numPr>
+        <w:spacing w:before="120" w:after="120" w:line="240" w:lineRule="auto"/>
+        <w:rPr>
+          <w:lang w:val="en-AU"/>
+        </w:rPr>
+      </w:pPr>
+      <w:r>
+        <w:rPr>
+          <w:b/>
+          <w:bCs/>
+          <w:lang w:val="en-AU"/>
+        </w:rPr>
+        <w:t xml:space="preserve">Primary business unit assessed: {{org.business_unit}}</w:t>
+      </w:r>
+      <w:r>
+        <w:rPr>
+          <w:lang w:val="en-AU"/>
+        </w:rPr>
+        <w:t xml:space="preserve"/>
+      </w:r>
+      <w:proofErr w:type="spellStart"/>
+      <w:proofErr w:type="gramStart"/>
+      <w:r>
+        <w:rPr>
+          <w:lang w:val="en-AU"/>
+        </w:rPr>
+        <w:t/>
+      </w:r>
+      <w:proofErr w:type="gramEnd"/>
+      <w:r>
+        <w:rPr>
+          <w:lang w:val="en-AU"/>
+        </w:rPr>
+        <w:t/>
+      </w:r>
+      <w:proofErr w:type="spellEnd"/>
+      <w:r>
+        <w:rPr>
+          <w:lang w:val="en-AU"/>
+        </w:rPr>
+        <w:t/>
+      </w:r>
+    </w:p>
+    <w:p>
+      <w:pPr>
+        <w:spacing w:before="120" w:after="120" w:line="240" w:lineRule="auto"/>
+        <w:rPr>
+          <w:lang w:val="en-AU"/>
+        </w:rPr>
+      </w:pPr>
+      <w:r>
+        <w:rPr>
+          <w:lang w:val="en-AU"/>
+        </w:rPr>
+        <w:pict w14:anchorId="59C6B252">
+          <v:rect id="_x0000_i1025" style="width:0;height:1.5pt" o:hralign="center" o:hrstd="t" o:hr="t" fillcolor="#a0a0a0" stroked="f"/>
+        </w:pict>
+      </w:r>
+    </w:p>
+    <w:p>
+      <w:pPr>
+        <w:spacing w:before="120" w:after="120" w:line="240" w:lineRule="auto"/>
+        <w:rPr>
+          <w:b/>
+          <w:bCs/>
+          <w:lang w:val="en-AU"/>
+        </w:rPr>
+      </w:pPr>
+      <w:r>
+        <w:rPr>
+          <w:b/>
+          <w:bCs/>
+          <w:lang w:val="en-AU"/>
+        </w:rPr>
+        <w:t>Starting Point with AI</w:t>
+      </w:r>
+    </w:p>
+    <w:p>
+      <w:pPr>
+        <w:numPr>
+          <w:ilvl w:val="0"/>
+          <w:numId w:val="19"/>
+        </w:numPr>
+        <w:spacing w:before="120" w:after="120" w:line="240" w:lineRule="auto"/>
+        <w:rPr>
+          <w:lang w:val="en-AU"/>
+        </w:rPr>
+      </w:pPr>
+      <w:r>
+        <w:rPr>
+          <w:b/>
+          <w:bCs/>
+          <w:lang w:val="en-AU"/>
+        </w:rPr>
+        <w:lastRenderedPageBreak/>
+        <w:t xml:space="preserve">AI familiarity: {{ai_familiarity}}</w:t>
+      </w:r>
+      <w:r>
+        <w:rPr>
+          <w:lang w:val="en-AU"/>
+        </w:rPr>
+        <w:t xml:space="preserve"/>
+      </w:r>
+      <w:proofErr w:type="spellStart"/>
+      <w:r>
+        <w:rPr>
+          <w:lang w:val="en-AU"/>
+        </w:rPr>
+        <w:t/>
+      </w:r>
+      <w:proofErr w:type="spellEnd"/>
+      <w:r>
+        <w:rPr>
+          <w:lang w:val="en-AU"/>
+        </w:rPr>
+        <w:t/>
+      </w:r>
+    </w:p>
+    <w:p>
+      <w:pPr>
+        <w:numPr>
+          <w:ilvl w:val="0"/>
+          <w:numId w:val="19"/>
+        </w:numPr>
+        <w:spacing w:before="120" w:after="120" w:line="240" w:lineRule="auto"/>
+        <w:rPr>
+          <w:lang w:val="en-AU"/>
+        </w:rPr>
+      </w:pPr>
+      <w:r>
+        <w:rPr>
+          <w:b/>
+          <w:bCs/>
+          <w:lang w:val="en-AU"/>
+        </w:rPr>
+        <w:t xml:space="preserve">Digital transformation stage: {{digital_maturity}}</w:t>
+      </w:r>
+      <w:r>
+        <w:rPr>
+          <w:lang w:val="en-AU"/>
+        </w:rPr>
+        <w:t xml:space="preserve"/>
+      </w:r>
+      <w:r>
+        <w:rPr>
+          <w:lang w:val="en-AU"/>
+        </w:rPr>
+        <w:t/>
+      </w:r>
+      <w:proofErr w:type="spellStart"/>
+      <w:r>
+        <w:rPr>
+          <w:lang w:val="en-AU"/>
+        </w:rPr>
+        <w:t/>
+      </w:r>
+      <w:proofErr w:type="spellEnd"/>
+      <w:r>
+        <w:rPr>
+          <w:lang w:val="en-AU"/>
+        </w:rPr>
+        <w:t/>
+      </w:r>
+    </w:p>
+    <w:p>
+      <w:pPr>
+        <w:numPr>
+          <w:ilvl w:val="0"/>
+          <w:numId w:val="19"/>
+        </w:numPr>
+        <w:spacing w:before="120" w:after="120" w:line="240" w:lineRule="auto"/>
+        <w:rPr>
+          <w:lang w:val="en-AU"/>
+        </w:rPr>
+      </w:pPr>
+      <w:r>
+        <w:rPr>
+          <w:b/>
+          <w:bCs/>
+          <w:lang w:val="en-AU"/>
+        </w:rPr>
+        <w:t xml:space="preserve">Leadership interest in AI: {{leadership_ai_interest}}</w:t>
+      </w:r>
+      <w:r>
+        <w:rPr>
+          <w:lang w:val="en-AU"/>
+        </w:rPr>
+        <w:t xml:space="preserve"/>
+      </w:r>
+      <w:proofErr w:type="spellStart"/>
+      <w:r>
+        <w:rPr>
+          <w:lang w:val="en-AU"/>
+        </w:rPr>
+        <w:t/>
+      </w:r>
+      <w:proofErr w:type="spellEnd"/>
+      <w:r>
+        <w:rPr>
+          <w:lang w:val="en-AU"/>
+        </w:rPr>
+        <w:t/>
+      </w:r>
+    </w:p>
+    <w:p>
+      <w:pPr>
+        <w:numPr>
+          <w:ilvl w:val="0"/>
+          <w:numId w:val="19"/>
+        </w:numPr>
+        <w:spacing w:before="120" w:after="120" w:line="240" w:lineRule="auto"/>
+        <w:rPr>
+          <w:lang w:val="en-AU"/>
+        </w:rPr>
+      </w:pPr>
+      <w:r>
+        <w:rPr>
+          <w:b/>
+          <w:bCs/>
+          <w:lang w:val="en-AU"/>
+        </w:rPr>
+        <w:t xml:space="preserve">Comfort with technology change: {{tech_change_comfort}}</w:t>
+      </w:r>
+      <w:r>
+        <w:rPr>
+          <w:lang w:val="en-AU"/>
+        </w:rPr>
+        <w:t xml:space="preserve"/>
+      </w:r>
+      <w:proofErr w:type="spellStart"/>
+      <w:r>
+        <w:rPr>
+          <w:lang w:val="en-AU"/>
+        </w:rPr>
+        <w:t/>
+      </w:r>
+      <w:proofErr w:type="spellEnd"/>
+      <w:r>
+        <w:rPr>
+          <w:lang w:val="en-AU"/>
+        </w:rPr>
+        <w:t/>
+      </w:r>
+    </w:p>
+    <w:p>
+      <w:pPr>
+        <w:spacing w:before="120" w:after="120" w:line="240" w:lineRule="auto"/>
+        <w:rPr>
+          <w:lang w:val="en-AU"/>
+        </w:rPr>
+      </w:pPr>
+      <w:r>
+        <w:rPr>
+          <w:lang w:val="en-AU"/>
+        </w:rPr>
+        <w:pict w14:anchorId="36B3EA07">
+          <v:rect id="_x0000_i1026" style="width:0;height:1.5pt" o:hralign="center" o:hrstd="t" o:hr="t" fillcolor="#a0a0a0" stroked="f"/>
+        </w:pict>
+      </w:r>
+    </w:p>
+    <w:p>
+      <w:pPr>
+        <w:spacing w:before="120" w:after="120" w:line="240" w:lineRule="auto"/>
+        <w:rPr>
+          <w:b/>
+          <w:bCs/>
+          <w:lang w:val="en-AU"/>
+        </w:rPr>
+      </w:pPr>
+      <w:r>
+        <w:rPr>
+          <w:b/>
+          <w:bCs/>
+          <w:lang w:val="en-AU"/>
+        </w:rPr>
+        <w:t>Contextual Interpretation</w:t>
+      </w:r>
+    </w:p>
+    <w:p>
+      <w:pPr>
+        <w:spacing w:before="120" w:after="120" w:line="240" w:lineRule="auto"/>
+        <w:rPr>
+          <w:lang w:val="en-AU"/>
+        </w:rPr>
+      </w:pPr>
+      <w:r>
+        <w:rPr>
+          <w:lang w:val="en-AU"/>
+        </w:rPr>
+        <w:t xml:space="preserve">{{ai.context_interpretation}}</w:t>
+      </w:r>
+      <w:proofErr w:type="spellStart"/>
+      <w:proofErr w:type="gramStart"/>
+      <w:r>
+        <w:rPr>
+          <w:lang w:val="en-AU"/>
+        </w:rPr>
+        <w:t/>
+      </w:r>
+      <w:proofErr w:type="gramEnd"/>
+      <w:r>
+        <w:rPr>
+          <w:lang w:val="en-AU"/>
+        </w:rPr>
+        <w:t/>
+      </w:r>
+      <w:proofErr w:type="spellEnd"/>
+      <w:r>
+        <w:rPr>
+          <w:lang w:val="en-AU"/>
+        </w:rPr>
+        <w:t/>
+      </w:r>
+    </w:p>
+    <w:p>
+      <w:pPr>
+        <w:spacing w:before="120" w:after="120" w:line="240" w:lineRule="auto"/>
+        <w:rPr>
+          <w:b/>
+          <w:bCs/>
+          <w:lang w:val="en-AU"/>
+        </w:rPr>
+      </w:pPr>
+      <w:r>
+        <w:rPr>
+          <w:b/>
+          <w:bCs/>
+          <w:lang w:val="en-AU"/>
+        </w:rPr>
+        <w:t>Sector Context (Indicative Only)</w:t>
+      </w:r>
+    </w:p>
+    <w:p>
+      <w:pPr>
+        <w:spacing w:before="120" w:after="120" w:line="240" w:lineRule="auto"/>
+        <w:rPr>
+          <w:lang w:val="en-AU"/>
+        </w:rPr>
+      </w:pPr>
+      <w:r>
+        <w:rPr>
+          <w:lang w:val="en-AU"/>
+        </w:rPr>
+        <w:t xml:space="preserve">{{radar_chart_image}}</w:t>
+      </w:r>
+      <w:proofErr w:type="spellStart"/>
+      <w:r>
+        <w:rPr>
+          <w:lang w:val="en-AU"/>
+        </w:rPr>
+        <w:t/>
+      </w:r>
+      <w:proofErr w:type="spellEnd"/>
+      <w:r>
+        <w:rPr>
+          <w:lang w:val="en-AU"/>
+        </w:rPr>
+        <w:t/>
+      </w:r>
+    </w:p>
+    <w:p>
+      <w:pPr>
+        <w:spacing w:before="120" w:after="120" w:line="240" w:lineRule="auto"/>
+        <w:rPr>
+          <w:lang w:val="en-AU"/>
+        </w:rPr>
+      </w:pPr>
+      <w:r>
+        <w:rPr>
+          <w:i/>
+          <w:iCs/>
+          <w:lang w:val="en-AU"/>
+        </w:rPr>
+        <w:t xml:space="preserve">Figure 2. Indicative awareness patterns observed in the {{org.industry}} sector.</w:t>
+      </w:r>
+      <w:proofErr w:type="spellStart"/>
+      <w:proofErr w:type="gramStart"/>
+      <w:r>
+        <w:rPr>
+          <w:i/>
+          <w:iCs/>
+          <w:lang w:val="en-AU"/>
+        </w:rPr>
+        <w:t/>
+      </w:r>
+      <w:r>
+        <w:rPr>
+          <w:i/>
+          <w:iCs/>
+          <w:lang w:val="en-AU"/>
+        </w:rPr>
+        <w:t/>
+      </w:r>
+      <w:proofErr w:type="spellEnd"/>
+      <w:proofErr w:type="gramEnd"/>
+      <w:r>
+        <w:rPr>
+          <w:i/>
+          <w:iCs/>
+          <w:lang w:val="en-AU"/>
+        </w:rPr>
+        <w:t/>
+      </w:r>
+    </w:p>
+    <w:p>
+      <w:pPr>
+        <w:spacing w:before="120" w:after="120" w:line="240" w:lineRule="auto"/>
+      </w:pPr>
+    </w:p>
+    <w:p>
+      <w:pPr>
+        <w:pStyle w:val="Heading01"/>
+        <w:rPr>
+          <w:lang w:val="en-AU" w:eastAsia="en-AU"/>
+        </w:rPr>
+      </w:pPr>
+      <w:bookmarkStart w:id="2" w:name="_Toc218935189"/>
+      <w:r>
+        <w:rPr>
+          <w:lang w:val="en-AU" w:eastAsia="en-AU"/>
+        </w:rPr>
+        <w:t>Foundational Controls &amp; Readiness Signals</w:t>
+      </w:r>
+      <w:bookmarkEnd w:id="2"/>
+    </w:p>
+    <w:p>
+      <w:pPr>
+        <w:spacing w:before="60" w:after="60" w:line="240" w:lineRule="auto"/>
+      </w:pPr>
+      <w:r>
+        <w:rPr>
+          <w:highlight w:val="yellow"/>
+        </w:rPr>
+        <w:t xml:space="preserve">Effective AI awareness is supported by basic </w:t>
+      </w:r>
+      <w:proofErr w:type="spellStart"/>
+      <w:r>
+        <w:rPr>
+          <w:highlight w:val="yellow"/>
+        </w:rPr>
+        <w:t>organisational</w:t>
+      </w:r>
+      <w:proofErr w:type="spellEnd"/>
+      <w:r>
+        <w:rPr>
+          <w:highlight w:val="yellow"/>
+        </w:rPr>
+        <w:t xml:space="preserve"> foundations such as governance clarity, data responsibility, and digital readiness. This section </w:t>
+      </w:r>
+      <w:proofErr w:type="spellStart"/>
+      <w:r>
+        <w:rPr>
+          <w:highlight w:val="yellow"/>
+        </w:rPr>
+        <w:t>summarises</w:t>
+      </w:r>
+      <w:proofErr w:type="spellEnd"/>
+      <w:r>
+        <w:rPr>
+          <w:highlight w:val="yellow"/>
+        </w:rPr>
+        <w:t xml:space="preserve"> the foundational signals identified through your responses and explains how they influence the </w:t>
+      </w:r>
+      <w:proofErr w:type="spellStart"/>
+      <w:r>
+        <w:rPr>
+          <w:highlight w:val="yellow"/>
+        </w:rPr>
+        <w:t>organisation’s</w:t>
+      </w:r>
+      <w:proofErr w:type="spellEnd"/>
+      <w:r>
+        <w:rPr>
+          <w:highlight w:val="yellow"/>
+        </w:rPr>
+        <w:t xml:space="preserve"> ability to engage with AI safely and confidently. The commentary focuses on readiness for learning and early exploration, rather than formal controls or enforcement.</w:t>
+      </w:r>
+    </w:p>
+    <w:p>
+      <w:pPr>
+        <w:spacing w:before="100" w:beforeAutospacing="1" w:after="100" w:afterAutospacing="1" w:line="240" w:lineRule="auto"/>
+        <w:rPr>
+          <w:b/>
+          <w:bCs/>
+        </w:rPr>
+      </w:pPr>
+      <w:r>
+        <w:rPr>
+          <w:b/>
+          <w:bCs/>
+        </w:rPr>
+        <w:t>Existing Governance Foundations</w:t>
+      </w:r>
+    </w:p>
+    <w:p>
+      <w:pPr>
+        <w:spacing w:before="100" w:beforeAutospacing="1" w:after="100" w:afterAutospacing="1" w:line="240" w:lineRule="auto"/>
+      </w:pPr>
+      <w:r>
+        <w:t>Based on your responses, the following foundations are currently in place:</w:t>
+      </w:r>
+    </w:p>
+    <w:p>
+      <w:pPr>
+        <w:spacing w:before="60" w:after="60" w:line="240" w:lineRule="auto"/>
+        <w:ind w:left="360"/>
+      </w:pPr>
+      <w:r>
+        <w:t xml:space="preserve">{% if "ICT / Cybersecurity policies" in </w:t>
+      </w:r>
+      <w:proofErr w:type="spellStart"/>
+      <w:r>
+        <w:t>governance_foundations</w:t>
+      </w:r>
+      <w:proofErr w:type="spellEnd"/>
+      <w:r>
+        <w:t xml:space="preserve"> %}</w:t>
+      </w:r>
+    </w:p>
+    <w:p>
+      <w:pPr>
+        <w:spacing w:before="60" w:after="60" w:line="240" w:lineRule="auto"/>
+        <w:ind w:left="360"/>
+      </w:pPr>
+      <w:r>
+        <w:sym w:font="Wingdings" w:char="F09F"/>
+      </w:r>
+      <w:r>
+        <w:t xml:space="preserve"> </w:t>
+      </w:r>
+      <w:r>
+        <w:t xml:space="preserve"> </w:t>
+      </w:r>
+      <w:r>
+        <w:t>ICT / Cybersecurity policies</w:t>
+      </w:r>
+    </w:p>
+    <w:p>
+      <w:pPr>
+        <w:spacing w:before="60" w:after="60" w:line="240" w:lineRule="auto"/>
+        <w:ind w:left="360"/>
+      </w:pPr>
+      <w:r>
+        <w:t>{% endif %}</w:t>
+      </w:r>
+    </w:p>
+    <w:p>
+      <w:pPr>
+        <w:spacing w:before="60" w:after="60" w:line="240" w:lineRule="auto"/>
+        <w:ind w:left="360"/>
+      </w:pPr>
+      <w:r>
+        <w:t xml:space="preserve">{% if "Data governance practices" in </w:t>
+      </w:r>
+      <w:proofErr w:type="spellStart"/>
+      <w:r>
+        <w:t>governance_foundations</w:t>
+      </w:r>
+      <w:proofErr w:type="spellEnd"/>
+      <w:r>
+        <w:t xml:space="preserve"> %}</w:t>
+      </w:r>
+    </w:p>
+    <w:p>
+      <w:pPr>
+        <w:spacing w:before="60" w:after="60" w:line="240" w:lineRule="auto"/>
+        <w:ind w:left="360"/>
+      </w:pPr>
+      <w:r>
+        <w:sym w:font="Wingdings" w:char="F09F"/>
+      </w:r>
+      <w:r>
+        <w:t xml:space="preserve">  </w:t>
+      </w:r>
+      <w:r>
+        <w:t>Data governance practices</w:t>
+      </w:r>
+    </w:p>
+    <w:p>
+      <w:pPr>
+        <w:spacing w:before="60" w:after="60" w:line="240" w:lineRule="auto"/>
+        <w:ind w:left="360"/>
+      </w:pPr>
+      <w:r>
+        <w:t>{% endif %}</w:t>
+      </w:r>
+    </w:p>
+    <w:p>
+      <w:pPr>
+        <w:spacing w:before="60" w:after="60" w:line="240" w:lineRule="auto"/>
+        <w:ind w:left="360"/>
+      </w:pPr>
+      <w:r>
+        <w:t xml:space="preserve">{% if "Privacy policy / processes" in </w:t>
+      </w:r>
+      <w:proofErr w:type="spellStart"/>
+      <w:r>
+        <w:t>governance_foundations</w:t>
+      </w:r>
+      <w:proofErr w:type="spellEnd"/>
+      <w:r>
+        <w:t xml:space="preserve"> %}</w:t>
+      </w:r>
+    </w:p>
+    <w:p>
+      <w:pPr>
+        <w:spacing w:before="60" w:after="60" w:line="240" w:lineRule="auto"/>
+        <w:ind w:left="360"/>
+      </w:pPr>
+      <w:r>
+        <w:sym w:font="Wingdings" w:char="F09F"/>
+      </w:r>
+      <w:r>
+        <w:t xml:space="preserve">  </w:t>
+      </w:r>
+      <w:r>
+        <w:t>Privacy policy / processes</w:t>
+      </w:r>
+    </w:p>
+    <w:p>
+      <w:pPr>
+        <w:spacing w:before="60" w:after="60" w:line="240" w:lineRule="auto"/>
+        <w:ind w:left="360"/>
+      </w:pPr>
+      <w:r>
+        <w:t>{% en</w:t>
+      </w:r>
+      <w:r>
+        <w:t>d</w:t>
+      </w:r>
+      <w:r>
+        <w:t>if %}</w:t>
+      </w:r>
+    </w:p>
+    <w:p>
+      <w:pPr>
+        <w:spacing w:before="60" w:after="60" w:line="240" w:lineRule="auto"/>
+        <w:ind w:left="360"/>
+      </w:pPr>
+      <w:r>
+        <w:t xml:space="preserve">{% if "Values or ethics charter" in </w:t>
+      </w:r>
+      <w:proofErr w:type="spellStart"/>
+      <w:r>
+        <w:t>governance_foundations</w:t>
+      </w:r>
+      <w:proofErr w:type="spellEnd"/>
+      <w:r>
+        <w:t xml:space="preserve"> %}</w:t>
+      </w:r>
+    </w:p>
+    <w:p>
+      <w:pPr>
+        <w:spacing w:before="60" w:after="60" w:line="240" w:lineRule="auto"/>
+        <w:ind w:left="360"/>
+      </w:pPr>
+      <w:r>
+        <w:sym w:font="Wingdings" w:char="F09F"/>
+      </w:r>
+      <w:r>
+        <w:t xml:space="preserve">  </w:t>
+      </w:r>
+      <w:r>
+        <w:t>Values or ethics charter</w:t>
+      </w:r>
+    </w:p>
+    <w:p>
+      <w:pPr>
+        <w:spacing w:before="60" w:after="60" w:line="240" w:lineRule="auto"/>
+        <w:ind w:left="360"/>
+      </w:pPr>
+      <w:r>
+        <w:t>{% endif %}</w:t>
+      </w:r>
+    </w:p>
+    <w:p>
+      <w:pPr>
+        <w:spacing w:before="60" w:after="60" w:line="240" w:lineRule="auto"/>
+        <w:ind w:left="360"/>
+      </w:pPr>
+      <w:r>
+        <w:t xml:space="preserve">{% if "None of the above" in </w:t>
+      </w:r>
+      <w:proofErr w:type="spellStart"/>
+      <w:r>
+        <w:t>governance_foundations</w:t>
+      </w:r>
+      <w:proofErr w:type="spellEnd"/>
+      <w:r>
+        <w:t xml:space="preserve"> or </w:t>
+      </w:r>
+      <w:proofErr w:type="spellStart"/>
+      <w:r>
+        <w:t>governance_foundations|length</w:t>
+      </w:r>
+      <w:proofErr w:type="spellEnd"/>
+      <w:r>
+        <w:t xml:space="preserve"> == 0 %}</w:t>
+      </w:r>
+    </w:p>
+    <w:p>
+      <w:pPr>
+        <w:spacing w:before="60" w:after="60" w:line="240" w:lineRule="auto"/>
+        <w:ind w:left="360"/>
+      </w:pPr>
+      <w:r>
+        <w:sym w:font="Wingdings" w:char="F09F"/>
+      </w:r>
+      <w:r>
+        <w:t xml:space="preserve">  </w:t>
+      </w:r>
+      <w:r>
+        <w:t>No key governance foundations were identified.</w:t>
+      </w:r>
+    </w:p>
+    <w:p>
+      <w:pPr>
+        <w:spacing w:before="60" w:after="60" w:line="240" w:lineRule="auto"/>
+        <w:ind w:left="360"/>
+      </w:pPr>
+      <w:r>
+        <w:t>{% endif %}</w:t>
+      </w:r>
+    </w:p>
+    <w:p>
+      <w:pPr>
+        <w:spacing w:before="100" w:beforeAutospacing="1" w:after="100" w:afterAutospacing="1" w:line="240" w:lineRule="auto"/>
+        <w:rPr>
+          <w:b/>
+          <w:bCs/>
+          <w:lang w:val="en-AU"/>
+        </w:rPr>
+      </w:pPr>
+      <w:r>
+        <w:rPr>
+          <w:b/>
+          <w:bCs/>
+          <w:lang w:val="en-AU"/>
+        </w:rPr>
+        <w:t>Interpretation</w:t>
+      </w:r>
+    </w:p>
+    <w:p>
+      <w:pPr>
+        <w:spacing w:before="100" w:beforeAutospacing="1" w:after="100" w:afterAutospacing="1" w:line="240" w:lineRule="auto"/>
+        <w:rPr>
+          <w:lang w:val="en-AU"/>
+        </w:rPr>
+      </w:pPr>
+      <w:r>
+        <w:rPr>
+          <w:lang w:val="en-AU"/>
+        </w:rPr>
+        <w:lastRenderedPageBreak/>
+        <w:t xml:space="preserve">{{ai.governance_interpretation}}</w:t>
+      </w:r>
+      <w:proofErr w:type="spellStart"/>
+      <w:proofErr w:type="gramStart"/>
+      <w:r>
+        <w:rPr>
+          <w:lang w:val="en-AU"/>
+        </w:rPr>
+        <w:t/>
+      </w:r>
+      <w:proofErr w:type="gramEnd"/>
+      <w:r>
+        <w:rPr>
+          <w:lang w:val="en-AU"/>
+        </w:rPr>
+        <w:t/>
+      </w:r>
+      <w:proofErr w:type="spellEnd"/>
+      <w:r>
+        <w:rPr>
+          <w:lang w:val="en-AU"/>
+        </w:rPr>
+        <w:t/>
+      </w:r>
+    </w:p>
+    <w:p>
+      <w:pPr>
+        <w:spacing w:before="100" w:beforeAutospacing="1" w:after="100" w:afterAutospacing="1" w:line="240" w:lineRule="auto"/>
+        <w:rPr>
+          <w:b/>
+          <w:bCs/>
+          <w:lang w:val="en-AU"/>
+        </w:rPr>
+      </w:pPr>
+      <w:r>
+        <w:rPr>
+          <w:b/>
+          <w:bCs/>
+          <w:lang w:val="en-AU"/>
+        </w:rPr>
+        <w:t>Digital &amp; Data Readiness Signals</w:t>
+      </w:r>
+    </w:p>
+    <w:p>
+      <w:pPr>
+        <w:numPr>
+          <w:ilvl w:val="0"/>
+          <w:numId w:val="20"/>
+        </w:numPr>
+        <w:spacing w:before="100" w:beforeAutospacing="1" w:after="100" w:afterAutospacing="1" w:line="240" w:lineRule="auto"/>
+        <w:rPr>
+          <w:lang w:val="en-AU"/>
+        </w:rPr>
+      </w:pPr>
+      <w:r>
+        <w:rPr>
+          <w:lang w:val="en-AU"/>
+        </w:rPr>
+        <w:t xml:space="preserve">Digital / automation activity: {{digital_initiatives_level}}</w:t>
+      </w:r>
+      <w:proofErr w:type="spellStart"/>
+      <w:r>
+        <w:rPr>
+          <w:lang w:val="en-AU"/>
+        </w:rPr>
+        <w:t/>
+      </w:r>
+      <w:proofErr w:type="spellEnd"/>
+      <w:r>
+        <w:rPr>
+          <w:lang w:val="en-AU"/>
+        </w:rPr>
+        <w:t/>
+      </w:r>
+    </w:p>
+    <w:p>
+      <w:pPr>
+        <w:numPr>
+          <w:ilvl w:val="0"/>
+          <w:numId w:val="20"/>
+        </w:numPr>
+        <w:spacing w:before="100" w:beforeAutospacing="1" w:after="100" w:afterAutospacing="1" w:line="240" w:lineRule="auto"/>
+        <w:rPr>
+          <w:lang w:val="en-AU"/>
+        </w:rPr>
+      </w:pPr>
+      <w:r>
+        <w:rPr>
+          <w:lang w:val="en-AU"/>
+        </w:rPr>
+        <w:t xml:space="preserve">Data &amp; digital skill confidence: {{data_skill_confidence}}</w:t>
+      </w:r>
+      <w:proofErr w:type="spellStart"/>
+      <w:r>
+        <w:rPr>
+          <w:lang w:val="en-AU"/>
+        </w:rPr>
+        <w:t/>
+      </w:r>
+      <w:proofErr w:type="spellEnd"/>
+      <w:r>
+        <w:rPr>
+          <w:lang w:val="en-AU"/>
+        </w:rPr>
+        <w:t/>
+      </w:r>
+    </w:p>
+    <w:p>
+      <w:pPr>
+        <w:numPr>
+          <w:ilvl w:val="0"/>
+          <w:numId w:val="20"/>
+        </w:numPr>
+        <w:spacing w:before="100" w:beforeAutospacing="1" w:after="100" w:afterAutospacing="1" w:line="240" w:lineRule="auto"/>
+        <w:rPr>
+          <w:lang w:val="en-AU"/>
+        </w:rPr>
+      </w:pPr>
+      <w:r>
+        <w:rPr>
+          <w:lang w:val="en-AU"/>
+        </w:rPr>
+        <w:t xml:space="preserve">Openness to AI learning: {{openness_to_learning}}</w:t>
+      </w:r>
+      <w:proofErr w:type="spellStart"/>
+      <w:r>
+        <w:rPr>
+          <w:lang w:val="en-AU"/>
+        </w:rPr>
+        <w:t/>
+      </w:r>
+      <w:proofErr w:type="spellEnd"/>
+      <w:r>
+        <w:rPr>
+          <w:lang w:val="en-AU"/>
+        </w:rPr>
+        <w:t/>
+      </w:r>
+    </w:p>
+    <w:p>
+      <w:pPr>
+        <w:spacing w:before="100" w:beforeAutospacing="1" w:after="100" w:afterAutospacing="1" w:line="240" w:lineRule="auto"/>
+        <w:rPr>
+          <w:lang w:val="en-AU"/>
+        </w:rPr>
+      </w:pPr>
+      <w:r>
+        <w:rPr>
+          <w:lang w:val="en-AU"/>
+        </w:rPr>
+        <w:t xml:space="preserve">{{ai.readiness_interpretation}}</w:t>
+      </w:r>
+      <w:proofErr w:type="spellStart"/>
+      <w:proofErr w:type="gramStart"/>
+      <w:r>
+        <w:rPr>
+          <w:lang w:val="en-AU"/>
+        </w:rPr>
+        <w:t/>
+      </w:r>
+      <w:proofErr w:type="gramEnd"/>
+      <w:r>
+        <w:rPr>
+          <w:lang w:val="en-AU"/>
+        </w:rPr>
+        <w:t/>
+      </w:r>
+      <w:proofErr w:type="spellEnd"/>
+      <w:r>
+        <w:rPr>
+          <w:lang w:val="en-AU"/>
+        </w:rPr>
+        <w:t/>
+      </w:r>
+    </w:p>
+    <w:p>
+      <w:pPr>
+        <w:spacing w:before="100" w:beforeAutospacing="1" w:after="100" w:afterAutospacing="1" w:line="240" w:lineRule="auto"/>
+        <w:rPr>
+          <w:b/>
+          <w:bCs/>
+        </w:rPr>
+      </w:pPr>
+    </w:p>
+    <w:p>
+      <w:pPr>
+        <w:pStyle w:val="Heading01"/>
+        <w:rPr>
+          <w:lang w:val="en-AU" w:eastAsia="en-AU"/>
+        </w:rPr>
+      </w:pPr>
+      <w:bookmarkStart w:id="3" w:name="_Toc218935190"/>
+      <w:r>
+        <w:rPr>
+          <w:lang w:val="en-AU" w:eastAsia="en-AU"/>
+        </w:rPr>
+        <w:t>Awareness Assessment Results</w:t>
+      </w:r>
+      <w:bookmarkEnd w:id="3"/>
+    </w:p>
+    <w:p>
+      <w:pPr>
+        <w:spacing w:before="100" w:beforeAutospacing="1" w:after="100" w:afterAutospacing="1" w:line="240" w:lineRule="auto"/>
+      </w:pPr>
+      <w:r>
+        <w:rPr>
+          <w:highlight w:val="yellow"/>
+        </w:rPr>
+        <w:t xml:space="preserve">This section summarises how {{org_name}} responded across the key awareness domains assessed as part of the AI Awareness &amp; Foundations Assessment. Rather than examining individual questions in detail, the focus here is on overall patterns and balance across domains, highlighting where awareness is relatively consistent and where additional support may be beneficial. The insights presented are intended to inform understanding, not to assign risk or performance ratings.</w:t>
+      </w:r>
+      <w:proofErr w:type="spellStart"/>
+      <w:r>
+        <w:rPr>
+          <w:highlight w:val="yellow"/>
+        </w:rPr>
+        <w:t/>
+      </w:r>
+      <w:proofErr w:type="spellEnd"/>
+      <w:r>
+        <w:rPr>
+          <w:highlight w:val="yellow"/>
+        </w:rPr>
+        <w:t xml:space="preserve"/>
+      </w:r>
+      <w:r>
+        <w:rPr>
+          <w:highlight w:val="yellow"/>
+        </w:rPr>
+        <w:t/>
+      </w:r>
+      <w:proofErr w:type="spellStart"/>
+      <w:r>
+        <w:rPr>
+          <w:highlight w:val="yellow"/>
+        </w:rPr>
+        <w:t/>
+      </w:r>
+      <w:proofErr w:type="spellEnd"/>
+      <w:r>
+        <w:rPr>
+          <w:highlight w:val="yellow"/>
+        </w:rPr>
+        <w:t/>
+      </w:r>
+      <w:r>
+        <w:rPr>
+          <w:highlight w:val="yellow"/>
+        </w:rPr>
+        <w:t xml:space="preserve"/>
+      </w:r>
+    </w:p>
+    <w:p>
+      <w:pPr>
+        <w:spacing w:before="100" w:beforeAutospacing="1" w:after="100" w:afterAutospacing="1" w:line="240" w:lineRule="auto"/>
+        <w:rPr>
+          <w:b/>
+          <w:bCs/>
+        </w:rPr>
+      </w:pPr>
+      <w:r>
+        <w:rPr>
+          <w:b/>
+          <w:bCs/>
+        </w:rPr>
+        <w:t>Domain-Level Overview</w:t>
+      </w:r>
+    </w:p>
+    <w:tbl>
+      <w:tblPr>
+        <w:tblStyle w:val="TableGrid"/>
+        <w:tblW w:w="0" w:type="auto"/>
+        <w:tblLook w:val="04A0" w:firstRow="1" w:lastRow="0" w:firstColumn="1" w:lastColumn="0" w:noHBand="0" w:noVBand="1"/>
+      </w:tblPr>
+      <w:tblGrid>
+        <w:gridCol w:w="3115"/>
+        <w:gridCol w:w="2160"/>
+        <w:gridCol w:w="3741"/>
+      </w:tblGrid>
+      <w:tr>
+        <w:tc>
+          <w:tcPr>
+            <w:tcW w:w="3115" w:type="dxa"/>
+            <w:shd w:val="clear" w:color="auto" w:fill="D9D9D9" w:themeFill="background1" w:themeFillShade="D9"/>
+          </w:tcPr>
+          <w:p>
+            <w:pPr>
+              <w:spacing w:before="100" w:beforeAutospacing="1" w:after="100" w:afterAutospacing="1"/>
+              <w:rPr>
+                <w:b/>
+                <w:bCs/>
+              </w:rPr>
+            </w:pPr>
+            <w:r>
+              <w:rPr>
+                <w:b/>
+                <w:bCs/>
+              </w:rPr>
+              <w:t>Domain</w:t>
+            </w:r>
+          </w:p>
+        </w:tc>
+        <w:tc>
+          <w:tcPr>
+            <w:tcW w:w="2160" w:type="dxa"/>
+            <w:shd w:val="clear" w:color="auto" w:fill="D9D9D9" w:themeFill="background1" w:themeFillShade="D9"/>
+          </w:tcPr>
+          <w:p>
+            <w:pPr>
+              <w:spacing w:before="100" w:beforeAutospacing="1" w:after="100" w:afterAutospacing="1"/>
+              <w:rPr>
+                <w:b/>
+                <w:bCs/>
+              </w:rPr>
+            </w:pPr>
+            <w:r>
+              <w:rPr>
+                <w:b/>
+                <w:bCs/>
+              </w:rPr>
+              <w:t>Maturity Level</w:t>
+            </w:r>
+          </w:p>
+        </w:tc>
+        <w:tc>
+          <w:tcPr>
+            <w:tcW w:w="3741" w:type="dxa"/>
+            <w:shd w:val="clear" w:color="auto" w:fill="D9D9D9" w:themeFill="background1" w:themeFillShade="D9"/>
+          </w:tcPr>
+          <w:p>
+            <w:pPr>
+              <w:spacing w:before="100" w:beforeAutospacing="1" w:after="100" w:afterAutospacing="1"/>
+              <w:rPr>
+                <w:b/>
+                <w:bCs/>
+              </w:rPr>
+            </w:pPr>
+            <w:r>
+              <w:rPr>
+                <w:b/>
+                <w:bCs/>
+              </w:rPr>
+              <w:t>Score</w:t>
+            </w:r>
+          </w:p>
+        </w:tc>
+      </w:tr>
+      <w:tr>
+        <w:trPr>
+          <w:trHeight w:val="602"/>
+        </w:trPr>
+        <w:tc>
+          <w:tcPr>
+            <w:tcW w:w="3115" w:type="dxa"/>
+          </w:tcPr>
+          <w:p>
+            <w:pPr>
+              <w:spacing w:before="100" w:beforeAutospacing="1" w:after="100" w:afterAutospacing="1"/>
+              <w:rPr>
+                <w:sz w:val="20"/>
+                <w:szCs w:val="20"/>
+              </w:rPr>
+            </w:pPr>
+            <w:r>
+              <w:rPr>
+                <w:sz w:val="20"/>
+                <w:szCs w:val="20"/>
+              </w:rPr>
+              <w:t xml:space="preserve">{% for </w:t>
+            </w:r>
+            <w:r>
+              <w:rPr>
+                <w:sz w:val="20"/>
+                <w:szCs w:val="20"/>
+              </w:rPr>
+              <w:t>d in domains</w:t>
+            </w:r>
+            <w:r>
+              <w:rPr>
+                <w:sz w:val="20"/>
+                <w:szCs w:val="20"/>
+              </w:rPr>
+              <w:t xml:space="preserve"> %}{{ </w:t>
+            </w:r>
+            <w:r>
+              <w:rPr>
+                <w:sz w:val="20"/>
+                <w:szCs w:val="20"/>
+              </w:rPr>
+              <w:t>d.name</w:t>
+            </w:r>
+            <w:r>
+              <w:rPr>
+                <w:sz w:val="20"/>
+                <w:szCs w:val="20"/>
+              </w:rPr>
+              <w:t xml:space="preserve"> }}</w:t>
+            </w:r>
+          </w:p>
+        </w:tc>
+        <w:tc>
+          <w:tcPr>
+            <w:tcW w:w="2160" w:type="dxa"/>
+          </w:tcPr>
+          <w:p>
+            <w:pPr>
+              <w:spacing w:before="100" w:beforeAutospacing="1" w:after="100" w:afterAutospacing="1"/>
+              <w:rPr>
+                <w:sz w:val="20"/>
+                <w:szCs w:val="20"/>
+              </w:rPr>
+            </w:pPr>
+            <w:r>
+              <w:rPr>
+                <w:sz w:val="20"/>
+                <w:szCs w:val="20"/>
+              </w:rPr>
+              <w:t xml:space="preserve">{{ </w:t>
+            </w:r>
+            <w:proofErr w:type="spellStart"/>
+            <w:r>
+              <w:rPr>
+                <w:sz w:val="20"/>
+                <w:szCs w:val="20"/>
+              </w:rPr>
+              <w:t>d.tier</w:t>
+            </w:r>
+            <w:proofErr w:type="spellEnd"/>
+            <w:r>
+              <w:rPr>
+                <w:sz w:val="20"/>
+                <w:szCs w:val="20"/>
+              </w:rPr>
+              <w:t xml:space="preserve"> }}</w:t>
+            </w:r>
+          </w:p>
+        </w:tc>
+        <w:tc>
+          <w:tcPr>
+            <w:tcW w:w="3741" w:type="dxa"/>
+          </w:tcPr>
+          <w:p>
+            <w:pPr>
+              <w:spacing w:before="100" w:beforeAutospacing="1" w:after="100" w:afterAutospacing="1"/>
+              <w:rPr>
+                <w:sz w:val="20"/>
+                <w:szCs w:val="20"/>
+              </w:rPr>
+            </w:pPr>
+            <w:r>
+              <w:rPr>
+                <w:sz w:val="20"/>
+                <w:szCs w:val="20"/>
+              </w:rPr>
+              <w:t xml:space="preserve">{{ d.score }}{% endfor %}</w:t>
+            </w:r>
+            <w:proofErr w:type="spellStart"/>
+            <w:r>
+              <w:rPr>
+                <w:sz w:val="20"/>
+                <w:szCs w:val="20"/>
+              </w:rPr>
+              <w:t/>
+            </w:r>
+            <w:proofErr w:type="spellEnd"/>
+            <w:r>
+              <w:rPr>
+                <w:sz w:val="20"/>
+                <w:szCs w:val="20"/>
+              </w:rPr>
+              <w:t xml:space="preserve"/>
+            </w:r>
+            <w:proofErr w:type="spellStart"/>
+            <w:r>
+              <w:rPr>
+                <w:sz w:val="20"/>
+                <w:szCs w:val="20"/>
+              </w:rPr>
+              <w:t/>
+            </w:r>
+            <w:proofErr w:type="spellEnd"/>
+            <w:r>
+              <w:rPr>
+                <w:sz w:val="20"/>
+                <w:szCs w:val="20"/>
+              </w:rPr>
+              <w:t xml:space="preserve"/>
+            </w:r>
+          </w:p>
+        </w:tc>
+      </w:tr>
+    </w:tbl>
+    <w:p>
+      <w:pPr>
+        <w:spacing w:before="100" w:beforeAutospacing="1" w:after="100" w:afterAutospacing="1" w:line="240" w:lineRule="auto"/>
+        <w:rPr>
+          <w:b/>
+          <w:bCs/>
+        </w:rPr>
+      </w:pPr>
+      <w:r>
+        <w:rPr>
+          <w:b/>
+          <w:bCs/>
+        </w:rPr>
+        <w:t>Key Patterns Observed</w:t>
+      </w:r>
+    </w:p>
+    <w:p>
+      <w:pPr>
+        <w:spacing w:before="100" w:beforeAutospacing="1" w:after="100" w:afterAutospacing="1" w:line="240" w:lineRule="auto"/>
+      </w:pPr>
+      <w:r>
+        <w:t xml:space="preserve">{{ai.domain_patterns}}</w:t>
+      </w:r>
+      <w:proofErr w:type="spellStart"/>
+      <w:r>
+        <w:t/>
+      </w:r>
+      <w:proofErr w:type="spellEnd"/>
+      <w:r>
+        <w:t/>
+      </w:r>
+    </w:p>
+    <w:p>
+      <w:pPr>
+        <w:pStyle w:val="Heading01"/>
+        <w:rPr>
+          <w:lang w:val="en-AU" w:eastAsia="en-AU"/>
+        </w:rPr>
+      </w:pPr>
+      <w:bookmarkStart w:id="4" w:name="_Toc218935191"/>
+      <w:r>
+        <w:rPr>
+          <w:lang w:val="en-AU" w:eastAsia="en-AU"/>
+        </w:rPr>
+        <w:t>T</w:t>
+      </w:r>
+      <w:r>
+        <w:rPr>
+          <w:lang w:val="en-AU" w:eastAsia="en-AU"/>
+        </w:rPr>
+        <w:t>ailored Learning &amp; Next-Step Recommendations</w:t>
+      </w:r>
+      <w:bookmarkEnd w:id="4"/>
+    </w:p>
+    <w:p>
+      <w:pPr>
+        <w:spacing w:before="100" w:beforeAutospacing="1" w:after="100" w:afterAutospacing="1" w:line="240" w:lineRule="auto"/>
+      </w:pPr>
+      <w:r>
+        <w:t xml:space="preserve">This section translates your assessment results into targeted learning and awareness activities that are appropriate for your current stage of AI maturity. Rather than focusing on technical implementation, the emphasis here is on building shared understanding, confidence, and responsible decision-making across leadership and key teams. The recommendations below are intentionally practical and proportionate, helping {{org_name}} develop AI awareness in a way that supports informed conversations and safe future choices.</w:t>
+      </w:r>
+      <w:r>
+        <w:t/>
+      </w:r>
+      <w:proofErr w:type="spellStart"/>
+      <w:r>
+        <w:t/>
+      </w:r>
+      <w:proofErr w:type="spellEnd"/>
+      <w:r>
+        <w:t/>
+      </w:r>
+      <w:r>
+        <w:t xml:space="preserve"/>
+      </w:r>
+    </w:p>
+    <w:p>
+      <w:pPr>
+        <w:spacing w:before="100" w:beforeAutospacing="1" w:after="100" w:afterAutospacing="1" w:line="240" w:lineRule="auto"/>
+        <w:rPr>
+          <w:b/>
+          <w:bCs/>
+        </w:rPr>
+      </w:pPr>
+      <w:r>
+        <w:rPr>
+          <w:b/>
+          <w:bCs/>
+        </w:rPr>
+        <w:t>Primary Motivation</w:t>
+      </w:r>
+    </w:p>
+    <w:p>
+      <w:pPr>
+        <w:spacing w:before="100" w:beforeAutospacing="1" w:after="100" w:afterAutospacing="1" w:line="240" w:lineRule="auto"/>
+      </w:pPr>
+      <w:r>
+        <w:t>You indicated your main reason for taking this assessment was:</w:t>
+      </w:r>
+    </w:p>
+    <w:p>
+      <w:pPr>
+        <w:spacing w:before="100" w:beforeAutospacing="1" w:after="100" w:afterAutospacing="1" w:line="240" w:lineRule="auto"/>
+        <w:rPr>
+          <w:b/>
+          <w:bCs/>
+        </w:rPr>
+      </w:pPr>
+      <w:r>
+        <w:t xml:space="preserve">&gt; {{awareness_reason}}</w:t>
+      </w:r>
+      <w:r>
+        <w:rPr>
+          <w:b/>
+          <w:bCs/>
+        </w:rPr>
+        <w:t/>
+      </w:r>
+      <w:proofErr w:type="spellStart"/>
+      <w:r>
+        <w:rPr>
+          <w:b/>
+          <w:bCs/>
+        </w:rPr>
+        <w:t/>
+      </w:r>
+      <w:proofErr w:type="spellEnd"/>
+      <w:r>
+        <w:rPr>
+          <w:b/>
+          <w:bCs/>
+        </w:rPr>
+        <w:t/>
+      </w:r>
+    </w:p>
+    <w:p>
+      <w:pPr>
+        <w:spacing w:before="120" w:after="120" w:line="240" w:lineRule="auto"/>
+      </w:pPr>
+      <w:r>
+        <w:lastRenderedPageBreak/>
+        <w:t xml:space="preserve">{% if "Learn AI fundamentals" in awareness_reason %}We recommend starting with a short, non-technical AI fundamentals session for leadership and key staff, focusing on language, myths, and responsibilities.</w:t>
+      </w:r>
+      <w:r>
+        <w:t xml:space="preserve"/>
+      </w:r>
+      <w:proofErr w:type="spellStart"/>
+      <w:r>
+        <w:t/>
+      </w:r>
+      <w:proofErr w:type="spellEnd"/>
+      <w:r>
+        <w:t xml:space="preserve"/>
+      </w:r>
+      <w:r>
+        <w:t/>
+      </w:r>
+      <w:r>
+        <w:t/>
+      </w:r>
+    </w:p>
+    <w:p>
+      <w:pPr>
+        <w:spacing w:before="120" w:after="120" w:line="240" w:lineRule="auto"/>
+      </w:pPr>
+      <w:r>
+        <w:t xml:space="preserve">{% endif %}</w:t>
+      </w:r>
+      <w:r>
+        <w:t xml:space="preserve"/>
+      </w:r>
+      <w:r>
+        <w:t/>
+      </w:r>
+    </w:p>
+    <w:p>
+      <w:pPr>
+        <w:spacing w:before="120" w:after="120" w:line="240" w:lineRule="auto"/>
+      </w:pPr>
+      <w:r>
+        <w:t xml:space="preserve">{% if "Gauge current awareness" in awareness_reason %}This report provides that snapshot. The logical next step is to track improvements over time using this same assessment after awareness activities.</w:t>
+      </w:r>
+      <w:r>
+        <w:t xml:space="preserve"/>
+      </w:r>
+      <w:proofErr w:type="spellStart"/>
+      <w:r>
+        <w:t/>
+      </w:r>
+      <w:proofErr w:type="spellEnd"/>
+      <w:r>
+        <w:t xml:space="preserve"/>
+      </w:r>
+      <w:r>
+        <w:t/>
+      </w:r>
+      <w:r>
+        <w:t xml:space="preserve"/>
+      </w:r>
+      <w:proofErr w:type="gramStart"/>
+      <w:r>
+        <w:t/>
+      </w:r>
+      <w:proofErr w:type="gramEnd"/>
+      <w:r>
+        <w:t xml:space="preserve"/>
+      </w:r>
+    </w:p>
+    <w:p>
+      <w:pPr>
+        <w:spacing w:before="120" w:after="120" w:line="240" w:lineRule="auto"/>
+      </w:pPr>
+      <w:r>
+        <w:t xml:space="preserve">{% endif %}</w:t>
+      </w:r>
+      <w:r>
+        <w:t xml:space="preserve"/>
+      </w:r>
+      <w:r>
+        <w:t/>
+      </w:r>
+    </w:p>
+    <w:p>
+      <w:pPr>
+        <w:spacing w:before="120" w:after="120" w:line="240" w:lineRule="auto"/>
+      </w:pPr>
+      <w:r>
+        <w:t xml:space="preserve">{% if "Educate staff / leadership" in awareness_reason %}Targeted awareness materials aligned to your policies and sector obligations will deliver the most value.</w:t>
+      </w:r>
+      <w:r>
+        <w:t xml:space="preserve"/>
+      </w:r>
+      <w:proofErr w:type="spellStart"/>
+      <w:r>
+        <w:t/>
+      </w:r>
+      <w:proofErr w:type="spellEnd"/>
+      <w:r>
+        <w:t xml:space="preserve"/>
+      </w:r>
+      <w:r>
+        <w:t/>
+      </w:r>
+      <w:r>
+        <w:t/>
+      </w:r>
+    </w:p>
+    <w:p>
+      <w:pPr>
+        <w:spacing w:before="120" w:after="120" w:line="240" w:lineRule="auto"/>
+      </w:pPr>
+      <w:r>
+        <w:t xml:space="preserve">{% endif %}</w:t>
+      </w:r>
+      <w:r>
+        <w:t xml:space="preserve"/>
+      </w:r>
+      <w:r>
+        <w:t/>
+      </w:r>
+    </w:p>
+    <w:p>
+      <w:pPr>
+        <w:spacing w:before="120" w:after="120" w:line="240" w:lineRule="auto"/>
+      </w:pPr>
+      <w:r>
+        <w:t xml:space="preserve">{% if "Prepare for future AI assessments" in awareness_reason %}On completion of initial awareness uplift, {{org_name}} will be well-positioned to progress to the AI Readiness Assessment.</w:t>
+      </w:r>
+      <w:r>
+        <w:t xml:space="preserve"/>
+      </w:r>
+      <w:proofErr w:type="spellStart"/>
+      <w:r>
+        <w:t/>
+      </w:r>
+      <w:proofErr w:type="spellEnd"/>
+      <w:r>
+        <w:t xml:space="preserve"/>
+      </w:r>
+      <w:r>
+        <w:t/>
+      </w:r>
+      <w:r>
+        <w:t xml:space="preserve"/>
+      </w:r>
+      <w:r>
+        <w:t/>
+      </w:r>
+      <w:proofErr w:type="spellStart"/>
+      <w:r>
+        <w:t/>
+      </w:r>
+      <w:proofErr w:type="spellEnd"/>
+      <w:r>
+        <w:t/>
+      </w:r>
+      <w:r>
+        <w:t xml:space="preserve"/>
+      </w:r>
+      <w:r>
+        <w:rPr>
+          <w:b/>
+          <w:bCs/>
+        </w:rPr>
+        <w:t/>
+      </w:r>
+      <w:r>
+        <w:t/>
+      </w:r>
+    </w:p>
+    <w:p>
+      <w:pPr>
+        <w:spacing w:before="120" w:after="120" w:line="240" w:lineRule="auto"/>
+      </w:pPr>
+      <w:r>
+        <w:t xml:space="preserve">{% endif %}</w:t>
+      </w:r>
+      <w:r>
+        <w:t/>
+      </w:r>
+      <w:r>
+        <w:t xml:space="preserve"/>
+      </w:r>
+      <w:r>
+        <w:t/>
+      </w:r>
+    </w:p>
+    <w:p>
+      <w:pPr>
+        <w:spacing w:before="120" w:after="120" w:line="240" w:lineRule="auto"/>
+      </w:pPr>
+      <w:r>
+        <w:t xml:space="preserve">{% if "Support an upcoming AI initiative" in awareness_reason %}Before that initiative launches, ensure privacy, security, and procurement teams have agreed simple AI guardrails informed by this report.{% endif %}</w:t>
+      </w:r>
+      <w:r>
+        <w:t xml:space="preserve"/>
+      </w:r>
+      <w:proofErr w:type="spellStart"/>
+      <w:r>
+        <w:t/>
+      </w:r>
+      <w:proofErr w:type="spellEnd"/>
+      <w:r>
+        <w:t xml:space="preserve"/>
+      </w:r>
+      <w:r>
+        <w:t/>
+      </w:r>
+      <w:r>
+        <w:t/>
+      </w:r>
+      <w:r>
+        <w:t/>
+      </w:r>
+      <w:r>
+        <w:t xml:space="preserve"/>
+      </w:r>
+      <w:r>
+        <w:t/>
+      </w:r>
+    </w:p>
+    <w:p>
+      <w:pPr>
+        <w:spacing w:before="100" w:beforeAutospacing="1" w:after="100" w:afterAutospacing="1" w:line="240" w:lineRule="auto"/>
+        <w:rPr>
+          <w:b/>
+          <w:bCs/>
+        </w:rPr>
+      </w:pPr>
+      <w:r>
+        <w:rPr>
+          <w:b/>
+          <w:bCs/>
+        </w:rPr>
+        <w:t>Preferred Learning Formats</w:t>
+      </w:r>
+    </w:p>
+    <w:p>
+      <w:pPr>
+        <w:spacing w:before="100" w:beforeAutospacing="1" w:after="100" w:afterAutospacing="1" w:line="240" w:lineRule="auto"/>
+      </w:pPr>
+      <w:r>
+        <w:t>Based on your preferences:</w:t>
+      </w:r>
+    </w:p>
+    <w:p>
+      <w:pPr>
+        <w:spacing w:before="60" w:after="60" w:line="240" w:lineRule="auto"/>
+        <w:ind w:left="360"/>
+      </w:pPr>
+      <w:r>
+        <w:t xml:space="preserve">{% if "Short online explainers" in learning_preferences %}      Provide micro-learning modules and FAQs that staff can access on demand.</w:t>
+      </w:r>
+      <w:r>
+        <w:t xml:space="preserve"/>
+      </w:r>
+      <w:proofErr w:type="spellStart"/>
+      <w:r>
+        <w:t/>
+      </w:r>
+      <w:proofErr w:type="spellEnd"/>
+      <w:r>
+        <w:t xml:space="preserve"/>
+      </w:r>
+      <w:r>
+        <w:t/>
+      </w:r>
+      <w:r>
+        <w:t xml:space="preserve"/>
+      </w:r>
+      <w:r>
+        <w:sym w:font="Wingdings" w:char="F09F"/>
+      </w:r>
+      <w:r>
+        <w:t xml:space="preserve"/>
+      </w:r>
+      <w:r>
+        <w:t/>
+      </w:r>
+    </w:p>
+    <w:p>
+      <w:pPr>
+        <w:spacing w:before="60" w:after="60" w:line="240" w:lineRule="auto"/>
+        <w:ind w:left="360"/>
+      </w:pPr>
+      <w:r>
+        <w:t xml:space="preserve">{% endif %}</w:t>
+      </w:r>
+      <w:r>
+        <w:t xml:space="preserve"/>
+      </w:r>
+      <w:r>
+        <w:t/>
+      </w:r>
+    </w:p>
+    <w:p>
+      <w:pPr>
+        <w:spacing w:before="60" w:after="60" w:line="240" w:lineRule="auto"/>
+        <w:ind w:left="360"/>
+      </w:pPr>
+      <w:r>
+        <w:t xml:space="preserve">{% if "Live or virtual workshops" in learning_preferences %}      Run a 60–90 minute interactive AI awareness workshop for leadership and key functions.</w:t>
+      </w:r>
+      <w:r>
+        <w:t xml:space="preserve"/>
+      </w:r>
+      <w:proofErr w:type="spellStart"/>
+      <w:r>
+        <w:t/>
+      </w:r>
+      <w:proofErr w:type="spellEnd"/>
+      <w:r>
+        <w:t xml:space="preserve"/>
+      </w:r>
+      <w:r>
+        <w:t/>
+      </w:r>
+      <w:r>
+        <w:t xml:space="preserve"/>
+      </w:r>
+      <w:r>
+        <w:sym w:font="Wingdings" w:char="F09F"/>
+      </w:r>
+      <w:r>
+        <w:t xml:space="preserve"/>
+      </w:r>
+      <w:r>
+        <w:t/>
+      </w:r>
+      <w:proofErr w:type="gramStart"/>
+      <w:r>
+        <w:t/>
+      </w:r>
+      <w:proofErr w:type="gramEnd"/>
+      <w:r>
+        <w:t xml:space="preserve"/>
+      </w:r>
+    </w:p>
+    <w:p>
+      <w:pPr>
+        <w:spacing w:before="60" w:after="60" w:line="240" w:lineRule="auto"/>
+        <w:ind w:left="360"/>
+      </w:pPr>
+      <w:r>
+        <w:t xml:space="preserve">{% endif %}</w:t>
+      </w:r>
+      <w:r>
+        <w:t xml:space="preserve"/>
+      </w:r>
+      <w:r>
+        <w:t/>
+      </w:r>
+    </w:p>
+    <w:p>
+      <w:pPr>
+        <w:spacing w:before="60" w:after="60" w:line="240" w:lineRule="auto"/>
+        <w:ind w:left="360"/>
+      </w:pPr>
+      <w:r>
+        <w:t xml:space="preserve">{% if "Use-case examples and case studies" in learning_preferences %}      Share sector-specific AI case studies (including failures) to make concepts tangible.</w:t>
+      </w:r>
+      <w:r>
+        <w:t xml:space="preserve"/>
+      </w:r>
+      <w:proofErr w:type="spellStart"/>
+      <w:r>
+        <w:t/>
+      </w:r>
+      <w:proofErr w:type="spellEnd"/>
+      <w:r>
+        <w:t xml:space="preserve"/>
+      </w:r>
+      <w:r>
+        <w:t/>
+      </w:r>
+      <w:r>
+        <w:t xml:space="preserve"/>
+      </w:r>
+      <w:r>
+        <w:sym w:font="Wingdings" w:char="F09F"/>
+      </w:r>
+      <w:r>
+        <w:t xml:space="preserve"/>
+      </w:r>
+      <w:r>
+        <w:t/>
+      </w:r>
+    </w:p>
+    <w:p>
+      <w:pPr>
+        <w:spacing w:before="60" w:after="60" w:line="240" w:lineRule="auto"/>
+        <w:ind w:left="360"/>
+      </w:pPr>
+      <w:r>
+        <w:t xml:space="preserve">{% endif %}</w:t>
+      </w:r>
+      <w:r>
+        <w:t xml:space="preserve"/>
+      </w:r>
+      <w:r>
+        <w:t/>
+      </w:r>
+    </w:p>
+    <w:p>
+      <w:pPr>
+        <w:spacing w:before="60" w:after="60" w:line="240" w:lineRule="auto"/>
+        <w:ind w:left="360"/>
+      </w:pPr>
+      <w:r>
+        <w:t xml:space="preserve">{% if "Self-directed reading materials" in learning_preferences %}      Offer a concise AI awareness guide and curated reading list aligned with your policies.</w:t>
+      </w:r>
+      <w:r>
+        <w:t xml:space="preserve"/>
+      </w:r>
+      <w:proofErr w:type="spellStart"/>
+      <w:r>
+        <w:t/>
+      </w:r>
+      <w:proofErr w:type="spellEnd"/>
+      <w:r>
+        <w:t xml:space="preserve"/>
+      </w:r>
+      <w:r>
+        <w:t/>
+      </w:r>
+      <w:r>
+        <w:t xml:space="preserve"/>
+      </w:r>
+      <w:r>
+        <w:sym w:font="Wingdings" w:char="F09F"/>
+      </w:r>
+      <w:r>
+        <w:t xml:space="preserve"/>
+      </w:r>
+      <w:r>
+        <w:t/>
+      </w:r>
+    </w:p>
+    <w:p>
+      <w:pPr>
+        <w:spacing w:before="60" w:after="60" w:line="240" w:lineRule="auto"/>
+        <w:ind w:left="360"/>
+      </w:pPr>
+      <w:r>
+        <w:t xml:space="preserve">{% endif %}</w:t>
+      </w:r>
+      <w:r>
+        <w:t xml:space="preserve"/>
+      </w:r>
+      <w:r>
+        <w:t/>
+      </w:r>
+    </w:p>
+    <w:p>
+      <w:pPr>
+        <w:spacing w:before="60" w:after="60" w:line="240" w:lineRule="auto"/>
+        <w:ind w:left="360"/>
+      </w:pPr>
+      <w:r>
+        <w:t xml:space="preserve">{% if learning_preferences|length == 0 %}      No format was specified; we recommend a blended approach: short explainers + one live session.</w:t>
+      </w:r>
+      <w:r>
+        <w:t xml:space="preserve"/>
+      </w:r>
+      <w:proofErr w:type="spellStart"/>
+      <w:r>
+        <w:t/>
+      </w:r>
+      <w:proofErr w:type="spellEnd"/>
+      <w:r>
+        <w:t xml:space="preserve"/>
+      </w:r>
+      <w:r>
+        <w:t/>
+      </w:r>
+      <w:r>
+        <w:t xml:space="preserve"/>
+      </w:r>
+      <w:r>
+        <w:sym w:font="Wingdings" w:char="F09F"/>
+      </w:r>
+      <w:r>
+        <w:t xml:space="preserve"/>
+      </w:r>
+      <w:r>
+        <w:t/>
+      </w:r>
+    </w:p>
+    <w:p>
+      <w:pPr>
+        <w:spacing w:before="60" w:after="60" w:line="240" w:lineRule="auto"/>
+        <w:ind w:left="360"/>
+      </w:pPr>
+      <w:r>
+        <w:t xml:space="preserve">{% endif %}</w:t>
+      </w:r>
+      <w:r>
+        <w:t xml:space="preserve"/>
+      </w:r>
+      <w:r>
+        <w:t/>
+      </w:r>
+    </w:p>
+    <w:p>
+      <w:pPr>
+        <w:spacing w:before="100" w:beforeAutospacing="1" w:after="100" w:afterAutospacing="1" w:line="240" w:lineRule="auto"/>
+        <w:rPr>
+          <w:b/>
+          <w:bCs/>
+        </w:rPr>
+      </w:pPr>
+      <w:proofErr w:type="spellStart"/>
+      <w:r>
+        <w:rPr>
+          <w:b/>
+          <w:bCs/>
+        </w:rPr>
+        <w:t>Priorit</w:t>
+      </w:r>
+      <w:r>
+        <w:rPr>
+          <w:b/>
+          <w:bCs/>
+        </w:rPr>
+        <w:t>ised</w:t>
+      </w:r>
+      <w:proofErr w:type="spellEnd"/>
+      <w:r>
+        <w:rPr>
+          <w:b/>
+          <w:bCs/>
+        </w:rPr>
+        <w:t xml:space="preserve"> Awareness </w:t>
+      </w:r>
+      <w:r>
+        <w:rPr>
+          <w:b/>
+          <w:bCs/>
+        </w:rPr>
+        <w:t>Actions (</w:t>
+      </w:r>
+      <w:r>
+        <w:rPr>
+          <w:b/>
+          <w:bCs/>
+        </w:rPr>
+        <w:t xml:space="preserve">Curated </w:t>
+      </w:r>
+      <w:r>
+        <w:rPr>
+          <w:b/>
+          <w:bCs/>
+        </w:rPr>
+        <w:t>&amp; Explained)</w:t>
+      </w:r>
+    </w:p>
+    <w:p>
+      <w:pPr>
+        <w:spacing w:before="100" w:beforeAutospacing="1" w:after="100" w:afterAutospacing="1" w:line="240" w:lineRule="auto"/>
+      </w:pPr>
+      <w:r>
+        <w:rPr>
+          <w:highlight w:val="yellow"/>
+        </w:rPr>
+        <w:t xml:space="preserve">Awareness assessments often identify more potential improvement actions than can be realistically addressed at once. This section presents a deliberately curated set of awareness-stage actions that are most relevant to your current results. The aim is to </w:t>
+      </w:r>
+      <w:r>
+        <w:rPr>
+          <w:highlight w:val="yellow"/>
+        </w:rPr>
+        <w:lastRenderedPageBreak/>
+        <w:t>support focus, momentum, and confidence-building, rather than overwhelm. The actions shown below reflect learning-oriented steps that help translate awareness into practical understanding and shared expectations.</w:t>
+      </w:r>
+    </w:p>
+    <w:p>
+      <w:pPr>
+        <w:spacing w:before="100" w:beforeAutospacing="1" w:after="100" w:afterAutospacing="1" w:line="240" w:lineRule="auto"/>
+        <w:rPr>
+          <w:b/>
+          <w:bCs/>
+        </w:rPr>
+      </w:pPr>
+      <w:r>
+        <w:rPr>
+          <w:b/>
+          <w:bCs/>
+        </w:rPr>
+        <w:t>High Priority Actions (Top 5)</w:t>
+      </w:r>
+    </w:p>
+    <w:p>
+      <w:pPr>
+        <w:spacing w:after="0" w:line="240" w:lineRule="auto"/>
+      </w:pPr>
+      <w:r>
+        <w:t xml:space="preserve">{% if not sector_actions_high_top5 %}</w:t>
+      </w:r>
+      <w:r>
+        <w:t xml:space="preserve"/>
+      </w:r>
+      <w:r>
+        <w:t/>
+      </w:r>
+    </w:p>
+    <w:p>
+      <w:pPr>
+        <w:spacing w:after="0" w:line="240" w:lineRule="auto"/>
+      </w:pPr>
+      <w:r>
+        <w:t xml:space="preserve">No </w:t>
+      </w:r>
+      <w:r>
+        <w:t>H</w:t>
+      </w:r>
+      <w:r>
+        <w:t>igh priority sector-specific actions identified.</w:t>
+      </w:r>
+    </w:p>
+    <w:p>
+      <w:pPr>
+        <w:spacing w:after="0" w:line="240" w:lineRule="auto"/>
+      </w:pPr>
+      <w:r>
+        <w:t xml:space="preserve">{% endif %}</w:t>
+      </w:r>
+      <w:r>
+        <w:t xml:space="preserve"/>
+      </w:r>
+      <w:r>
+        <w:t/>
+      </w:r>
+    </w:p>
+    <w:tbl>
+      <w:tblPr>
+        <w:tblStyle w:val="TableGrid"/>
+        <w:tblW w:w="0" w:type="auto"/>
+        <w:tblLook w:val="04A0" w:firstRow="1" w:lastRow="0" w:firstColumn="1" w:lastColumn="0" w:noHBand="0" w:noVBand="1"/>
+      </w:tblPr>
+      <w:tblGrid>
+        <w:gridCol w:w="3115"/>
+        <w:gridCol w:w="2160"/>
+        <w:gridCol w:w="3741"/>
+      </w:tblGrid>
+      <w:tr>
+        <w:tc>
+          <w:tcPr>
+            <w:tcW w:w="3115" w:type="dxa"/>
+            <w:shd w:val="clear" w:color="auto" w:fill="D9D9D9" w:themeFill="background1" w:themeFillShade="D9"/>
+          </w:tcPr>
+          <w:p>
+            <w:pPr>
+              <w:spacing w:before="100" w:beforeAutospacing="1" w:after="100" w:afterAutospacing="1"/>
+              <w:rPr>
+                <w:b/>
+                <w:bCs/>
+              </w:rPr>
+            </w:pPr>
+            <w:r>
+              <w:rPr>
+                <w:b/>
+                <w:bCs/>
+              </w:rPr>
+              <w:t>Question ID</w:t>
+            </w:r>
+          </w:p>
+        </w:tc>
+        <w:tc>
+          <w:tcPr>
+            <w:tcW w:w="2160" w:type="dxa"/>
+            <w:shd w:val="clear" w:color="auto" w:fill="D9D9D9" w:themeFill="background1" w:themeFillShade="D9"/>
+          </w:tcPr>
+          <w:p>
+            <w:pPr>
+              <w:spacing w:before="100" w:beforeAutospacing="1" w:after="100" w:afterAutospacing="1"/>
+              <w:rPr>
+                <w:b/>
+                <w:bCs/>
+              </w:rPr>
+            </w:pPr>
+            <w:r>
+              <w:rPr>
+                <w:b/>
+                <w:bCs/>
+              </w:rPr>
+              <w:t>Domain</w:t>
+            </w:r>
+          </w:p>
+        </w:tc>
+        <w:tc>
+          <w:tcPr>
+            <w:tcW w:w="3741" w:type="dxa"/>
+            <w:shd w:val="clear" w:color="auto" w:fill="D9D9D9" w:themeFill="background1" w:themeFillShade="D9"/>
+          </w:tcPr>
+          <w:p>
+            <w:pPr>
+              <w:spacing w:before="100" w:beforeAutospacing="1" w:after="100" w:afterAutospacing="1"/>
+              <w:rPr>
+                <w:b/>
+                <w:bCs/>
+              </w:rPr>
+            </w:pPr>
+            <w:r>
+              <w:rPr>
+                <w:b/>
+                <w:bCs/>
+              </w:rPr>
+              <w:t>Recommend</w:t>
+            </w:r>
+            <w:r>
+              <w:rPr>
+                <w:b/>
+                <w:bCs/>
+              </w:rPr>
+              <w:t>ed</w:t>
+            </w:r>
+            <w:r>
+              <w:rPr>
+                <w:b/>
+                <w:bCs/>
+              </w:rPr>
+              <w:t xml:space="preserve"> action</w:t>
+            </w:r>
+          </w:p>
+        </w:tc>
+      </w:tr>
+      <w:tr>
+        <w:trPr>
+          <w:trHeight w:val="602"/>
+        </w:trPr>
+        <w:tc>
+          <w:tcPr>
+            <w:tcW w:w="3115" w:type="dxa"/>
+          </w:tcPr>
+          <w:p>
+            <w:pPr>
+              <w:spacing w:before="100" w:beforeAutospacing="1" w:after="100" w:afterAutospacing="1"/>
+              <w:rPr>
+                <w:sz w:val="20"/>
+                <w:szCs w:val="20"/>
+              </w:rPr>
+            </w:pPr>
+            <w:r>
+              <w:rPr>
+                <w:sz w:val="20"/>
+                <w:szCs w:val="20"/>
+              </w:rPr>
+              <w:t xml:space="preserve">{% for action in sector_actions_high_top5 %}{{ </w:t>
+            </w:r>
+            <w:proofErr w:type="spellStart"/>
+            <w:r>
+              <w:rPr>
+                <w:sz w:val="20"/>
+                <w:szCs w:val="20"/>
+              </w:rPr>
+              <w:t>action.question_id</w:t>
+            </w:r>
+            <w:proofErr w:type="spellEnd"/>
+            <w:r>
+              <w:rPr>
+                <w:sz w:val="20"/>
+                <w:szCs w:val="20"/>
+              </w:rPr>
+              <w:t xml:space="preserve"> }}</w:t>
+            </w:r>
+          </w:p>
+        </w:tc>
+        <w:tc>
+          <w:tcPr>
+            <w:tcW w:w="2160" w:type="dxa"/>
+          </w:tcPr>
+          <w:p>
+            <w:pPr>
+              <w:spacing w:before="100" w:beforeAutospacing="1" w:after="100" w:afterAutospacing="1"/>
+              <w:rPr>
+                <w:sz w:val="20"/>
+                <w:szCs w:val="20"/>
+              </w:rPr>
+            </w:pPr>
+            <w:r>
+              <w:rPr>
+                <w:sz w:val="20"/>
+                <w:szCs w:val="20"/>
+              </w:rPr>
+              <w:t xml:space="preserve">{{ </w:t>
+            </w:r>
+            <w:proofErr w:type="spellStart"/>
+            <w:r>
+              <w:rPr>
+                <w:sz w:val="20"/>
+                <w:szCs w:val="20"/>
+              </w:rPr>
+              <w:t>action.domain</w:t>
+            </w:r>
+            <w:proofErr w:type="spellEnd"/>
+            <w:r>
+              <w:rPr>
+                <w:sz w:val="20"/>
+                <w:szCs w:val="20"/>
+              </w:rPr>
+              <w:t xml:space="preserve"> }}</w:t>
+            </w:r>
+          </w:p>
+        </w:tc>
+        <w:tc>
+          <w:tcPr>
+            <w:tcW w:w="3741" w:type="dxa"/>
+          </w:tcPr>
+          <w:p>
+            <w:pPr>
+              <w:spacing w:before="100" w:beforeAutospacing="1" w:after="100" w:afterAutospacing="1"/>
+              <w:rPr>
+                <w:sz w:val="20"/>
+                <w:szCs w:val="20"/>
+              </w:rPr>
+            </w:pPr>
+            <w:r>
+              <w:rPr>
+                <w:sz w:val="20"/>
+                <w:szCs w:val="20"/>
+              </w:rPr>
+              <w:t xml:space="preserve">{{ action.sector_action }}{% endfor %}</w:t>
+            </w:r>
+            <w:proofErr w:type="spellStart"/>
+            <w:r>
+              <w:rPr>
+                <w:sz w:val="20"/>
+                <w:szCs w:val="20"/>
+              </w:rPr>
+              <w:t/>
+            </w:r>
+            <w:proofErr w:type="spellEnd"/>
+            <w:r>
+              <w:rPr>
+                <w:sz w:val="20"/>
+                <w:szCs w:val="20"/>
+              </w:rPr>
+              <w:t xml:space="preserve"/>
+            </w:r>
+            <w:proofErr w:type="spellStart"/>
+            <w:r>
+              <w:rPr>
+                <w:sz w:val="20"/>
+                <w:szCs w:val="20"/>
+              </w:rPr>
+              <w:t/>
+            </w:r>
+            <w:proofErr w:type="spellEnd"/>
+            <w:r>
+              <w:rPr>
+                <w:sz w:val="20"/>
+                <w:szCs w:val="20"/>
+              </w:rPr>
+              <w:t xml:space="preserve"/>
+            </w:r>
+          </w:p>
+        </w:tc>
+      </w:tr>
+    </w:tbl>
+    <w:p>
+      <w:pPr>
+        <w:spacing w:before="100" w:beforeAutospacing="1" w:after="100" w:afterAutospacing="1" w:line="240" w:lineRule="auto"/>
+        <w:rPr>
+          <w:b/>
+          <w:bCs/>
+        </w:rPr>
+      </w:pPr>
+      <w:r>
+        <w:rPr>
+          <w:b/>
+          <w:bCs/>
+        </w:rPr>
+        <w:t>Medium</w:t>
+      </w:r>
+      <w:r>
+        <w:rPr>
+          <w:b/>
+          <w:bCs/>
+        </w:rPr>
+        <w:t xml:space="preserve"> Priority Actions (Top 5)</w:t>
+      </w:r>
+    </w:p>
+    <w:p>
+      <w:pPr>
+        <w:spacing w:after="0" w:line="240" w:lineRule="auto"/>
+      </w:pPr>
+      <w:r>
+        <w:t xml:space="preserve">{% if not sector_actions_medium_top5 %}</w:t>
+      </w:r>
+      <w:r>
+        <w:t xml:space="preserve"/>
+      </w:r>
+      <w:r>
+        <w:t/>
+      </w:r>
+      <w:r>
+        <w:t/>
+      </w:r>
+    </w:p>
+    <w:p>
+      <w:pPr>
+        <w:spacing w:after="0" w:line="240" w:lineRule="auto"/>
+      </w:pPr>
+      <w:r>
+        <w:t xml:space="preserve">No </w:t>
+      </w:r>
+      <w:r>
+        <w:t>M</w:t>
+      </w:r>
+      <w:r>
+        <w:t>edium</w:t>
+      </w:r>
+      <w:r>
+        <w:t xml:space="preserve"> priority sector-specific actions identified.</w:t>
+      </w:r>
+    </w:p>
+    <w:p>
+      <w:pPr>
+        <w:spacing w:after="0" w:line="240" w:lineRule="auto"/>
+      </w:pPr>
+      <w:r>
+        <w:t xml:space="preserve">{% endif %}</w:t>
+      </w:r>
+      <w:r>
+        <w:t xml:space="preserve"/>
+      </w:r>
+    </w:p>
+    <w:tbl>
+      <w:tblPr>
+        <w:tblStyle w:val="TableGrid"/>
+        <w:tblW w:w="0" w:type="auto"/>
+        <w:tblLook w:val="04A0" w:firstRow="1" w:lastRow="0" w:firstColumn="1" w:lastColumn="0" w:noHBand="0" w:noVBand="1"/>
+      </w:tblPr>
+      <w:tblGrid>
+        <w:gridCol w:w="3355"/>
+        <w:gridCol w:w="1920"/>
+        <w:gridCol w:w="3741"/>
+      </w:tblGrid>
+      <w:tr>
+        <w:tc>
+          <w:tcPr>
+            <w:tcW w:w="3355" w:type="dxa"/>
+            <w:shd w:val="clear" w:color="auto" w:fill="D9D9D9" w:themeFill="background1" w:themeFillShade="D9"/>
+          </w:tcPr>
+          <w:p>
+            <w:pPr>
+              <w:spacing w:before="100" w:beforeAutospacing="1" w:after="100" w:afterAutospacing="1"/>
+              <w:rPr>
+                <w:b/>
+                <w:bCs/>
+              </w:rPr>
+            </w:pPr>
+            <w:r>
+              <w:rPr>
+                <w:b/>
+                <w:bCs/>
+              </w:rPr>
+              <w:t>Question ID</w:t>
+            </w:r>
+          </w:p>
+        </w:tc>
+        <w:tc>
+          <w:tcPr>
+            <w:tcW w:w="1920" w:type="dxa"/>
+            <w:shd w:val="clear" w:color="auto" w:fill="D9D9D9" w:themeFill="background1" w:themeFillShade="D9"/>
+          </w:tcPr>
+          <w:p>
+            <w:pPr>
+              <w:spacing w:before="100" w:beforeAutospacing="1" w:after="100" w:afterAutospacing="1"/>
+              <w:rPr>
+                <w:b/>
+                <w:bCs/>
+              </w:rPr>
+            </w:pPr>
+            <w:r>
+              <w:rPr>
+                <w:b/>
+                <w:bCs/>
+              </w:rPr>
+              <w:t>Domain</w:t>
+            </w:r>
+          </w:p>
+        </w:tc>
+        <w:tc>
+          <w:tcPr>
+            <w:tcW w:w="3741" w:type="dxa"/>
+            <w:shd w:val="clear" w:color="auto" w:fill="D9D9D9" w:themeFill="background1" w:themeFillShade="D9"/>
+          </w:tcPr>
+          <w:p>
+            <w:pPr>
+              <w:spacing w:before="100" w:beforeAutospacing="1" w:after="100" w:afterAutospacing="1"/>
+              <w:rPr>
+                <w:b/>
+                <w:bCs/>
+              </w:rPr>
+            </w:pPr>
+            <w:r>
+              <w:rPr>
+                <w:b/>
+                <w:bCs/>
+              </w:rPr>
+              <w:t>Recommend</w:t>
+            </w:r>
+            <w:r>
+              <w:rPr>
+                <w:b/>
+                <w:bCs/>
+              </w:rPr>
+              <w:t>ed</w:t>
+            </w:r>
+            <w:r>
+              <w:rPr>
+                <w:b/>
+                <w:bCs/>
+              </w:rPr>
+              <w:t xml:space="preserve"> action</w:t>
+            </w:r>
+          </w:p>
+        </w:tc>
+      </w:tr>
+      <w:tr>
+        <w:trPr>
+          <w:trHeight w:val="602"/>
+        </w:trPr>
+        <w:tc>
+          <w:tcPr>
+            <w:tcW w:w="3355" w:type="dxa"/>
+          </w:tcPr>
+          <w:p>
+            <w:pPr>
+              <w:spacing w:before="100" w:beforeAutospacing="1" w:after="100" w:afterAutospacing="1"/>
+              <w:rPr>
+                <w:sz w:val="20"/>
+                <w:szCs w:val="20"/>
+              </w:rPr>
+            </w:pPr>
+            <w:r>
+              <w:rPr>
+                <w:sz w:val="20"/>
+                <w:szCs w:val="20"/>
+              </w:rPr>
+              <w:t xml:space="preserve">{% for action in sector_actions_medium_top5 %}{{ </w:t>
+            </w:r>
+            <w:proofErr w:type="spellStart"/>
+            <w:r>
+              <w:rPr>
+                <w:sz w:val="20"/>
+                <w:szCs w:val="20"/>
+              </w:rPr>
+              <w:t>action.question_id</w:t>
+            </w:r>
+            <w:proofErr w:type="spellEnd"/>
+            <w:r>
+              <w:rPr>
+                <w:sz w:val="20"/>
+                <w:szCs w:val="20"/>
+              </w:rPr>
+              <w:t xml:space="preserve"> }}</w:t>
+            </w:r>
+          </w:p>
+        </w:tc>
+        <w:tc>
+          <w:tcPr>
+            <w:tcW w:w="1920" w:type="dxa"/>
+          </w:tcPr>
+          <w:p>
+            <w:pPr>
+              <w:spacing w:before="100" w:beforeAutospacing="1" w:after="100" w:afterAutospacing="1"/>
+              <w:rPr>
+                <w:sz w:val="20"/>
+                <w:szCs w:val="20"/>
+              </w:rPr>
+            </w:pPr>
+            <w:r>
+              <w:rPr>
+                <w:sz w:val="20"/>
+                <w:szCs w:val="20"/>
+              </w:rPr>
+              <w:t xml:space="preserve">{{ </w:t>
+            </w:r>
+            <w:proofErr w:type="spellStart"/>
+            <w:r>
+              <w:rPr>
+                <w:sz w:val="20"/>
+                <w:szCs w:val="20"/>
+              </w:rPr>
+              <w:t>action.domain</w:t>
+            </w:r>
+            <w:proofErr w:type="spellEnd"/>
+            <w:r>
+              <w:rPr>
+                <w:sz w:val="20"/>
+                <w:szCs w:val="20"/>
+              </w:rPr>
+              <w:t xml:space="preserve"> }}</w:t>
+            </w:r>
+          </w:p>
+        </w:tc>
+        <w:tc>
+          <w:tcPr>
+            <w:tcW w:w="3741" w:type="dxa"/>
+          </w:tcPr>
+          <w:p>
+            <w:pPr>
+              <w:spacing w:before="100" w:beforeAutospacing="1" w:after="100" w:afterAutospacing="1"/>
+              <w:rPr>
+                <w:sz w:val="20"/>
+                <w:szCs w:val="20"/>
+              </w:rPr>
+            </w:pPr>
+            <w:r>
+              <w:rPr>
+                <w:sz w:val="20"/>
+                <w:szCs w:val="20"/>
+              </w:rPr>
+              <w:t xml:space="preserve">{{ action.sector_action }}{% endfor %}</w:t>
+            </w:r>
+            <w:proofErr w:type="spellStart"/>
+            <w:r>
+              <w:rPr>
+                <w:sz w:val="20"/>
+                <w:szCs w:val="20"/>
+              </w:rPr>
+              <w:t/>
+            </w:r>
+            <w:proofErr w:type="spellEnd"/>
+            <w:r>
+              <w:rPr>
+                <w:sz w:val="20"/>
+                <w:szCs w:val="20"/>
+              </w:rPr>
+              <w:t xml:space="preserve"/>
+            </w:r>
+            <w:proofErr w:type="spellStart"/>
+            <w:r>
+              <w:rPr>
+                <w:sz w:val="20"/>
+                <w:szCs w:val="20"/>
+              </w:rPr>
+              <w:t/>
+            </w:r>
+            <w:proofErr w:type="spellEnd"/>
+            <w:r>
+              <w:rPr>
+                <w:sz w:val="20"/>
+                <w:szCs w:val="20"/>
+              </w:rPr>
+              <w:t xml:space="preserve"/>
+            </w:r>
+          </w:p>
+        </w:tc>
+      </w:tr>
+    </w:tbl>
+    <w:p>
+      <w:pPr>
+        <w:spacing w:before="100" w:beforeAutospacing="1" w:after="100" w:afterAutospacing="1" w:line="240" w:lineRule="auto"/>
+        <w:rPr>
+          <w:b/>
+          <w:bCs/>
+        </w:rPr>
+      </w:pPr>
+      <w:r>
+        <w:rPr>
+          <w:b/>
+          <w:bCs/>
+        </w:rPr>
+        <w:t>Low</w:t>
+      </w:r>
+      <w:r>
+        <w:rPr>
+          <w:b/>
+          <w:bCs/>
+        </w:rPr>
+        <w:t xml:space="preserve"> Priority Actions (Top 5)</w:t>
+      </w:r>
+    </w:p>
+    <w:p>
+      <w:pPr>
+        <w:spacing w:after="0" w:line="240" w:lineRule="auto"/>
+      </w:pPr>
+      <w:r>
+        <w:t xml:space="preserve">{% if not sector_actions_low_top5 %}</w:t>
+      </w:r>
+      <w:r>
+        <w:t xml:space="preserve"/>
+      </w:r>
+      <w:r>
+        <w:t/>
+      </w:r>
+      <w:r>
+        <w:t/>
+      </w:r>
+      <w:r>
+        <w:t xml:space="preserve"/>
+      </w:r>
+      <w:r>
+        <w:t/>
+      </w:r>
+    </w:p>
+    <w:p>
+      <w:pPr>
+        <w:spacing w:after="0" w:line="240" w:lineRule="auto"/>
+      </w:pPr>
+      <w:r>
+        <w:t xml:space="preserve">No </w:t>
+      </w:r>
+      <w:r>
+        <w:t xml:space="preserve">Low </w:t>
+      </w:r>
+      <w:r>
+        <w:t>priority sector-specific actions identified.</w:t>
+      </w:r>
+    </w:p>
+    <w:p>
+      <w:pPr>
+        <w:spacing w:after="0" w:line="240" w:lineRule="auto"/>
+      </w:pPr>
+      <w:r>
+        <w:t xml:space="preserve">{% endif %}</w:t>
+      </w:r>
+      <w:r>
+        <w:t xml:space="preserve"/>
+      </w:r>
+    </w:p>
+    <w:tbl>
+      <w:tblPr>
+        <w:tblStyle w:val="TableGrid"/>
+        <w:tblW w:w="0" w:type="auto"/>
+        <w:tblLook w:val="04A0" w:firstRow="1" w:lastRow="0" w:firstColumn="1" w:lastColumn="0" w:noHBand="0" w:noVBand="1"/>
+      </w:tblPr>
+      <w:tblGrid>
+        <w:gridCol w:w="3115"/>
+        <w:gridCol w:w="2160"/>
+        <w:gridCol w:w="3741"/>
+      </w:tblGrid>
+      <w:tr>
+        <w:tc>
+          <w:tcPr>
+            <w:tcW w:w="3115" w:type="dxa"/>
+            <w:shd w:val="clear" w:color="auto" w:fill="D9D9D9" w:themeFill="background1" w:themeFillShade="D9"/>
+          </w:tcPr>
+          <w:p>
+            <w:pPr>
+              <w:spacing w:before="100" w:beforeAutospacing="1" w:after="100" w:afterAutospacing="1"/>
+              <w:rPr>
+                <w:b/>
+                <w:bCs/>
+              </w:rPr>
+            </w:pPr>
+            <w:r>
+              <w:rPr>
+                <w:b/>
+                <w:bCs/>
+              </w:rPr>
+              <w:t>Question ID</w:t>
+            </w:r>
+          </w:p>
+        </w:tc>
+        <w:tc>
+          <w:tcPr>
+            <w:tcW w:w="2160" w:type="dxa"/>
+            <w:shd w:val="clear" w:color="auto" w:fill="D9D9D9" w:themeFill="background1" w:themeFillShade="D9"/>
+          </w:tcPr>
+          <w:p>
+            <w:pPr>
+              <w:spacing w:before="100" w:beforeAutospacing="1" w:after="100" w:afterAutospacing="1"/>
+              <w:rPr>
+                <w:b/>
+                <w:bCs/>
+              </w:rPr>
+            </w:pPr>
+            <w:r>
+              <w:rPr>
+                <w:b/>
+                <w:bCs/>
+              </w:rPr>
+              <w:t>Domain</w:t>
+            </w:r>
+          </w:p>
+        </w:tc>
+        <w:tc>
+          <w:tcPr>
+            <w:tcW w:w="3741" w:type="dxa"/>
+            <w:shd w:val="clear" w:color="auto" w:fill="D9D9D9" w:themeFill="background1" w:themeFillShade="D9"/>
+          </w:tcPr>
+          <w:p>
+            <w:pPr>
+              <w:spacing w:before="100" w:beforeAutospacing="1" w:after="100" w:afterAutospacing="1"/>
+              <w:rPr>
+                <w:b/>
+                <w:bCs/>
+              </w:rPr>
+            </w:pPr>
+            <w:r>
+              <w:rPr>
+                <w:b/>
+                <w:bCs/>
+              </w:rPr>
+              <w:t>Recommend</w:t>
+            </w:r>
+            <w:r>
+              <w:rPr>
+                <w:b/>
+                <w:bCs/>
+              </w:rPr>
+              <w:t>ed</w:t>
+            </w:r>
+            <w:r>
+              <w:rPr>
+                <w:b/>
+                <w:bCs/>
+              </w:rPr>
+              <w:t xml:space="preserve"> action</w:t>
+            </w:r>
+          </w:p>
+        </w:tc>
+      </w:tr>
+      <w:tr>
+        <w:trPr>
+          <w:trHeight w:val="602"/>
+        </w:trPr>
+        <w:tc>
+          <w:tcPr>
+            <w:tcW w:w="3115" w:type="dxa"/>
+          </w:tcPr>
+          <w:p>
+            <w:pPr>
+              <w:spacing w:before="100" w:beforeAutospacing="1" w:after="100" w:afterAutospacing="1"/>
+              <w:rPr>
+                <w:sz w:val="20"/>
+                <w:szCs w:val="20"/>
+              </w:rPr>
+            </w:pPr>
+            <w:r>
+              <w:rPr>
+                <w:sz w:val="20"/>
+                <w:szCs w:val="20"/>
+              </w:rPr>
+              <w:t xml:space="preserve">{% for action in sector_actions_low_top5 %}{{ </w:t>
+            </w:r>
+            <w:proofErr w:type="spellStart"/>
+            <w:r>
+              <w:rPr>
+                <w:sz w:val="20"/>
+                <w:szCs w:val="20"/>
+              </w:rPr>
+              <w:t>action.question_id</w:t>
+            </w:r>
+            <w:proofErr w:type="spellEnd"/>
+            <w:r>
+              <w:rPr>
+                <w:sz w:val="20"/>
+                <w:szCs w:val="20"/>
+              </w:rPr>
+              <w:t xml:space="preserve"> }}</w:t>
+            </w:r>
+          </w:p>
+        </w:tc>
+        <w:tc>
+          <w:tcPr>
+            <w:tcW w:w="2160" w:type="dxa"/>
+          </w:tcPr>
+          <w:p>
+            <w:pPr>
+              <w:spacing w:before="100" w:beforeAutospacing="1" w:after="100" w:afterAutospacing="1"/>
+              <w:rPr>
+                <w:sz w:val="20"/>
+                <w:szCs w:val="20"/>
+              </w:rPr>
+            </w:pPr>
+            <w:r>
+              <w:rPr>
+                <w:sz w:val="20"/>
+                <w:szCs w:val="20"/>
+              </w:rPr>
+              <w:t xml:space="preserve">{{ </w:t>
+            </w:r>
+            <w:proofErr w:type="spellStart"/>
+            <w:r>
+              <w:rPr>
+                <w:sz w:val="20"/>
+                <w:szCs w:val="20"/>
+              </w:rPr>
+              <w:t>action.domain</w:t>
+            </w:r>
+            <w:proofErr w:type="spellEnd"/>
+            <w:r>
+              <w:rPr>
+                <w:sz w:val="20"/>
+                <w:szCs w:val="20"/>
+              </w:rPr>
+              <w:t xml:space="preserve"> }}</w:t>
+            </w:r>
+          </w:p>
+        </w:tc>
+        <w:tc>
+          <w:tcPr>
+            <w:tcW w:w="3741" w:type="dxa"/>
+          </w:tcPr>
+          <w:p>
+            <w:pPr>
+              <w:spacing w:before="100" w:beforeAutospacing="1" w:after="100" w:afterAutospacing="1"/>
+              <w:rPr>
+                <w:sz w:val="20"/>
+                <w:szCs w:val="20"/>
+              </w:rPr>
+            </w:pPr>
+            <w:r>
+              <w:rPr>
+                <w:sz w:val="20"/>
+                <w:szCs w:val="20"/>
+              </w:rPr>
+              <w:t xml:space="preserve">{{ action.sector_action }}{% endfor %}</w:t>
+            </w:r>
+            <w:proofErr w:type="spellStart"/>
+            <w:r>
+              <w:rPr>
+                <w:sz w:val="20"/>
+                <w:szCs w:val="20"/>
+              </w:rPr>
+              <w:t/>
+            </w:r>
+            <w:proofErr w:type="spellEnd"/>
+            <w:r>
+              <w:rPr>
+                <w:sz w:val="20"/>
+                <w:szCs w:val="20"/>
+              </w:rPr>
+              <w:t xml:space="preserve"/>
+            </w:r>
+            <w:r>
+              <w:rPr>
+                <w:sz w:val="20"/>
+                <w:szCs w:val="20"/>
+              </w:rPr>
+              <w:t xml:space="preserve"/>
+            </w:r>
+            <w:proofErr w:type="spellStart"/>
+            <w:r>
+              <w:rPr>
+                <w:sz w:val="20"/>
+                <w:szCs w:val="20"/>
+              </w:rPr>
+              <w:t/>
+            </w:r>
+            <w:proofErr w:type="spellEnd"/>
+            <w:r>
+              <w:rPr>
+                <w:sz w:val="20"/>
+                <w:szCs w:val="20"/>
+              </w:rPr>
+              <w:t xml:space="preserve"/>
+            </w:r>
+          </w:p>
+        </w:tc>
+      </w:tr>
+    </w:tbl>
+    <w:p>
+      <w:pPr>
+        <w:spacing w:before="100" w:beforeAutospacing="1" w:after="100" w:afterAutospacing="1" w:line="240" w:lineRule="auto"/>
+        <w:rPr>
+          <w:b/>
+          <w:bCs/>
+          <w:lang w:val="en-AU"/>
+        </w:rPr>
+      </w:pPr>
+      <w:r>
+        <w:rPr>
+          <w:b/>
+          <w:bCs/>
+          <w:lang w:val="en-AU"/>
+        </w:rPr>
+        <w:t xml:space="preserve">Action Narrative </w:t>
+      </w:r>
+    </w:p>
+    <w:p>
+      <w:pPr>
+        <w:spacing w:before="100" w:beforeAutospacing="1" w:after="100" w:afterAutospacing="1" w:line="240" w:lineRule="auto"/>
+        <w:rPr>
+          <w:lang w:val="en-AU"/>
+        </w:rPr>
+      </w:pPr>
+      <w:r>
+        <w:rPr>
+          <w:lang w:val="en-AU"/>
+        </w:rPr>
+        <w:t xml:space="preserve">{{ai.action_interpretation}}</w:t>
+      </w:r>
+      <w:proofErr w:type="spellStart"/>
+      <w:proofErr w:type="gramStart"/>
+      <w:r>
+        <w:rPr>
+          <w:lang w:val="en-AU"/>
+        </w:rPr>
+        <w:t/>
+      </w:r>
+      <w:proofErr w:type="gramEnd"/>
+      <w:r>
+        <w:rPr>
+          <w:lang w:val="en-AU"/>
+        </w:rPr>
+        <w:t/>
+      </w:r>
+      <w:proofErr w:type="spellEnd"/>
+      <w:r>
+        <w:rPr>
+          <w:lang w:val="en-AU"/>
+        </w:rPr>
+        <w:t/>
+      </w:r>
+    </w:p>
+    <w:p>
+      <w:pPr>
+        <w:spacing w:before="100" w:beforeAutospacing="1" w:after="100" w:afterAutospacing="1" w:line="240" w:lineRule="auto"/>
+      </w:pPr>
+    </w:p>
+    <w:p>
+      <w:pPr>
+        <w:pStyle w:val="Heading01"/>
+        <w:rPr>
+          <w:lang w:val="en-AU" w:eastAsia="en-AU"/>
+        </w:rPr>
+      </w:pPr>
+      <w:bookmarkStart w:id="5" w:name="_Toc218935192"/>
+      <w:r>
+        <w:rPr>
+          <w:lang w:val="en-AU" w:eastAsia="en-AU"/>
+        </w:rPr>
+        <w:t>Your Pathway Through the AM AI SAFE Framework</w:t>
+      </w:r>
+      <w:bookmarkEnd w:id="5"/>
+    </w:p>
+    <w:p>
+      <w:pPr>
+        <w:spacing w:before="100" w:beforeAutospacing="1" w:after="100" w:afterAutospacing="1" w:line="240" w:lineRule="auto"/>
+      </w:pPr>
+      <w:r>
+        <w:rPr>
+          <w:highlight w:val="yellow"/>
+        </w:rPr>
+        <w:t xml:space="preserve">AI awareness is the starting point of a broader, progressive journey. This section shows how your current results fit within the wider AM AI SAFE framework and outlines the logical next stages as </w:t>
+      </w:r>
+      <w:proofErr w:type="spellStart"/>
+      <w:r>
+        <w:rPr>
+          <w:highlight w:val="yellow"/>
+        </w:rPr>
+        <w:t>organisational</w:t>
+      </w:r>
+      <w:proofErr w:type="spellEnd"/>
+      <w:r>
+        <w:rPr>
+          <w:highlight w:val="yellow"/>
+        </w:rPr>
+        <w:t xml:space="preserve"> understanding and confidence grow. Progression is not mandatory or time-bound; instead, it is designed to align with your readiness, priorities, and appetite for deeper AI assessment and governance.</w:t>
+      </w:r>
+    </w:p>
+    <w:p>
+      <w:pPr>
+        <w:spacing w:before="100" w:beforeAutospacing="1" w:after="100" w:afterAutospacing="1" w:line="240" w:lineRule="auto"/>
+      </w:pPr>
+      <w:r>
+        <w:t>Based on your results and openness:</w:t>
+      </w:r>
+    </w:p>
+    <w:p>
+      <w:pPr>
+        <w:spacing w:before="100" w:beforeAutospacing="1" w:after="100" w:afterAutospacing="1" w:line="240" w:lineRule="auto"/>
+      </w:pPr>
+      <w:r>
+        <w:lastRenderedPageBreak/>
+        <w:t>[</w:t>
+      </w:r>
+      <w:r>
+        <w:rPr>
+          <w:rFonts w:ascii="Segoe UI Symbol" w:hAnsi="Segoe UI Symbol" w:cs="Segoe UI Symbol"/>
+          <w:b/>
+          <w:bCs/>
+          <w:color w:val="00B050"/>
+        </w:rPr>
+        <w:t>✓</w:t>
+      </w:r>
+      <w:r>
+        <w:t xml:space="preserve">] </w:t>
+      </w:r>
+      <w:r>
+        <w:rPr>
+          <w:b/>
+          <w:bCs/>
+        </w:rPr>
+        <w:t>AI Awareness &amp; Foundations Assessment (this report)</w:t>
+      </w:r>
+    </w:p>
+    <w:p>
+      <w:pPr>
+        <w:spacing w:before="100" w:beforeAutospacing="1" w:after="100" w:afterAutospacing="1" w:line="240" w:lineRule="auto"/>
+      </w:pPr>
+      <w:r>
+        <w:t xml:space="preserve">{% if </w:t>
+      </w:r>
+      <w:proofErr w:type="spellStart"/>
+      <w:r>
+        <w:t>overall.tier</w:t>
+      </w:r>
+      <w:proofErr w:type="spellEnd"/>
+      <w:r>
+        <w:t xml:space="preserve"> in ["Developing", "Established"] and </w:t>
+      </w:r>
+      <w:proofErr w:type="spellStart"/>
+      <w:r>
+        <w:t>openness_to_learning</w:t>
+      </w:r>
+      <w:proofErr w:type="spellEnd"/>
+      <w:r>
+        <w:t xml:space="preserve"> in ["Moderate", "High"] %}</w:t>
+      </w:r>
+    </w:p>
+    <w:p>
+      <w:pPr>
+        <w:spacing w:before="100" w:beforeAutospacing="1" w:after="100" w:afterAutospacing="1" w:line="240" w:lineRule="auto"/>
+      </w:pPr>
+      <w:r>
+        <w:t xml:space="preserve">[→] Recommended Next Step: </w:t>
+      </w:r>
+      <w:r>
+        <w:rPr>
+          <w:b/>
+          <w:bCs/>
+        </w:rPr>
+        <w:t>AI Readiness Assessment</w:t>
+      </w:r>
+      <w:r>
+        <w:t xml:space="preserve">  </w:t>
+      </w:r>
+    </w:p>
+    <w:p>
+      <w:pPr>
+        <w:spacing w:before="100" w:beforeAutospacing="1" w:after="100" w:afterAutospacing="1" w:line="240" w:lineRule="auto"/>
+      </w:pPr>
+      <w:r>
+        <w:t xml:space="preserve">This will help {{org_name}} identify concrete, low-risk AI use-cases and required safeguards.</w:t>
+      </w:r>
+      <w:r>
+        <w:rPr>
+          <w:b/>
+          <w:bCs/>
+        </w:rPr>
+        <w:t/>
+      </w:r>
+      <w:proofErr w:type="spellStart"/>
+      <w:r>
+        <w:rPr>
+          <w:b/>
+          <w:bCs/>
+        </w:rPr>
+        <w:t/>
+      </w:r>
+      <w:proofErr w:type="spellEnd"/>
+      <w:r>
+        <w:rPr>
+          <w:b/>
+          <w:bCs/>
+        </w:rPr>
+        <w:t/>
+      </w:r>
+      <w:r>
+        <w:t xml:space="preserve"/>
+      </w:r>
+    </w:p>
+    <w:p>
+      <w:pPr>
+        <w:spacing w:before="100" w:beforeAutospacing="1" w:after="100" w:afterAutospacing="1" w:line="240" w:lineRule="auto"/>
+      </w:pPr>
+      <w:r>
+        <w:t>{% endif %}</w:t>
+      </w:r>
+    </w:p>
+    <w:p>
+      <w:pPr>
+        <w:spacing w:before="100" w:beforeAutospacing="1" w:after="100" w:afterAutospacing="1" w:line="240" w:lineRule="auto"/>
+      </w:pPr>
+      <w:r>
+        <w:t xml:space="preserve">{% if </w:t>
+      </w:r>
+      <w:proofErr w:type="spellStart"/>
+      <w:r>
+        <w:t>overall.tier</w:t>
+      </w:r>
+      <w:proofErr w:type="spellEnd"/>
+      <w:r>
+        <w:t xml:space="preserve"> == "Established" %}</w:t>
+      </w:r>
+    </w:p>
+    <w:p>
+      <w:pPr>
+        <w:spacing w:before="100" w:beforeAutospacing="1" w:after="100" w:afterAutospacing="1" w:line="240" w:lineRule="auto"/>
+      </w:pPr>
+      <w:r>
+        <w:t xml:space="preserve">[Optional] </w:t>
+      </w:r>
+      <w:proofErr w:type="spellStart"/>
+      <w:r>
+        <w:rPr>
+          <w:b/>
+          <w:bCs/>
+        </w:rPr>
+        <w:t>Organisation</w:t>
+      </w:r>
+      <w:proofErr w:type="spellEnd"/>
+      <w:r>
+        <w:rPr>
+          <w:b/>
+          <w:bCs/>
+        </w:rPr>
+        <w:t>-wide AI Maturity</w:t>
+      </w:r>
+      <w:r>
+        <w:t xml:space="preserve"> and </w:t>
+      </w:r>
+      <w:r>
+        <w:rPr>
+          <w:b/>
+          <w:bCs/>
+        </w:rPr>
+        <w:t>AI System Maturity</w:t>
+      </w:r>
+      <w:r>
+        <w:t xml:space="preserve"> </w:t>
+      </w:r>
+      <w:r>
+        <w:t>a</w:t>
+      </w:r>
+      <w:r>
+        <w:t>ssessments can then be used to validate controls for specific high-impact AI systems.</w:t>
+      </w:r>
+    </w:p>
+    <w:p>
+      <w:pPr>
+        <w:spacing w:before="100" w:beforeAutospacing="1" w:after="100" w:afterAutospacing="1" w:line="240" w:lineRule="auto"/>
+      </w:pPr>
+      <w:r>
+        <w:t>{% endif %}</w:t>
+      </w:r>
+    </w:p>
+    <w:p>
+      <w:pPr>
+        <w:spacing w:before="100" w:beforeAutospacing="1" w:after="100" w:afterAutospacing="1" w:line="240" w:lineRule="auto"/>
+      </w:pPr>
+      <w:r>
+        <w:t xml:space="preserve">If you would like </w:t>
+      </w:r>
+      <w:proofErr w:type="gramStart"/>
+      <w:r>
+        <w:t>support</w:t>
+      </w:r>
+      <w:proofErr w:type="gramEnd"/>
+      <w:r>
+        <w:t xml:space="preserve"> translating this report into a simple action plan, internal briefing, or awareness campaign, this can be facilitated using the AM AI SAFE supporting tools and materials.</w:t>
+      </w:r>
+    </w:p>
+    <w:p>
+      <w:pPr>
+        <w:spacing w:before="100" w:beforeAutospacing="1" w:after="100" w:afterAutospacing="1" w:line="240" w:lineRule="auto"/>
+      </w:pPr>
+    </w:p>
+    <w:p>
+      <w:pPr>
+        <w:pStyle w:val="Heading01"/>
+        <w:rPr>
+          <w:lang w:val="en-AU" w:eastAsia="en-AU"/>
+        </w:rPr>
+      </w:pPr>
+      <w:bookmarkStart w:id="6" w:name="_Toc218935193"/>
+      <w:r>
+        <w:rPr>
+          <w:lang w:val="en-AU" w:eastAsia="en-AU"/>
+        </w:rPr>
+        <w:t>Appendix A – Detailed Responses (Optional)</w:t>
+      </w:r>
+      <w:bookmarkEnd w:id="6"/>
+    </w:p>
+    <w:p>
+      <w:pPr>
+        <w:spacing w:before="100" w:beforeAutospacing="1" w:after="100" w:afterAutospacing="1" w:line="240" w:lineRule="auto"/>
+      </w:pPr>
+      <w:r>
+        <w:rPr>
+          <w:highlight w:val="yellow"/>
+        </w:rPr>
+        <w:t>This appendix provides an optional, detailed view of individual responses submitted during the assessment. It is included for transparency, internal review, and future comparison purposes. While not required for understanding the overall results, this information can be useful when tracking changes over time or preparing for more detailed AI readiness or maturity assessments.</w:t>
+      </w:r>
+    </w:p>
+    <w:p>
+      <w:pPr>
+        <w:spacing w:before="100" w:beforeAutospacing="1" w:after="100" w:afterAutospacing="1" w:line="240" w:lineRule="auto"/>
+      </w:pPr>
+      <w:r>
+        <w:t xml:space="preserve">{% if </w:t>
+      </w:r>
+      <w:proofErr w:type="spellStart"/>
+      <w:r>
+        <w:t>show_detailed_responses</w:t>
+      </w:r>
+      <w:proofErr w:type="spellEnd"/>
+      <w:r>
+        <w:t xml:space="preserve"> %}</w:t>
+      </w:r>
+    </w:p>
+    <w:p>
+      <w:pPr>
+        <w:spacing w:before="100" w:beforeAutospacing="1" w:after="100" w:afterAutospacing="1" w:line="240" w:lineRule="auto"/>
+      </w:pPr>
+      <w:r>
+        <w:t>This section provides a question-by-question view of your responses for transparency and future comparison.</w:t>
+      </w:r>
+    </w:p>
+    <w:p>
+      <w:pPr>
+        <w:spacing w:before="100" w:beforeAutospacing="1" w:after="100" w:afterAutospacing="1" w:line="240" w:lineRule="auto"/>
+      </w:pPr>
+      <w:r>
+        <w:t>{% for q in questions %}</w:t>
+      </w:r>
+    </w:p>
+    <w:p>
+      <w:pPr>
+        <w:spacing w:before="100" w:beforeAutospacing="1" w:after="100" w:afterAutospacing="1" w:line="240" w:lineRule="auto"/>
+      </w:pPr>
+      <w:r>
+        <w:t xml:space="preserve">Q{{q.number }} – {{q.text }}</w:t>
+      </w:r>
+      <w:r>
+        <w:t/>
+      </w:r>
+      <w:proofErr w:type="spellStart"/>
+      <w:r>
+        <w:t/>
+      </w:r>
+      <w:proofErr w:type="spellEnd"/>
+      <w:r>
+        <w:t xml:space="preserve"/>
+      </w:r>
+      <w:r>
+        <w:t/>
+      </w:r>
+      <w:proofErr w:type="spellStart"/>
+      <w:r>
+        <w:t/>
+      </w:r>
+      <w:proofErr w:type="spellEnd"/>
+      <w:r>
+        <w:t xml:space="preserve"/>
+      </w:r>
+    </w:p>
+    <w:p>
+      <w:pPr>
+        <w:spacing w:before="100" w:beforeAutospacing="1" w:after="100" w:afterAutospacing="1" w:line="240" w:lineRule="auto"/>
+      </w:pPr>
+      <w:r>
+        <w:t xml:space="preserve">- Your response: {{q.selected_option_label}}</w:t>
+      </w:r>
+      <w:r>
+        <w:t/>
+      </w:r>
+      <w:proofErr w:type="spellStart"/>
+      <w:r>
+        <w:t/>
+      </w:r>
+      <w:proofErr w:type="spellEnd"/>
+      <w:r>
+        <w:t/>
+      </w:r>
+    </w:p>
+    <w:p>
+      <w:pPr>
+        <w:spacing w:before="100" w:beforeAutospacing="1" w:after="100" w:afterAutospacing="1" w:line="240" w:lineRule="auto"/>
+      </w:pPr>
+      <w:r>
+        <w:t xml:space="preserve">- Maturity level: {{q.maturity_level}}</w:t>
+      </w:r>
+      <w:r>
+        <w:t/>
+      </w:r>
+      <w:proofErr w:type="spellStart"/>
+      <w:r>
+        <w:t/>
+      </w:r>
+      <w:proofErr w:type="spellEnd"/>
+      <w:r>
+        <w:t/>
+      </w:r>
+    </w:p>
+    <w:p>
+      <w:pPr>
+        <w:spacing w:before="100" w:beforeAutospacing="1" w:after="100" w:afterAutospacing="1" w:line="240" w:lineRule="auto"/>
+      </w:pPr>
+      <w:r>
+        <w:t xml:space="preserve">{% if </w:t>
+      </w:r>
+      <w:proofErr w:type="spellStart"/>
+      <w:r>
+        <w:t>q.comment</w:t>
+      </w:r>
+      <w:proofErr w:type="spellEnd"/>
+      <w:r>
+        <w:t xml:space="preserve"> %}</w:t>
+      </w:r>
+    </w:p>
+    <w:p>
+      <w:pPr>
+        <w:spacing w:before="100" w:beforeAutospacing="1" w:after="100" w:afterAutospacing="1" w:line="240" w:lineRule="auto"/>
+      </w:pPr>
+      <w:r>
+        <w:t xml:space="preserve">- Comment: {{q.comment}}</w:t>
+      </w:r>
+      <w:r>
+        <w:t/>
+      </w:r>
+      <w:proofErr w:type="spellStart"/>
+      <w:r>
+        <w:t/>
+      </w:r>
+      <w:proofErr w:type="spellEnd"/>
+      <w:r>
+        <w:t/>
+      </w:r>
+    </w:p>
+    <w:p>
+      <w:pPr>
+        <w:spacing w:before="100" w:beforeAutospacing="1" w:after="100" w:afterAutospacing="1" w:line="240" w:lineRule="auto"/>
+      </w:pPr>
+      <w:r>
+        <w:lastRenderedPageBreak/>
+        <w:t>{% endif %}</w:t>
+      </w:r>
+    </w:p>
+    <w:p>
+      <w:pPr>
+        <w:spacing w:before="100" w:beforeAutospacing="1" w:after="100" w:afterAutospacing="1" w:line="240" w:lineRule="auto"/>
+      </w:pPr>
+      <w:r>
+        <w:t xml:space="preserve">{% endfor %}</w:t>
+      </w:r>
+      <w:proofErr w:type="spellStart"/>
+      <w:r>
+        <w:t/>
+      </w:r>
+      <w:proofErr w:type="spellEnd"/>
+      <w:r>
+        <w:t xml:space="preserve"/>
+      </w:r>
+    </w:p>
+    <w:p>
+      <w:pPr>
+        <w:spacing w:before="100" w:beforeAutospacing="1" w:after="100" w:afterAutospacing="1" w:line="240" w:lineRule="auto"/>
+        <w:rPr>
+          <w:rFonts w:cs="Arial"/>
+        </w:rPr>
+      </w:pPr>
+      <w:r>
+        <w:t>{% endif %}</w:t>
+      </w:r>
+    </w:p>
+    <w:sectPr>
+      <w:headerReference w:type="default" r:id="rId9"/>
+      <w:pgSz w:w="11906" w:h="16838" w:code="9"/>
+      <w:pgMar w:top="1440" w:right="1440" w:bottom="1440" w:left="1440" w:header="576" w:footer="720" w:gutter="0"/>
+      <w:cols w:space="720"/>
+      <w:titlePg/>
+      <w:docGrid w:linePitch="360"/>
+    </w:sectPr>
+  </w:body>
+</w:document>
 </file>
 
 <file path=word/endnotes.xml><?xml version="1.0" encoding="utf-8"?>
